--- a/docs/Orange_Innovation_Radar_Technical_Architecture.docx
+++ b/docs/Orange_Innovation_Radar_Technical_Architecture.docx
@@ -62,7 +62,7 @@
           <w:color w:val="1A1A1A"/>
           <w:sz w:val="22"/>
         </w:rPr>
-        <w:t>Two runtimes over one SQLite file. A batch discovery pipeline of thirteen stages writes; a read-mostly FastAPI service serves the read model and the built React bundle from the same origin. Nothing in the serving path imports the pipeline's heavy dependencies, no language model writes to the database unvalidated, and every stored number carries the inputs and the configuration version that produced it.</w:t>
+        <w:t>Two runtimes over one SQLite file. A batch discovery pipeline of thirteen stages writes; a read-mostly FastAPI service serves the read model and the built React bundle from the same origin, behind a session guard applied to the whole application rather than route by route. Nothing in the serving path imports the pipeline's heavy dependencies, no language model writes to the database unvalidated, and every stored number carries the inputs and the configuration version that produced it. Two subsystems sit beside the pipeline and do not belong to it: a portfolio optimiser that reads the read model and a collateral renderer that emits one description into five document formats.</w:t>
       </w:r>
     </w:p>
     <w:tbl>
@@ -173,7 +173,7 @@
                 <w:color w:val="1A1A1A"/>
                 <w:sz w:val="18"/>
               </w:rPr>
-              <w:t>1.1</w:t>
+              <w:t>1.2</w:t>
             </w:r>
           </w:p>
         </w:tc>
@@ -275,7 +275,7 @@
                 <w:color w:val="1A1A1A"/>
                 <w:sz w:val="18"/>
               </w:rPr>
-              <w:t>21 August 2026</w:t>
+              <w:t>24 August 2026</w:t>
             </w:r>
           </w:p>
         </w:tc>
@@ -678,6 +678,36 @@
           <w:color w:val="1A1A1A"/>
           <w:sz w:val="21"/>
         </w:rPr>
+        <w:t>9c  The Planner — optimiser, projection, report</w:t>
+      </w:r>
+    </w:p>
+    <w:p>
+      <w:pPr>
+        <w:spacing w:after="60"/>
+        <w:ind w:left="0"/>
+      </w:pPr>
+      <w:r>
+        <w:rPr>
+          <w:rFonts w:ascii="Calibri" w:hAnsi="Calibri"/>
+          <w:b/>
+          <w:color w:val="1A1A1A"/>
+          <w:sz w:val="21"/>
+        </w:rPr>
+        <w:t>9d  Pre-sales collateral rendering</w:t>
+      </w:r>
+    </w:p>
+    <w:p>
+      <w:pPr>
+        <w:spacing w:after="60"/>
+        <w:ind w:left="0"/>
+      </w:pPr>
+      <w:r>
+        <w:rPr>
+          <w:rFonts w:ascii="Calibri" w:hAnsi="Calibri"/>
+          <w:b/>
+          <w:color w:val="1A1A1A"/>
+          <w:sz w:val="21"/>
+        </w:rPr>
         <w:t>10  Data architecture</w:t>
       </w:r>
     </w:p>
@@ -799,6 +829,21 @@
           <w:sz w:val="21"/>
         </w:rPr>
         <w:t>16  Security, privacy and compliance</w:t>
+      </w:r>
+    </w:p>
+    <w:p>
+      <w:pPr>
+        <w:spacing w:after="60"/>
+        <w:ind w:left="454"/>
+      </w:pPr>
+      <w:r>
+        <w:rPr>
+          <w:rFonts w:ascii="Calibri" w:hAnsi="Calibri"/>
+          <w:b w:val="0"/>
+          <w:color w:val="5A5A5A"/>
+          <w:sz w:val="19"/>
+        </w:rPr>
+        <w:t>16.1  Access control  ·  16.2  Data protection  ·  16.3  Application security  ·  16.4  Deleting a space</w:t>
       </w:r>
     </w:p>
     <w:p>
@@ -2566,7 +2611,7 @@
                 <w:color w:val="1A1A1A"/>
                 <w:sz w:val="17"/>
               </w:rPr>
-              <w:t>Clustering</w:t>
+              <w:t>Optimisation</w:t>
             </w:r>
           </w:p>
         </w:tc>
@@ -2593,7 +2638,26 @@
                 <w:color w:val="1A1A1A"/>
                 <w:sz w:val="17"/>
               </w:rPr>
-              <w:t>scikit-learn</w:t>
+              <w:t>scipy (</w:t>
+            </w:r>
+            <w:r>
+              <w:rPr>
+                <w:rFonts w:ascii="Consolas" w:hAnsi="Consolas"/>
+                <w:i w:val="0"/>
+                <w:color w:val="A83E00"/>
+                <w:sz w:val="15"/>
+              </w:rPr>
+              <w:t>optimize.milp</w:t>
+            </w:r>
+            <w:r>
+              <w:rPr>
+                <w:rFonts w:ascii="Calibri" w:hAnsi="Calibri"/>
+                <w:b w:val="0"/>
+                <w:i w:val="0"/>
+                <w:color w:val="1A1A1A"/>
+                <w:sz w:val="17"/>
+              </w:rPr>
+              <w:t>, HiGHS)</w:t>
             </w:r>
           </w:p>
         </w:tc>
@@ -2620,7 +2684,7 @@
                 <w:color w:val="1A1A1A"/>
                 <w:sz w:val="17"/>
               </w:rPr>
-              <w:t>≥ 1.4</w:t>
+              <w:t>≥ 1.11</w:t>
             </w:r>
           </w:p>
         </w:tc>
@@ -2647,7 +2711,7 @@
                 <w:color w:val="1A1A1A"/>
                 <w:sz w:val="17"/>
               </w:rPr>
-              <w:t>Deterministic agglomerative clustering — no randomised initialisation, because reproducibility is a requirement</w:t>
+              <w:t>Portfolio selection is a mixed-integer program. Optional: a greedy fill runs when scipy is absent, and names every constraint it relaxed</w:t>
             </w:r>
           </w:p>
         </w:tc>
@@ -2675,7 +2739,7 @@
                 <w:color w:val="1A1A1A"/>
                 <w:sz w:val="17"/>
               </w:rPr>
-              <w:t>Embeddings</w:t>
+              <w:t>Clustering</w:t>
             </w:r>
           </w:p>
         </w:tc>
@@ -2701,7 +2765,7 @@
                 <w:color w:val="1A1A1A"/>
                 <w:sz w:val="17"/>
               </w:rPr>
-              <w:t>sentence-transformers, local</w:t>
+              <w:t>scikit-learn</w:t>
             </w:r>
           </w:p>
         </w:tc>
@@ -2727,7 +2791,7 @@
                 <w:color w:val="1A1A1A"/>
                 <w:sz w:val="17"/>
               </w:rPr>
-              <w:t>≥ 2.7</w:t>
+              <w:t>≥ 1.4</w:t>
             </w:r>
           </w:p>
         </w:tc>
@@ -2753,7 +2817,7 @@
                 <w:color w:val="1A1A1A"/>
                 <w:sz w:val="17"/>
               </w:rPr>
-              <w:t>Runs on the machine; keeps the sovereign deployment option open. TF-IDF fallback when unavailable</w:t>
+              <w:t>Deterministic agglomerative clustering — no randomised initialisation, because reproducibility is a requirement</w:t>
             </w:r>
           </w:p>
         </w:tc>
@@ -2782,7 +2846,7 @@
                 <w:color w:val="1A1A1A"/>
                 <w:sz w:val="17"/>
               </w:rPr>
-              <w:t>Model access</w:t>
+              <w:t>Embeddings</w:t>
             </w:r>
           </w:p>
         </w:tc>
@@ -2809,7 +2873,7 @@
                 <w:color w:val="1A1A1A"/>
                 <w:sz w:val="17"/>
               </w:rPr>
-              <w:t>OpenAI-compatible client</w:t>
+              <w:t>sentence-transformers, local</w:t>
             </w:r>
           </w:p>
         </w:tc>
@@ -2836,7 +2900,7 @@
                 <w:color w:val="1A1A1A"/>
                 <w:sz w:val="17"/>
               </w:rPr>
-              <w:t>≥ 1.40</w:t>
+              <w:t>≥ 2.7</w:t>
             </w:r>
           </w:p>
         </w:tc>
@@ -2863,7 +2927,7 @@
                 <w:color w:val="1A1A1A"/>
                 <w:sz w:val="17"/>
               </w:rPr>
-              <w:t>One interface for DeepSeek, OpenAI and Ollama alike</w:t>
+              <w:t>Runs on the machine; keeps the sovereign deployment option open. TF-IDF fallback when unavailable</w:t>
             </w:r>
           </w:p>
         </w:tc>
@@ -2891,7 +2955,7 @@
                 <w:color w:val="1A1A1A"/>
                 <w:sz w:val="17"/>
               </w:rPr>
-              <w:t>PDF rendering</w:t>
+              <w:t>Model access</w:t>
             </w:r>
           </w:p>
         </w:tc>
@@ -2917,7 +2981,7 @@
                 <w:color w:val="1A1A1A"/>
                 <w:sz w:val="17"/>
               </w:rPr>
-              <w:t>reportlab</w:t>
+              <w:t>OpenAI-compatible client</w:t>
             </w:r>
           </w:p>
         </w:tc>
@@ -2943,7 +3007,7 @@
                 <w:color w:val="1A1A1A"/>
                 <w:sz w:val="17"/>
               </w:rPr>
-              <w:t>≥ 4.0</w:t>
+              <w:t>≥ 1.40</w:t>
             </w:r>
           </w:p>
         </w:tc>
@@ -2969,7 +3033,7 @@
                 <w:color w:val="1A1A1A"/>
                 <w:sz w:val="17"/>
               </w:rPr>
-              <w:t>No browser dependency, which matters for a sovereign deployment</w:t>
+              <w:t>One interface for DeepSeek, OpenAI and Ollama alike</w:t>
             </w:r>
           </w:p>
         </w:tc>
@@ -2998,7 +3062,7 @@
                 <w:color w:val="1A1A1A"/>
                 <w:sz w:val="17"/>
               </w:rPr>
-              <w:t>Configuration</w:t>
+              <w:t>PDF rendering</w:t>
             </w:r>
           </w:p>
         </w:tc>
@@ -3025,7 +3089,7 @@
                 <w:color w:val="1A1A1A"/>
                 <w:sz w:val="17"/>
               </w:rPr>
-              <w:t>PyYAML + CSV</w:t>
+              <w:t>reportlab</w:t>
             </w:r>
           </w:p>
         </w:tc>
@@ -3052,7 +3116,7 @@
                 <w:color w:val="1A1A1A"/>
                 <w:sz w:val="17"/>
               </w:rPr>
-              <w:t>≥ 6.0</w:t>
+              <w:t>≥ 4.0</w:t>
             </w:r>
           </w:p>
         </w:tc>
@@ -3079,7 +3143,7 @@
                 <w:color w:val="1A1A1A"/>
                 <w:sz w:val="17"/>
               </w:rPr>
-              <w:t>Reviewable by someone who is not reading the code</w:t>
+              <w:t>No browser dependency, which matters for a sovereign deployment</w:t>
             </w:r>
           </w:p>
         </w:tc>
@@ -3107,7 +3171,7 @@
                 <w:color w:val="1A1A1A"/>
                 <w:sz w:val="17"/>
               </w:rPr>
-              <w:t>Validation</w:t>
+              <w:t>Office output</w:t>
             </w:r>
           </w:p>
         </w:tc>
@@ -3133,7 +3197,7 @@
                 <w:color w:val="1A1A1A"/>
                 <w:sz w:val="17"/>
               </w:rPr>
-              <w:t>pydantic</w:t>
+              <w:t>python-pptx · python-docx · odfpy</w:t>
             </w:r>
           </w:p>
         </w:tc>
@@ -3159,7 +3223,7 @@
                 <w:color w:val="1A1A1A"/>
                 <w:sz w:val="17"/>
               </w:rPr>
-              <w:t>≥ 2.6</w:t>
+              <w:t>≥ 0.6 / ≥ 1.1 / ≥ 1.4</w:t>
             </w:r>
           </w:p>
         </w:tc>
@@ -3185,7 +3249,7 @@
                 <w:color w:val="1A1A1A"/>
                 <w:sz w:val="17"/>
               </w:rPr>
-              <w:t>Request models on the write endpoints</w:t>
+              <w:t>Pre-sales collateral in the format its reader works in. PowerPoint charts are native shapes, not pictures</w:t>
             </w:r>
           </w:p>
         </w:tc>
@@ -3214,7 +3278,7 @@
                 <w:color w:val="1A1A1A"/>
                 <w:sz w:val="17"/>
               </w:rPr>
-              <w:t>Frontend</w:t>
+              <w:t>Password hashing</w:t>
             </w:r>
           </w:p>
         </w:tc>
@@ -3241,7 +3305,7 @@
                 <w:color w:val="1A1A1A"/>
                 <w:sz w:val="17"/>
               </w:rPr>
-              <w:t>React + Vite + TypeScript</w:t>
+              <w:t>hashlib.pbkdf2_hmac</w:t>
             </w:r>
           </w:p>
         </w:tc>
@@ -3268,7 +3332,7 @@
                 <w:color w:val="1A1A1A"/>
                 <w:sz w:val="17"/>
               </w:rPr>
-              <w:t>18.3 / 6.0 / 5.6</w:t>
+              <w:t>stdlib</w:t>
             </w:r>
           </w:p>
         </w:tc>
@@ -3295,7 +3359,7 @@
                 <w:color w:val="1A1A1A"/>
                 <w:sz w:val="17"/>
               </w:rPr>
-              <w:t>No chart library — the radar encoding is specific to this product and is hand-drawn SVG</w:t>
+              <w:t>Not the best KDF — the best one available with NO new dependency, which is what keeps the sovereign option cheap</w:t>
             </w:r>
           </w:p>
         </w:tc>
@@ -3323,6 +3387,329 @@
                 <w:color w:val="1A1A1A"/>
                 <w:sz w:val="17"/>
               </w:rPr>
+              <w:t>Configuration</w:t>
+            </w:r>
+          </w:p>
+        </w:tc>
+        <w:tc>
+          <w:tcPr>
+            <w:tcW w:type="dxa" w:w="2154"/>
+            <w:tcBorders>
+              <w:top w:val="single" w:sz="2" w:space="0" w:color="C8C8C8"/>
+              <w:left w:val="single" w:sz="2" w:space="0" w:color="C8C8C8"/>
+              <w:bottom w:val="single" w:sz="2" w:space="0" w:color="C8C8C8"/>
+              <w:right w:val="single" w:sz="2" w:space="0" w:color="C8C8C8"/>
+            </w:tcBorders>
+          </w:tcPr>
+          <w:p>
+            <w:pPr>
+              <w:spacing w:after="20" w:before="20"/>
+            </w:pPr>
+            <w:r>
+              <w:rPr>
+                <w:rFonts w:ascii="Calibri" w:hAnsi="Calibri"/>
+                <w:b w:val="0"/>
+                <w:i w:val="0"/>
+                <w:color w:val="1A1A1A"/>
+                <w:sz w:val="17"/>
+              </w:rPr>
+              <w:t>PyYAML + CSV</w:t>
+            </w:r>
+          </w:p>
+        </w:tc>
+        <w:tc>
+          <w:tcPr>
+            <w:tcW w:type="dxa" w:w="1474"/>
+            <w:tcBorders>
+              <w:top w:val="single" w:sz="2" w:space="0" w:color="C8C8C8"/>
+              <w:left w:val="single" w:sz="2" w:space="0" w:color="C8C8C8"/>
+              <w:bottom w:val="single" w:sz="2" w:space="0" w:color="C8C8C8"/>
+              <w:right w:val="single" w:sz="2" w:space="0" w:color="C8C8C8"/>
+            </w:tcBorders>
+          </w:tcPr>
+          <w:p>
+            <w:pPr>
+              <w:spacing w:after="20" w:before="20"/>
+            </w:pPr>
+            <w:r>
+              <w:rPr>
+                <w:rFonts w:ascii="Calibri" w:hAnsi="Calibri"/>
+                <w:b w:val="0"/>
+                <w:i w:val="0"/>
+                <w:color w:val="1A1A1A"/>
+                <w:sz w:val="17"/>
+              </w:rPr>
+              <w:t>≥ 6.0</w:t>
+            </w:r>
+          </w:p>
+        </w:tc>
+        <w:tc>
+          <w:tcPr>
+            <w:tcW w:type="dxa" w:w="3969"/>
+            <w:tcBorders>
+              <w:top w:val="single" w:sz="2" w:space="0" w:color="C8C8C8"/>
+              <w:left w:val="single" w:sz="2" w:space="0" w:color="C8C8C8"/>
+              <w:bottom w:val="single" w:sz="2" w:space="0" w:color="C8C8C8"/>
+              <w:right w:val="single" w:sz="2" w:space="0" w:color="C8C8C8"/>
+            </w:tcBorders>
+          </w:tcPr>
+          <w:p>
+            <w:pPr>
+              <w:spacing w:after="20" w:before="20"/>
+            </w:pPr>
+            <w:r>
+              <w:rPr>
+                <w:rFonts w:ascii="Calibri" w:hAnsi="Calibri"/>
+                <w:b w:val="0"/>
+                <w:i w:val="0"/>
+                <w:color w:val="1A1A1A"/>
+                <w:sz w:val="17"/>
+              </w:rPr>
+              <w:t>Reviewable by someone who is not reading the code</w:t>
+            </w:r>
+          </w:p>
+        </w:tc>
+      </w:tr>
+      <w:tr>
+        <w:tc>
+          <w:tcPr>
+            <w:tcW w:type="dxa" w:w="1814"/>
+            <w:shd w:val="clear" w:color="auto" w:fill="F2F2F2"/>
+            <w:tcBorders>
+              <w:top w:val="single" w:sz="2" w:space="0" w:color="C8C8C8"/>
+              <w:left w:val="single" w:sz="2" w:space="0" w:color="C8C8C8"/>
+              <w:bottom w:val="single" w:sz="2" w:space="0" w:color="C8C8C8"/>
+              <w:right w:val="single" w:sz="2" w:space="0" w:color="C8C8C8"/>
+            </w:tcBorders>
+          </w:tcPr>
+          <w:p>
+            <w:pPr>
+              <w:spacing w:after="20" w:before="20"/>
+            </w:pPr>
+            <w:r>
+              <w:rPr>
+                <w:rFonts w:ascii="Calibri" w:hAnsi="Calibri"/>
+                <w:b w:val="0"/>
+                <w:i w:val="0"/>
+                <w:color w:val="1A1A1A"/>
+                <w:sz w:val="17"/>
+              </w:rPr>
+              <w:t>Validation</w:t>
+            </w:r>
+          </w:p>
+        </w:tc>
+        <w:tc>
+          <w:tcPr>
+            <w:tcW w:type="dxa" w:w="2154"/>
+            <w:shd w:val="clear" w:color="auto" w:fill="F2F2F2"/>
+            <w:tcBorders>
+              <w:top w:val="single" w:sz="2" w:space="0" w:color="C8C8C8"/>
+              <w:left w:val="single" w:sz="2" w:space="0" w:color="C8C8C8"/>
+              <w:bottom w:val="single" w:sz="2" w:space="0" w:color="C8C8C8"/>
+              <w:right w:val="single" w:sz="2" w:space="0" w:color="C8C8C8"/>
+            </w:tcBorders>
+          </w:tcPr>
+          <w:p>
+            <w:pPr>
+              <w:spacing w:after="20" w:before="20"/>
+            </w:pPr>
+            <w:r>
+              <w:rPr>
+                <w:rFonts w:ascii="Calibri" w:hAnsi="Calibri"/>
+                <w:b w:val="0"/>
+                <w:i w:val="0"/>
+                <w:color w:val="1A1A1A"/>
+                <w:sz w:val="17"/>
+              </w:rPr>
+              <w:t>pydantic</w:t>
+            </w:r>
+          </w:p>
+        </w:tc>
+        <w:tc>
+          <w:tcPr>
+            <w:tcW w:type="dxa" w:w="1474"/>
+            <w:shd w:val="clear" w:color="auto" w:fill="F2F2F2"/>
+            <w:tcBorders>
+              <w:top w:val="single" w:sz="2" w:space="0" w:color="C8C8C8"/>
+              <w:left w:val="single" w:sz="2" w:space="0" w:color="C8C8C8"/>
+              <w:bottom w:val="single" w:sz="2" w:space="0" w:color="C8C8C8"/>
+              <w:right w:val="single" w:sz="2" w:space="0" w:color="C8C8C8"/>
+            </w:tcBorders>
+          </w:tcPr>
+          <w:p>
+            <w:pPr>
+              <w:spacing w:after="20" w:before="20"/>
+            </w:pPr>
+            <w:r>
+              <w:rPr>
+                <w:rFonts w:ascii="Calibri" w:hAnsi="Calibri"/>
+                <w:b w:val="0"/>
+                <w:i w:val="0"/>
+                <w:color w:val="1A1A1A"/>
+                <w:sz w:val="17"/>
+              </w:rPr>
+              <w:t>≥ 2.6</w:t>
+            </w:r>
+          </w:p>
+        </w:tc>
+        <w:tc>
+          <w:tcPr>
+            <w:tcW w:type="dxa" w:w="3969"/>
+            <w:shd w:val="clear" w:color="auto" w:fill="F2F2F2"/>
+            <w:tcBorders>
+              <w:top w:val="single" w:sz="2" w:space="0" w:color="C8C8C8"/>
+              <w:left w:val="single" w:sz="2" w:space="0" w:color="C8C8C8"/>
+              <w:bottom w:val="single" w:sz="2" w:space="0" w:color="C8C8C8"/>
+              <w:right w:val="single" w:sz="2" w:space="0" w:color="C8C8C8"/>
+            </w:tcBorders>
+          </w:tcPr>
+          <w:p>
+            <w:pPr>
+              <w:spacing w:after="20" w:before="20"/>
+            </w:pPr>
+            <w:r>
+              <w:rPr>
+                <w:rFonts w:ascii="Calibri" w:hAnsi="Calibri"/>
+                <w:b w:val="0"/>
+                <w:i w:val="0"/>
+                <w:color w:val="1A1A1A"/>
+                <w:sz w:val="17"/>
+              </w:rPr>
+              <w:t>Request models on the write endpoints</w:t>
+            </w:r>
+          </w:p>
+        </w:tc>
+      </w:tr>
+      <w:tr>
+        <w:tc>
+          <w:tcPr>
+            <w:tcW w:type="dxa" w:w="1814"/>
+            <w:tcBorders>
+              <w:top w:val="single" w:sz="2" w:space="0" w:color="C8C8C8"/>
+              <w:left w:val="single" w:sz="2" w:space="0" w:color="C8C8C8"/>
+              <w:bottom w:val="single" w:sz="2" w:space="0" w:color="C8C8C8"/>
+              <w:right w:val="single" w:sz="2" w:space="0" w:color="C8C8C8"/>
+            </w:tcBorders>
+          </w:tcPr>
+          <w:p>
+            <w:pPr>
+              <w:spacing w:after="20" w:before="20"/>
+            </w:pPr>
+            <w:r>
+              <w:rPr>
+                <w:rFonts w:ascii="Calibri" w:hAnsi="Calibri"/>
+                <w:b w:val="0"/>
+                <w:i w:val="0"/>
+                <w:color w:val="1A1A1A"/>
+                <w:sz w:val="17"/>
+              </w:rPr>
+              <w:t>Frontend</w:t>
+            </w:r>
+          </w:p>
+        </w:tc>
+        <w:tc>
+          <w:tcPr>
+            <w:tcW w:type="dxa" w:w="2154"/>
+            <w:tcBorders>
+              <w:top w:val="single" w:sz="2" w:space="0" w:color="C8C8C8"/>
+              <w:left w:val="single" w:sz="2" w:space="0" w:color="C8C8C8"/>
+              <w:bottom w:val="single" w:sz="2" w:space="0" w:color="C8C8C8"/>
+              <w:right w:val="single" w:sz="2" w:space="0" w:color="C8C8C8"/>
+            </w:tcBorders>
+          </w:tcPr>
+          <w:p>
+            <w:pPr>
+              <w:spacing w:after="20" w:before="20"/>
+            </w:pPr>
+            <w:r>
+              <w:rPr>
+                <w:rFonts w:ascii="Calibri" w:hAnsi="Calibri"/>
+                <w:b w:val="0"/>
+                <w:i w:val="0"/>
+                <w:color w:val="1A1A1A"/>
+                <w:sz w:val="17"/>
+              </w:rPr>
+              <w:t>React + Vite + TypeScript</w:t>
+            </w:r>
+          </w:p>
+        </w:tc>
+        <w:tc>
+          <w:tcPr>
+            <w:tcW w:type="dxa" w:w="1474"/>
+            <w:tcBorders>
+              <w:top w:val="single" w:sz="2" w:space="0" w:color="C8C8C8"/>
+              <w:left w:val="single" w:sz="2" w:space="0" w:color="C8C8C8"/>
+              <w:bottom w:val="single" w:sz="2" w:space="0" w:color="C8C8C8"/>
+              <w:right w:val="single" w:sz="2" w:space="0" w:color="C8C8C8"/>
+            </w:tcBorders>
+          </w:tcPr>
+          <w:p>
+            <w:pPr>
+              <w:spacing w:after="20" w:before="20"/>
+            </w:pPr>
+            <w:r>
+              <w:rPr>
+                <w:rFonts w:ascii="Calibri" w:hAnsi="Calibri"/>
+                <w:b w:val="0"/>
+                <w:i w:val="0"/>
+                <w:color w:val="1A1A1A"/>
+                <w:sz w:val="17"/>
+              </w:rPr>
+              <w:t>18.3 / 6.0 / 5.6</w:t>
+            </w:r>
+          </w:p>
+        </w:tc>
+        <w:tc>
+          <w:tcPr>
+            <w:tcW w:type="dxa" w:w="3969"/>
+            <w:tcBorders>
+              <w:top w:val="single" w:sz="2" w:space="0" w:color="C8C8C8"/>
+              <w:left w:val="single" w:sz="2" w:space="0" w:color="C8C8C8"/>
+              <w:bottom w:val="single" w:sz="2" w:space="0" w:color="C8C8C8"/>
+              <w:right w:val="single" w:sz="2" w:space="0" w:color="C8C8C8"/>
+            </w:tcBorders>
+          </w:tcPr>
+          <w:p>
+            <w:pPr>
+              <w:spacing w:after="20" w:before="20"/>
+            </w:pPr>
+            <w:r>
+              <w:rPr>
+                <w:rFonts w:ascii="Calibri" w:hAnsi="Calibri"/>
+                <w:b w:val="0"/>
+                <w:i w:val="0"/>
+                <w:color w:val="1A1A1A"/>
+                <w:sz w:val="17"/>
+              </w:rPr>
+              <w:t>No chart library — the radar encoding is specific to this product and is hand-drawn SVG</w:t>
+            </w:r>
+          </w:p>
+        </w:tc>
+      </w:tr>
+      <w:tr>
+        <w:tc>
+          <w:tcPr>
+            <w:tcW w:type="dxa" w:w="1814"/>
+            <w:shd w:val="clear" w:color="auto" w:fill="F2F2F2"/>
+            <w:tcBorders>
+              <w:top w:val="single" w:sz="2" w:space="0" w:color="C8C8C8"/>
+              <w:left w:val="single" w:sz="2" w:space="0" w:color="C8C8C8"/>
+              <w:bottom w:val="single" w:sz="2" w:space="0" w:color="C8C8C8"/>
+              <w:right w:val="single" w:sz="2" w:space="0" w:color="C8C8C8"/>
+            </w:tcBorders>
+          </w:tcPr>
+          <w:p>
+            <w:pPr>
+              <w:spacing w:after="20" w:before="20"/>
+            </w:pPr>
+            <w:r>
+              <w:rPr>
+                <w:rFonts w:ascii="Calibri" w:hAnsi="Calibri"/>
+                <w:b w:val="0"/>
+                <w:i w:val="0"/>
+                <w:color w:val="1A1A1A"/>
+                <w:sz w:val="17"/>
+              </w:rPr>
               <w:t>Tests</w:t>
             </w:r>
           </w:p>
@@ -3330,6 +3717,7 @@
         <w:tc>
           <w:tcPr>
             <w:tcW w:type="dxa" w:w="2154"/>
+            <w:shd w:val="clear" w:color="auto" w:fill="F2F2F2"/>
             <w:tcBorders>
               <w:top w:val="single" w:sz="2" w:space="0" w:color="C8C8C8"/>
               <w:left w:val="single" w:sz="2" w:space="0" w:color="C8C8C8"/>
@@ -3356,6 +3744,7 @@
         <w:tc>
           <w:tcPr>
             <w:tcW w:type="dxa" w:w="1474"/>
+            <w:shd w:val="clear" w:color="auto" w:fill="F2F2F2"/>
             <w:tcBorders>
               <w:top w:val="single" w:sz="2" w:space="0" w:color="C8C8C8"/>
               <w:left w:val="single" w:sz="2" w:space="0" w:color="C8C8C8"/>
@@ -3382,26 +3771,27 @@
         <w:tc>
           <w:tcPr>
             <w:tcW w:type="dxa" w:w="3969"/>
-            <w:tcBorders>
-              <w:top w:val="single" w:sz="2" w:space="0" w:color="C8C8C8"/>
-              <w:left w:val="single" w:sz="2" w:space="0" w:color="C8C8C8"/>
-              <w:bottom w:val="single" w:sz="2" w:space="0" w:color="C8C8C8"/>
-              <w:right w:val="single" w:sz="2" w:space="0" w:color="C8C8C8"/>
-            </w:tcBorders>
-          </w:tcPr>
-          <w:p>
-            <w:pPr>
-              <w:spacing w:after="20" w:before="20"/>
-            </w:pPr>
-            <w:r>
-              <w:rPr>
-                <w:rFonts w:ascii="Calibri" w:hAnsi="Calibri"/>
-                <w:b w:val="0"/>
-                <w:i w:val="0"/>
-                <w:color w:val="1A1A1A"/>
-                <w:sz w:val="17"/>
-              </w:rPr>
-              <w:t>167 tests; the model provider has a mock implementation so no test needs a network</w:t>
+            <w:shd w:val="clear" w:color="auto" w:fill="F2F2F2"/>
+            <w:tcBorders>
+              <w:top w:val="single" w:sz="2" w:space="0" w:color="C8C8C8"/>
+              <w:left w:val="single" w:sz="2" w:space="0" w:color="C8C8C8"/>
+              <w:bottom w:val="single" w:sz="2" w:space="0" w:color="C8C8C8"/>
+              <w:right w:val="single" w:sz="2" w:space="0" w:color="C8C8C8"/>
+            </w:tcBorders>
+          </w:tcPr>
+          <w:p>
+            <w:pPr>
+              <w:spacing w:after="20" w:before="20"/>
+            </w:pPr>
+            <w:r>
+              <w:rPr>
+                <w:rFonts w:ascii="Calibri" w:hAnsi="Calibri"/>
+                <w:b w:val="0"/>
+                <w:i w:val="0"/>
+                <w:color w:val="1A1A1A"/>
+                <w:sz w:val="17"/>
+              </w:rPr>
+              <w:t>475 tests; the model provider has a mock implementation so no test needs a network</w:t>
             </w:r>
           </w:p>
         </w:tc>
@@ -5270,7 +5660,7 @@
                 <w:color w:val="A83E00"/>
                 <w:sz w:val="15"/>
               </w:rPr>
-              <w:t>api.py</w:t>
+              <w:t>auth.py</w:t>
             </w:r>
           </w:p>
         </w:tc>
@@ -5297,7 +5687,7 @@
                 <w:color w:val="1A1A1A"/>
                 <w:sz w:val="17"/>
               </w:rPr>
-              <w:t>1,196</w:t>
+              <w:t>484</w:t>
             </w:r>
           </w:p>
         </w:tc>
@@ -5324,7 +5714,7 @@
                 <w:color w:val="1A1A1A"/>
                 <w:sz w:val="17"/>
               </w:rPr>
-              <w:t>FastAPI application, 46 endpoints, static mount for the built frontend</w:t>
+              <w:t>Sign-in, sessions, PBKDF2 verifiers, the application-level guard and account management</w:t>
             </w:r>
           </w:p>
         </w:tc>
@@ -5351,6 +5741,688 @@
                 <w:color w:val="A83E00"/>
                 <w:sz w:val="15"/>
               </w:rPr>
+              <w:t>scoping.py</w:t>
+            </w:r>
+          </w:p>
+        </w:tc>
+        <w:tc>
+          <w:tcPr>
+            <w:tcW w:type="dxa" w:w="794"/>
+            <w:tcBorders>
+              <w:top w:val="single" w:sz="2" w:space="0" w:color="C8C8C8"/>
+              <w:left w:val="single" w:sz="2" w:space="0" w:color="C8C8C8"/>
+              <w:bottom w:val="single" w:sz="2" w:space="0" w:color="C8C8C8"/>
+              <w:right w:val="single" w:sz="2" w:space="0" w:color="C8C8C8"/>
+            </w:tcBorders>
+          </w:tcPr>
+          <w:p>
+            <w:pPr>
+              <w:spacing w:after="20" w:before="20"/>
+            </w:pPr>
+            <w:r>
+              <w:rPr>
+                <w:rFonts w:ascii="Calibri" w:hAnsi="Calibri"/>
+                <w:b w:val="0"/>
+                <w:i w:val="0"/>
+                <w:color w:val="1A1A1A"/>
+                <w:sz w:val="17"/>
+              </w:rPr>
+              <w:t>661</w:t>
+            </w:r>
+          </w:p>
+        </w:tc>
+        <w:tc>
+          <w:tcPr>
+            <w:tcW w:type="dxa" w:w="6576"/>
+            <w:tcBorders>
+              <w:top w:val="single" w:sz="2" w:space="0" w:color="C8C8C8"/>
+              <w:left w:val="single" w:sz="2" w:space="0" w:color="C8C8C8"/>
+              <w:bottom w:val="single" w:sz="2" w:space="0" w:color="C8C8C8"/>
+              <w:right w:val="single" w:sz="2" w:space="0" w:color="C8C8C8"/>
+            </w:tcBorders>
+          </w:tcPr>
+          <w:p>
+            <w:pPr>
+              <w:spacing w:after="20" w:before="20"/>
+            </w:pPr>
+            <w:r>
+              <w:rPr>
+                <w:rFonts w:ascii="Calibri" w:hAnsi="Calibri"/>
+                <w:b w:val="0"/>
+                <w:i w:val="0"/>
+                <w:color w:val="1A1A1A"/>
+                <w:sz w:val="17"/>
+              </w:rPr>
+              <w:t>The Generate screen's scoping conversation — retrieval per turn, and the gate that decides whether a proposed brief is runnable</w:t>
+            </w:r>
+          </w:p>
+        </w:tc>
+      </w:tr>
+      <w:tr>
+        <w:tc>
+          <w:tcPr>
+            <w:tcW w:type="dxa" w:w="2041"/>
+            <w:shd w:val="clear" w:color="auto" w:fill="F2F2F2"/>
+            <w:tcBorders>
+              <w:top w:val="single" w:sz="2" w:space="0" w:color="C8C8C8"/>
+              <w:left w:val="single" w:sz="2" w:space="0" w:color="C8C8C8"/>
+              <w:bottom w:val="single" w:sz="2" w:space="0" w:color="C8C8C8"/>
+              <w:right w:val="single" w:sz="2" w:space="0" w:color="C8C8C8"/>
+            </w:tcBorders>
+          </w:tcPr>
+          <w:p>
+            <w:pPr>
+              <w:spacing w:after="20" w:before="20"/>
+            </w:pPr>
+            <w:r>
+              <w:rPr>
+                <w:rFonts w:ascii="Consolas" w:hAnsi="Consolas"/>
+                <w:i w:val="0"/>
+                <w:color w:val="A83E00"/>
+                <w:sz w:val="15"/>
+              </w:rPr>
+              <w:t>planner.py</w:t>
+            </w:r>
+          </w:p>
+        </w:tc>
+        <w:tc>
+          <w:tcPr>
+            <w:tcW w:type="dxa" w:w="794"/>
+            <w:shd w:val="clear" w:color="auto" w:fill="F2F2F2"/>
+            <w:tcBorders>
+              <w:top w:val="single" w:sz="2" w:space="0" w:color="C8C8C8"/>
+              <w:left w:val="single" w:sz="2" w:space="0" w:color="C8C8C8"/>
+              <w:bottom w:val="single" w:sz="2" w:space="0" w:color="C8C8C8"/>
+              <w:right w:val="single" w:sz="2" w:space="0" w:color="C8C8C8"/>
+            </w:tcBorders>
+          </w:tcPr>
+          <w:p>
+            <w:pPr>
+              <w:spacing w:after="20" w:before="20"/>
+            </w:pPr>
+            <w:r>
+              <w:rPr>
+                <w:rFonts w:ascii="Calibri" w:hAnsi="Calibri"/>
+                <w:b w:val="0"/>
+                <w:i w:val="0"/>
+                <w:color w:val="1A1A1A"/>
+                <w:sz w:val="17"/>
+              </w:rPr>
+              <w:t>1,274</w:t>
+            </w:r>
+          </w:p>
+        </w:tc>
+        <w:tc>
+          <w:tcPr>
+            <w:tcW w:type="dxa" w:w="6576"/>
+            <w:shd w:val="clear" w:color="auto" w:fill="F2F2F2"/>
+            <w:tcBorders>
+              <w:top w:val="single" w:sz="2" w:space="0" w:color="C8C8C8"/>
+              <w:left w:val="single" w:sz="2" w:space="0" w:color="C8C8C8"/>
+              <w:bottom w:val="single" w:sz="2" w:space="0" w:color="C8C8C8"/>
+              <w:right w:val="single" w:sz="2" w:space="0" w:color="C8C8C8"/>
+            </w:tcBorders>
+          </w:tcPr>
+          <w:p>
+            <w:pPr>
+              <w:spacing w:after="20" w:before="20"/>
+            </w:pPr>
+            <w:r>
+              <w:rPr>
+                <w:rFonts w:ascii="Calibri" w:hAnsi="Calibri"/>
+                <w:b w:val="0"/>
+                <w:i w:val="0"/>
+                <w:color w:val="1A1A1A"/>
+                <w:sz w:val="17"/>
+              </w:rPr>
+              <w:t>Portfolio selection under constraints, the committed-set scheduler, the five-year projection, the flags and the narrative</w:t>
+            </w:r>
+          </w:p>
+        </w:tc>
+      </w:tr>
+      <w:tr>
+        <w:tc>
+          <w:tcPr>
+            <w:tcW w:type="dxa" w:w="2041"/>
+            <w:tcBorders>
+              <w:top w:val="single" w:sz="2" w:space="0" w:color="C8C8C8"/>
+              <w:left w:val="single" w:sz="2" w:space="0" w:color="C8C8C8"/>
+              <w:bottom w:val="single" w:sz="2" w:space="0" w:color="C8C8C8"/>
+              <w:right w:val="single" w:sz="2" w:space="0" w:color="C8C8C8"/>
+            </w:tcBorders>
+          </w:tcPr>
+          <w:p>
+            <w:pPr>
+              <w:spacing w:after="20" w:before="20"/>
+            </w:pPr>
+            <w:r>
+              <w:rPr>
+                <w:rFonts w:ascii="Consolas" w:hAnsi="Consolas"/>
+                <w:i w:val="0"/>
+                <w:color w:val="A83E00"/>
+                <w:sz w:val="15"/>
+              </w:rPr>
+              <w:t>plan_report.py</w:t>
+            </w:r>
+          </w:p>
+        </w:tc>
+        <w:tc>
+          <w:tcPr>
+            <w:tcW w:type="dxa" w:w="794"/>
+            <w:tcBorders>
+              <w:top w:val="single" w:sz="2" w:space="0" w:color="C8C8C8"/>
+              <w:left w:val="single" w:sz="2" w:space="0" w:color="C8C8C8"/>
+              <w:bottom w:val="single" w:sz="2" w:space="0" w:color="C8C8C8"/>
+              <w:right w:val="single" w:sz="2" w:space="0" w:color="C8C8C8"/>
+            </w:tcBorders>
+          </w:tcPr>
+          <w:p>
+            <w:pPr>
+              <w:spacing w:after="20" w:before="20"/>
+            </w:pPr>
+            <w:r>
+              <w:rPr>
+                <w:rFonts w:ascii="Calibri" w:hAnsi="Calibri"/>
+                <w:b w:val="0"/>
+                <w:i w:val="0"/>
+                <w:color w:val="1A1A1A"/>
+                <w:sz w:val="17"/>
+              </w:rPr>
+              <w:t>837</w:t>
+            </w:r>
+          </w:p>
+        </w:tc>
+        <w:tc>
+          <w:tcPr>
+            <w:tcW w:type="dxa" w:w="6576"/>
+            <w:tcBorders>
+              <w:top w:val="single" w:sz="2" w:space="0" w:color="C8C8C8"/>
+              <w:left w:val="single" w:sz="2" w:space="0" w:color="C8C8C8"/>
+              <w:bottom w:val="single" w:sz="2" w:space="0" w:color="C8C8C8"/>
+              <w:right w:val="single" w:sz="2" w:space="0" w:color="C8C8C8"/>
+            </w:tcBorders>
+          </w:tcPr>
+          <w:p>
+            <w:pPr>
+              <w:spacing w:after="20" w:before="20"/>
+            </w:pPr>
+            <w:r>
+              <w:rPr>
+                <w:rFonts w:ascii="Calibri" w:hAnsi="Calibri"/>
+                <w:b w:val="0"/>
+                <w:i w:val="0"/>
+                <w:color w:val="1A1A1A"/>
+                <w:sz w:val="17"/>
+              </w:rPr>
+              <w:t>The plan as a six-part PDF, charts drawn with exact geometry</w:t>
+            </w:r>
+          </w:p>
+        </w:tc>
+      </w:tr>
+      <w:tr>
+        <w:tc>
+          <w:tcPr>
+            <w:tcW w:type="dxa" w:w="2041"/>
+            <w:shd w:val="clear" w:color="auto" w:fill="F2F2F2"/>
+            <w:tcBorders>
+              <w:top w:val="single" w:sz="2" w:space="0" w:color="C8C8C8"/>
+              <w:left w:val="single" w:sz="2" w:space="0" w:color="C8C8C8"/>
+              <w:bottom w:val="single" w:sz="2" w:space="0" w:color="C8C8C8"/>
+              <w:right w:val="single" w:sz="2" w:space="0" w:color="C8C8C8"/>
+            </w:tcBorders>
+          </w:tcPr>
+          <w:p>
+            <w:pPr>
+              <w:spacing w:after="20" w:before="20"/>
+            </w:pPr>
+            <w:r>
+              <w:rPr>
+                <w:rFonts w:ascii="Consolas" w:hAnsi="Consolas"/>
+                <w:i w:val="0"/>
+                <w:color w:val="A83E00"/>
+                <w:sz w:val="15"/>
+              </w:rPr>
+              <w:t>presales/</w:t>
+            </w:r>
+          </w:p>
+        </w:tc>
+        <w:tc>
+          <w:tcPr>
+            <w:tcW w:type="dxa" w:w="794"/>
+            <w:shd w:val="clear" w:color="auto" w:fill="F2F2F2"/>
+            <w:tcBorders>
+              <w:top w:val="single" w:sz="2" w:space="0" w:color="C8C8C8"/>
+              <w:left w:val="single" w:sz="2" w:space="0" w:color="C8C8C8"/>
+              <w:bottom w:val="single" w:sz="2" w:space="0" w:color="C8C8C8"/>
+              <w:right w:val="single" w:sz="2" w:space="0" w:color="C8C8C8"/>
+            </w:tcBorders>
+          </w:tcPr>
+          <w:p>
+            <w:pPr>
+              <w:spacing w:after="20" w:before="20"/>
+            </w:pPr>
+            <w:r>
+              <w:rPr>
+                <w:rFonts w:ascii="Calibri" w:hAnsi="Calibri"/>
+                <w:b w:val="0"/>
+                <w:i w:val="0"/>
+                <w:color w:val="1A1A1A"/>
+                <w:sz w:val="17"/>
+              </w:rPr>
+              <w:t>5,315</w:t>
+            </w:r>
+          </w:p>
+        </w:tc>
+        <w:tc>
+          <w:tcPr>
+            <w:tcW w:type="dxa" w:w="6576"/>
+            <w:shd w:val="clear" w:color="auto" w:fill="F2F2F2"/>
+            <w:tcBorders>
+              <w:top w:val="single" w:sz="2" w:space="0" w:color="C8C8C8"/>
+              <w:left w:val="single" w:sz="2" w:space="0" w:color="C8C8C8"/>
+              <w:bottom w:val="single" w:sz="2" w:space="0" w:color="C8C8C8"/>
+              <w:right w:val="single" w:sz="2" w:space="0" w:color="C8C8C8"/>
+            </w:tcBorders>
+          </w:tcPr>
+          <w:p>
+            <w:pPr>
+              <w:spacing w:after="20" w:before="20"/>
+            </w:pPr>
+            <w:r>
+              <w:rPr>
+                <w:rFonts w:ascii="Consolas" w:hAnsi="Consolas"/>
+                <w:i w:val="0"/>
+                <w:color w:val="A83E00"/>
+                <w:sz w:val="15"/>
+              </w:rPr>
+              <w:t>catalogue</w:t>
+            </w:r>
+            <w:r>
+              <w:rPr>
+                <w:rFonts w:ascii="Calibri" w:hAnsi="Calibri"/>
+                <w:b w:val="0"/>
+                <w:i w:val="0"/>
+                <w:color w:val="1A1A1A"/>
+                <w:sz w:val="17"/>
+              </w:rPr>
+              <w:t xml:space="preserve"> · </w:t>
+            </w:r>
+            <w:r>
+              <w:rPr>
+                <w:rFonts w:ascii="Consolas" w:hAnsi="Consolas"/>
+                <w:i w:val="0"/>
+                <w:color w:val="A83E00"/>
+                <w:sz w:val="15"/>
+              </w:rPr>
+              <w:t>context</w:t>
+            </w:r>
+            <w:r>
+              <w:rPr>
+                <w:rFonts w:ascii="Calibri" w:hAnsi="Calibri"/>
+                <w:b w:val="0"/>
+                <w:i w:val="0"/>
+                <w:color w:val="1A1A1A"/>
+                <w:sz w:val="17"/>
+              </w:rPr>
+              <w:t xml:space="preserve"> · </w:t>
+            </w:r>
+            <w:r>
+              <w:rPr>
+                <w:rFonts w:ascii="Consolas" w:hAnsi="Consolas"/>
+                <w:i w:val="0"/>
+                <w:color w:val="A83E00"/>
+                <w:sz w:val="15"/>
+              </w:rPr>
+              <w:t>builder</w:t>
+            </w:r>
+            <w:r>
+              <w:rPr>
+                <w:rFonts w:ascii="Calibri" w:hAnsi="Calibri"/>
+                <w:b w:val="0"/>
+                <w:i w:val="0"/>
+                <w:color w:val="1A1A1A"/>
+                <w:sz w:val="17"/>
+              </w:rPr>
+              <w:t xml:space="preserve"> · </w:t>
+            </w:r>
+            <w:r>
+              <w:rPr>
+                <w:rFonts w:ascii="Consolas" w:hAnsi="Consolas"/>
+                <w:i w:val="0"/>
+                <w:color w:val="A83E00"/>
+                <w:sz w:val="15"/>
+              </w:rPr>
+              <w:t>research</w:t>
+            </w:r>
+            <w:r>
+              <w:rPr>
+                <w:rFonts w:ascii="Calibri" w:hAnsi="Calibri"/>
+                <w:b w:val="0"/>
+                <w:i w:val="0"/>
+                <w:color w:val="1A1A1A"/>
+                <w:sz w:val="17"/>
+              </w:rPr>
+              <w:t xml:space="preserve"> · </w:t>
+            </w:r>
+            <w:r>
+              <w:rPr>
+                <w:rFonts w:ascii="Consolas" w:hAnsi="Consolas"/>
+                <w:i w:val="0"/>
+                <w:color w:val="A83E00"/>
+                <w:sz w:val="15"/>
+              </w:rPr>
+              <w:t>content</w:t>
+            </w:r>
+            <w:r>
+              <w:rPr>
+                <w:rFonts w:ascii="Calibri" w:hAnsi="Calibri"/>
+                <w:b w:val="0"/>
+                <w:i w:val="0"/>
+                <w:color w:val="1A1A1A"/>
+                <w:sz w:val="17"/>
+              </w:rPr>
+              <w:t xml:space="preserve"> · </w:t>
+            </w:r>
+            <w:r>
+              <w:rPr>
+                <w:rFonts w:ascii="Consolas" w:hAnsi="Consolas"/>
+                <w:i w:val="0"/>
+                <w:color w:val="A83E00"/>
+                <w:sz w:val="15"/>
+              </w:rPr>
+              <w:t>blocks</w:t>
+            </w:r>
+            <w:r>
+              <w:rPr>
+                <w:rFonts w:ascii="Calibri" w:hAnsi="Calibri"/>
+                <w:b w:val="0"/>
+                <w:i w:val="0"/>
+                <w:color w:val="1A1A1A"/>
+                <w:sz w:val="17"/>
+              </w:rPr>
+              <w:t xml:space="preserve"> · </w:t>
+            </w:r>
+            <w:r>
+              <w:rPr>
+                <w:rFonts w:ascii="Consolas" w:hAnsi="Consolas"/>
+                <w:i w:val="0"/>
+                <w:color w:val="A83E00"/>
+                <w:sz w:val="15"/>
+              </w:rPr>
+              <w:t>documents</w:t>
+            </w:r>
+            <w:r>
+              <w:rPr>
+                <w:rFonts w:ascii="Calibri" w:hAnsi="Calibri"/>
+                <w:b w:val="0"/>
+                <w:i w:val="0"/>
+                <w:color w:val="1A1A1A"/>
+                <w:sz w:val="17"/>
+              </w:rPr>
+              <w:t xml:space="preserve"> · </w:t>
+            </w:r>
+            <w:r>
+              <w:rPr>
+                <w:rFonts w:ascii="Consolas" w:hAnsi="Consolas"/>
+                <w:i w:val="0"/>
+                <w:color w:val="A83E00"/>
+                <w:sz w:val="15"/>
+              </w:rPr>
+              <w:t>decks</w:t>
+            </w:r>
+            <w:r>
+              <w:rPr>
+                <w:rFonts w:ascii="Calibri" w:hAnsi="Calibri"/>
+                <w:b w:val="0"/>
+                <w:i w:val="0"/>
+                <w:color w:val="1A1A1A"/>
+                <w:sz w:val="17"/>
+              </w:rPr>
+              <w:t xml:space="preserve"> · </w:t>
+            </w:r>
+            <w:r>
+              <w:rPr>
+                <w:rFonts w:ascii="Consolas" w:hAnsi="Consolas"/>
+                <w:i w:val="0"/>
+                <w:color w:val="A83E00"/>
+                <w:sz w:val="15"/>
+              </w:rPr>
+              <w:t>emitters</w:t>
+            </w:r>
+            <w:r>
+              <w:rPr>
+                <w:rFonts w:ascii="Calibri" w:hAnsi="Calibri"/>
+                <w:b w:val="0"/>
+                <w:i w:val="0"/>
+                <w:color w:val="1A1A1A"/>
+                <w:sz w:val="17"/>
+              </w:rPr>
+              <w:t xml:space="preserve"> · </w:t>
+            </w:r>
+            <w:r>
+              <w:rPr>
+                <w:rFonts w:ascii="Consolas" w:hAnsi="Consolas"/>
+                <w:i w:val="0"/>
+                <w:color w:val="A83E00"/>
+                <w:sz w:val="15"/>
+              </w:rPr>
+              <w:t>charts</w:t>
+            </w:r>
+            <w:r>
+              <w:rPr>
+                <w:rFonts w:ascii="Calibri" w:hAnsi="Calibri"/>
+                <w:b w:val="0"/>
+                <w:i w:val="0"/>
+                <w:color w:val="1A1A1A"/>
+                <w:sz w:val="17"/>
+              </w:rPr>
+              <w:t xml:space="preserve"> · </w:t>
+            </w:r>
+            <w:r>
+              <w:rPr>
+                <w:rFonts w:ascii="Consolas" w:hAnsi="Consolas"/>
+                <w:i w:val="0"/>
+                <w:color w:val="A83E00"/>
+                <w:sz w:val="15"/>
+              </w:rPr>
+              <w:t>office</w:t>
+            </w:r>
+            <w:r>
+              <w:rPr>
+                <w:rFonts w:ascii="Calibri" w:hAnsi="Calibri"/>
+                <w:b w:val="0"/>
+                <w:i w:val="0"/>
+                <w:color w:val="1A1A1A"/>
+                <w:sz w:val="17"/>
+              </w:rPr>
+              <w:t xml:space="preserve"> — twelve artefacts described once and emitted in five formats</w:t>
+            </w:r>
+          </w:p>
+        </w:tc>
+      </w:tr>
+      <w:tr>
+        <w:tc>
+          <w:tcPr>
+            <w:tcW w:type="dxa" w:w="2041"/>
+            <w:tcBorders>
+              <w:top w:val="single" w:sz="2" w:space="0" w:color="C8C8C8"/>
+              <w:left w:val="single" w:sz="2" w:space="0" w:color="C8C8C8"/>
+              <w:bottom w:val="single" w:sz="2" w:space="0" w:color="C8C8C8"/>
+              <w:right w:val="single" w:sz="2" w:space="0" w:color="C8C8C8"/>
+            </w:tcBorders>
+          </w:tcPr>
+          <w:p>
+            <w:pPr>
+              <w:spacing w:after="20" w:before="20"/>
+            </w:pPr>
+            <w:r>
+              <w:rPr>
+                <w:rFonts w:ascii="Consolas" w:hAnsi="Consolas"/>
+                <w:i w:val="0"/>
+                <w:color w:val="A83E00"/>
+                <w:sz w:val="15"/>
+              </w:rPr>
+              <w:t>deletion.py</w:t>
+            </w:r>
+          </w:p>
+        </w:tc>
+        <w:tc>
+          <w:tcPr>
+            <w:tcW w:type="dxa" w:w="794"/>
+            <w:tcBorders>
+              <w:top w:val="single" w:sz="2" w:space="0" w:color="C8C8C8"/>
+              <w:left w:val="single" w:sz="2" w:space="0" w:color="C8C8C8"/>
+              <w:bottom w:val="single" w:sz="2" w:space="0" w:color="C8C8C8"/>
+              <w:right w:val="single" w:sz="2" w:space="0" w:color="C8C8C8"/>
+            </w:tcBorders>
+          </w:tcPr>
+          <w:p>
+            <w:pPr>
+              <w:spacing w:after="20" w:before="20"/>
+            </w:pPr>
+            <w:r>
+              <w:rPr>
+                <w:rFonts w:ascii="Calibri" w:hAnsi="Calibri"/>
+                <w:b w:val="0"/>
+                <w:i w:val="0"/>
+                <w:color w:val="1A1A1A"/>
+                <w:sz w:val="17"/>
+              </w:rPr>
+              <w:t>299</w:t>
+            </w:r>
+          </w:p>
+        </w:tc>
+        <w:tc>
+          <w:tcPr>
+            <w:tcW w:type="dxa" w:w="6576"/>
+            <w:tcBorders>
+              <w:top w:val="single" w:sz="2" w:space="0" w:color="C8C8C8"/>
+              <w:left w:val="single" w:sz="2" w:space="0" w:color="C8C8C8"/>
+              <w:bottom w:val="single" w:sz="2" w:space="0" w:color="C8C8C8"/>
+              <w:right w:val="single" w:sz="2" w:space="0" w:color="C8C8C8"/>
+            </w:tcBorders>
+          </w:tcPr>
+          <w:p>
+            <w:pPr>
+              <w:spacing w:after="20" w:before="20"/>
+            </w:pPr>
+            <w:r>
+              <w:rPr>
+                <w:rFonts w:ascii="Calibri" w:hAnsi="Calibri"/>
+                <w:b w:val="0"/>
+                <w:i w:val="0"/>
+                <w:color w:val="1A1A1A"/>
+                <w:sz w:val="17"/>
+              </w:rPr>
+              <w:t>What a delete takes with it, reported before it is taken and again afterwards</w:t>
+            </w:r>
+          </w:p>
+        </w:tc>
+      </w:tr>
+      <w:tr>
+        <w:tc>
+          <w:tcPr>
+            <w:tcW w:type="dxa" w:w="2041"/>
+            <w:shd w:val="clear" w:color="auto" w:fill="F2F2F2"/>
+            <w:tcBorders>
+              <w:top w:val="single" w:sz="2" w:space="0" w:color="C8C8C8"/>
+              <w:left w:val="single" w:sz="2" w:space="0" w:color="C8C8C8"/>
+              <w:bottom w:val="single" w:sz="2" w:space="0" w:color="C8C8C8"/>
+              <w:right w:val="single" w:sz="2" w:space="0" w:color="C8C8C8"/>
+            </w:tcBorders>
+          </w:tcPr>
+          <w:p>
+            <w:pPr>
+              <w:spacing w:after="20" w:before="20"/>
+            </w:pPr>
+            <w:r>
+              <w:rPr>
+                <w:rFonts w:ascii="Consolas" w:hAnsi="Consolas"/>
+                <w:i w:val="0"/>
+                <w:color w:val="A83E00"/>
+                <w:sz w:val="15"/>
+              </w:rPr>
+              <w:t>api.py</w:t>
+            </w:r>
+          </w:p>
+        </w:tc>
+        <w:tc>
+          <w:tcPr>
+            <w:tcW w:type="dxa" w:w="794"/>
+            <w:shd w:val="clear" w:color="auto" w:fill="F2F2F2"/>
+            <w:tcBorders>
+              <w:top w:val="single" w:sz="2" w:space="0" w:color="C8C8C8"/>
+              <w:left w:val="single" w:sz="2" w:space="0" w:color="C8C8C8"/>
+              <w:bottom w:val="single" w:sz="2" w:space="0" w:color="C8C8C8"/>
+              <w:right w:val="single" w:sz="2" w:space="0" w:color="C8C8C8"/>
+            </w:tcBorders>
+          </w:tcPr>
+          <w:p>
+            <w:pPr>
+              <w:spacing w:after="20" w:before="20"/>
+            </w:pPr>
+            <w:r>
+              <w:rPr>
+                <w:rFonts w:ascii="Calibri" w:hAnsi="Calibri"/>
+                <w:b w:val="0"/>
+                <w:i w:val="0"/>
+                <w:color w:val="1A1A1A"/>
+                <w:sz w:val="17"/>
+              </w:rPr>
+              <w:t>1,937</w:t>
+            </w:r>
+          </w:p>
+        </w:tc>
+        <w:tc>
+          <w:tcPr>
+            <w:tcW w:type="dxa" w:w="6576"/>
+            <w:shd w:val="clear" w:color="auto" w:fill="F2F2F2"/>
+            <w:tcBorders>
+              <w:top w:val="single" w:sz="2" w:space="0" w:color="C8C8C8"/>
+              <w:left w:val="single" w:sz="2" w:space="0" w:color="C8C8C8"/>
+              <w:bottom w:val="single" w:sz="2" w:space="0" w:color="C8C8C8"/>
+              <w:right w:val="single" w:sz="2" w:space="0" w:color="C8C8C8"/>
+            </w:tcBorders>
+          </w:tcPr>
+          <w:p>
+            <w:pPr>
+              <w:spacing w:after="20" w:before="20"/>
+            </w:pPr>
+            <w:r>
+              <w:rPr>
+                <w:rFonts w:ascii="Calibri" w:hAnsi="Calibri"/>
+                <w:b w:val="0"/>
+                <w:i w:val="0"/>
+                <w:color w:val="1A1A1A"/>
+                <w:sz w:val="17"/>
+              </w:rPr>
+              <w:t>FastAPI application, 68 endpoints, static mount for the built frontend</w:t>
+            </w:r>
+          </w:p>
+        </w:tc>
+      </w:tr>
+      <w:tr>
+        <w:tc>
+          <w:tcPr>
+            <w:tcW w:type="dxa" w:w="2041"/>
+            <w:tcBorders>
+              <w:top w:val="single" w:sz="2" w:space="0" w:color="C8C8C8"/>
+              <w:left w:val="single" w:sz="2" w:space="0" w:color="C8C8C8"/>
+              <w:bottom w:val="single" w:sz="2" w:space="0" w:color="C8C8C8"/>
+              <w:right w:val="single" w:sz="2" w:space="0" w:color="C8C8C8"/>
+            </w:tcBorders>
+          </w:tcPr>
+          <w:p>
+            <w:pPr>
+              <w:spacing w:after="20" w:before="20"/>
+            </w:pPr>
+            <w:r>
+              <w:rPr>
+                <w:rFonts w:ascii="Consolas" w:hAnsi="Consolas"/>
+                <w:i w:val="0"/>
+                <w:color w:val="A83E00"/>
+                <w:sz w:val="15"/>
+              </w:rPr>
               <w:t>cli.py</w:t>
             </w:r>
           </w:p>
@@ -5377,7 +6449,7 @@
                 <w:color w:val="1A1A1A"/>
                 <w:sz w:val="17"/>
               </w:rPr>
-              <w:t>546</w:t>
+              <w:t>753</w:t>
             </w:r>
           </w:p>
         </w:tc>
@@ -5403,7 +6475,83 @@
                 <w:color w:val="1A1A1A"/>
                 <w:sz w:val="17"/>
               </w:rPr>
-              <w:t>Command line: check, refresh, serve, topics, show, whitespace, replay, brief, the three competitor commands, internal intake, and the rest</w:t>
+              <w:t xml:space="preserve">Command line: check, refresh, serve, topics, show, whitespace, replay, brief, the three competitor commands, internal intake, </w:t>
+            </w:r>
+            <w:r>
+              <w:rPr>
+                <w:rFonts w:ascii="Consolas" w:hAnsi="Consolas"/>
+                <w:i w:val="0"/>
+                <w:color w:val="A83E00"/>
+                <w:sz w:val="15"/>
+              </w:rPr>
+              <w:t>user</w:t>
+            </w:r>
+            <w:r>
+              <w:rPr>
+                <w:rFonts w:ascii="Calibri" w:hAnsi="Calibri"/>
+                <w:b w:val="0"/>
+                <w:i w:val="0"/>
+                <w:color w:val="1A1A1A"/>
+                <w:sz w:val="17"/>
+              </w:rPr>
+              <w:t xml:space="preserve">, </w:t>
+            </w:r>
+            <w:r>
+              <w:rPr>
+                <w:rFonts w:ascii="Consolas" w:hAnsi="Consolas"/>
+                <w:i w:val="0"/>
+                <w:color w:val="A83E00"/>
+                <w:sz w:val="15"/>
+              </w:rPr>
+              <w:t>plan</w:t>
+            </w:r>
+            <w:r>
+              <w:rPr>
+                <w:rFonts w:ascii="Calibri" w:hAnsi="Calibri"/>
+                <w:b w:val="0"/>
+                <w:i w:val="0"/>
+                <w:color w:val="1A1A1A"/>
+                <w:sz w:val="17"/>
+              </w:rPr>
+              <w:t>/</w:t>
+            </w:r>
+            <w:r>
+              <w:rPr>
+                <w:rFonts w:ascii="Consolas" w:hAnsi="Consolas"/>
+                <w:i w:val="0"/>
+                <w:color w:val="A83E00"/>
+                <w:sz w:val="15"/>
+              </w:rPr>
+              <w:t>plans</w:t>
+            </w:r>
+            <w:r>
+              <w:rPr>
+                <w:rFonts w:ascii="Calibri" w:hAnsi="Calibri"/>
+                <w:b w:val="0"/>
+                <w:i w:val="0"/>
+                <w:color w:val="1A1A1A"/>
+                <w:sz w:val="17"/>
+              </w:rPr>
+              <w:t xml:space="preserve">, </w:t>
+            </w:r>
+            <w:r>
+              <w:rPr>
+                <w:rFonts w:ascii="Consolas" w:hAnsi="Consolas"/>
+                <w:i w:val="0"/>
+                <w:color w:val="A83E00"/>
+                <w:sz w:val="15"/>
+              </w:rPr>
+              <w:t>delete-space</w:t>
+            </w:r>
+            <w:r>
+              <w:rPr>
+                <w:rFonts w:ascii="Calibri" w:hAnsi="Calibri"/>
+                <w:b w:val="0"/>
+                <w:i w:val="0"/>
+                <w:color w:val="1A1A1A"/>
+                <w:sz w:val="17"/>
+              </w:rPr>
+              <w:t>, and the rest</w:t>
             </w:r>
           </w:p>
         </w:tc>
@@ -12954,6 +14102,2315 @@
         <w:rPr>
           <w:rFonts w:ascii="Calibri" w:hAnsi="Calibri"/>
         </w:rPr>
+        <w:t>9c   The Planner — optimiser, projection, report</w:t>
+      </w:r>
+    </w:p>
+    <w:p>
+      <w:pPr>
+        <w:spacing w:after="140" w:before="0"/>
+      </w:pPr>
+      <w:r>
+        <w:rPr>
+          <w:rFonts w:ascii="Calibri" w:hAnsi="Calibri"/>
+          <w:b w:val="0"/>
+          <w:i w:val="0"/>
+          <w:color w:val="1A1A1A"/>
+          <w:sz w:val="21"/>
+        </w:rPr>
+        <w:t xml:space="preserve">The Planner sits beside the pipeline rather than in it. It reads the read model, writes two tables of its own, and is the only subsystem in the codebase that solves a mathematical program. It makes exactly </w:t>
+      </w:r>
+      <w:r>
+        <w:rPr>
+          <w:rFonts w:ascii="Calibri" w:hAnsi="Calibri"/>
+          <w:b/>
+          <w:i w:val="0"/>
+          <w:color w:val="1A1A1A"/>
+          <w:sz w:val="21"/>
+        </w:rPr>
+        <w:t>one</w:t>
+      </w:r>
+      <w:r>
+        <w:rPr>
+          <w:rFonts w:ascii="Calibri" w:hAnsi="Calibri"/>
+          <w:b w:val="0"/>
+          <w:i w:val="0"/>
+          <w:color w:val="1A1A1A"/>
+          <w:sz w:val="21"/>
+        </w:rPr>
+        <w:t xml:space="preserve"> model call, and that call happens after every number in the plan is already fixed.</w:t>
+      </w:r>
+    </w:p>
+    <w:p>
+      <w:pPr>
+        <w:sectPr>
+          <w:pgSz w:w="11906" w:h="16838"/>
+          <w:pgMar w:top="1247" w:right="1247" w:bottom="1134" w:left="1247" w:header="720" w:footer="720" w:gutter="0"/>
+          <w:cols w:space="720"/>
+          <w:docGrid w:linePitch="360"/>
+        </w:sectPr>
+      </w:pPr>
+    </w:p>
+    <w:p>
+      <w:pPr>
+        <w:spacing w:after="80"/>
+        <w:jc w:val="center"/>
+      </w:pPr>
+      <w:r>
+        <w:drawing>
+          <wp:inline xmlns:a="http://schemas.openxmlformats.org/drawingml/2006/main" xmlns:pic="http://schemas.openxmlformats.org/drawingml/2006/picture">
+            <wp:extent cx="9504000" cy="5405664"/>
+            <wp:docPr id="8" name="Picture 8"/>
+            <wp:cNvGraphicFramePr>
+              <a:graphicFrameLocks noChangeAspect="1"/>
+            </wp:cNvGraphicFramePr>
+            <a:graphic>
+              <a:graphicData uri="http://schemas.openxmlformats.org/drawingml/2006/picture">
+                <pic:pic>
+                  <pic:nvPicPr>
+                    <pic:cNvPr id="0" name="ta-13-planner.png"/>
+                    <pic:cNvPicPr/>
+                  </pic:nvPicPr>
+                  <pic:blipFill>
+                    <a:blip r:embed="rId17"/>
+                    <a:stretch>
+                      <a:fillRect/>
+                    </a:stretch>
+                  </pic:blipFill>
+                  <pic:spPr>
+                    <a:xfrm>
+                      <a:off x="0" y="0"/>
+                      <a:ext cx="9504000" cy="5405664"/>
+                    </a:xfrm>
+                    <a:prstGeom prst="rect"/>
+                  </pic:spPr>
+                </pic:pic>
+              </a:graphicData>
+            </a:graphic>
+          </wp:inline>
+        </w:drawing>
+      </w:r>
+    </w:p>
+    <w:p>
+      <w:pPr>
+        <w:spacing w:after="0"/>
+        <w:jc w:val="left"/>
+      </w:pPr>
+      <w:r>
+        <w:rPr>
+          <w:rFonts w:ascii="Calibri" w:hAnsi="Calibri"/>
+          <w:i/>
+          <w:color w:val="5A5A5A"/>
+          <w:sz w:val="17"/>
+        </w:rPr>
+        <w:t>Resolve once, select or schedule, project, flag, narrate. The plan id is a fingerprint of the inputs and the assumption versions, so the same request returns the same plan rather than a second copy of it.</w:t>
+      </w:r>
+    </w:p>
+    <w:p>
+      <w:pPr>
+        <w:sectPr>
+          <w:pgSz w:w="16838" w:h="11906" w:orient="landscape"/>
+          <w:pgMar w:top="850" w:right="850" w:bottom="850" w:left="850" w:header="720" w:footer="720" w:gutter="0"/>
+          <w:cols w:space="720"/>
+          <w:docGrid w:linePitch="360"/>
+        </w:sectPr>
+      </w:pPr>
+    </w:p>
+    <w:p>
+      <w:pPr>
+        <w:pStyle w:val="Heading2"/>
+      </w:pPr>
+      <w:r>
+        <w:rPr>
+          <w:rFonts w:ascii="Calibri" w:hAnsi="Calibri"/>
+        </w:rPr>
+        <w:t>9c.1  Resolve</w:t>
+      </w:r>
+    </w:p>
+    <w:p>
+      <w:pPr>
+        <w:spacing w:after="140" w:before="0"/>
+      </w:pPr>
+      <w:r>
+        <w:rPr>
+          <w:rFonts w:ascii="Calibri" w:hAnsi="Calibri"/>
+          <w:b w:val="0"/>
+          <w:i w:val="0"/>
+          <w:color w:val="1A1A1A"/>
+          <w:sz w:val="21"/>
+        </w:rPr>
+        <w:t xml:space="preserve">One pass builds a </w:t>
+      </w:r>
+      <w:r>
+        <w:rPr>
+          <w:rFonts w:ascii="Consolas" w:hAnsi="Consolas"/>
+          <w:i w:val="0"/>
+          <w:color w:val="A83E00"/>
+          <w:sz w:val="19"/>
+        </w:rPr>
+        <w:t>Candidate</w:t>
+      </w:r>
+      <w:r>
+        <w:rPr>
+          <w:rFonts w:ascii="Calibri" w:hAnsi="Calibri"/>
+          <w:b w:val="0"/>
+          <w:i w:val="0"/>
+          <w:color w:val="1A1A1A"/>
+          <w:sz w:val="21"/>
+        </w:rPr>
+        <w:t xml:space="preserve"> per admissible space, carrying everything the selection needs: the statement and triple, the horizon, the portfolio distance (which fixes the margin band), the stored bottom-up SOM with its low and high, the confidence grade, both scores, the competitive band, the capability pool the space would draw on and that pool's headcount, and the legal entry years with the revenue vector each would produce. Nothing downstream re-reads the database, so a plan is computed from one consistent view.</w:t>
+      </w:r>
+    </w:p>
+    <w:p>
+      <w:pPr>
+        <w:pStyle w:val="Heading2"/>
+      </w:pPr>
+      <w:r>
+        <w:rPr>
+          <w:rFonts w:ascii="Calibri" w:hAnsi="Calibri"/>
+        </w:rPr>
+        <w:t>9c.2  Select, or schedule</w:t>
+      </w:r>
+    </w:p>
+    <w:p>
+      <w:pPr>
+        <w:spacing w:after="140" w:before="0"/>
+      </w:pPr>
+      <w:r>
+        <w:rPr>
+          <w:rFonts w:ascii="Calibri" w:hAnsi="Calibri"/>
+          <w:b w:val="0"/>
+          <w:i w:val="0"/>
+          <w:color w:val="1A1A1A"/>
+          <w:sz w:val="21"/>
+        </w:rPr>
+        <w:t xml:space="preserve">Under </w:t>
+      </w:r>
+      <w:r>
+        <w:rPr>
+          <w:rFonts w:ascii="Consolas" w:hAnsi="Consolas"/>
+          <w:i w:val="0"/>
+          <w:color w:val="A83E00"/>
+          <w:sz w:val="19"/>
+        </w:rPr>
+        <w:t>source: parameters</w:t>
+      </w:r>
+      <w:r>
+        <w:rPr>
+          <w:rFonts w:ascii="Calibri" w:hAnsi="Calibri"/>
+          <w:b w:val="0"/>
+          <w:i w:val="0"/>
+          <w:color w:val="1A1A1A"/>
+          <w:sz w:val="21"/>
+        </w:rPr>
+        <w:t xml:space="preserve"> the problem is a </w:t>
+      </w:r>
+      <w:r>
+        <w:rPr>
+          <w:rFonts w:ascii="Calibri" w:hAnsi="Calibri"/>
+          <w:b/>
+          <w:i w:val="0"/>
+          <w:color w:val="1A1A1A"/>
+          <w:sz w:val="21"/>
+        </w:rPr>
+        <w:t>multi-dimensional knapsack</w:t>
+      </w:r>
+      <w:r>
+        <w:rPr>
+          <w:rFonts w:ascii="Calibri" w:hAnsi="Calibri"/>
+          <w:b w:val="0"/>
+          <w:i w:val="0"/>
+          <w:color w:val="1A1A1A"/>
+          <w:sz w:val="21"/>
+        </w:rPr>
+        <w:t xml:space="preserve">, expressed as one binary variable per (space, legal entry year) pair and solved by </w:t>
+      </w:r>
+      <w:r>
+        <w:rPr>
+          <w:rFonts w:ascii="Consolas" w:hAnsi="Consolas"/>
+          <w:i w:val="0"/>
+          <w:color w:val="A83E00"/>
+          <w:sz w:val="19"/>
+        </w:rPr>
+        <w:t>scipy.optimize.milp</w:t>
+      </w:r>
+      <w:r>
+        <w:rPr>
+          <w:rFonts w:ascii="Calibri" w:hAnsi="Calibri"/>
+          <w:b w:val="0"/>
+          <w:i w:val="0"/>
+          <w:color w:val="1A1A1A"/>
+          <w:sz w:val="21"/>
+        </w:rPr>
+        <w:t>. The constraints are the ones an executive would state out loud:</w:t>
+      </w:r>
+    </w:p>
+    <w:p>
+      <w:pPr>
+        <w:pStyle w:val="ListBullet"/>
+        <w:spacing w:after="60"/>
+        <w:ind w:left="397"/>
+      </w:pPr>
+      <w:r>
+        <w:rPr>
+          <w:rFonts w:ascii="Calibri" w:hAnsi="Calibri"/>
+          <w:b w:val="0"/>
+          <w:i w:val="0"/>
+          <w:color w:val="1A1A1A"/>
+          <w:sz w:val="21"/>
+        </w:rPr>
+        <w:t>Each space enters at most once.</w:t>
+      </w:r>
+    </w:p>
+    <w:p>
+      <w:pPr>
+        <w:pStyle w:val="ListBullet"/>
+        <w:spacing w:after="60"/>
+        <w:ind w:left="397"/>
+      </w:pPr>
+      <w:r>
+        <w:rPr>
+          <w:rFonts w:ascii="Calibri" w:hAnsi="Calibri"/>
+          <w:b w:val="0"/>
+          <w:i w:val="0"/>
+          <w:color w:val="1A1A1A"/>
+          <w:sz w:val="21"/>
+        </w:rPr>
+        <w:t>Entry slots per year — how many new spaces the organisation can actually start in one year.</w:t>
+      </w:r>
+    </w:p>
+    <w:p>
+      <w:pPr>
+        <w:pStyle w:val="ListBullet"/>
+        <w:spacing w:after="60"/>
+        <w:ind w:left="397"/>
+      </w:pPr>
+      <w:r>
+        <w:rPr>
+          <w:rFonts w:ascii="Calibri" w:hAnsi="Calibri"/>
+          <w:b w:val="0"/>
+          <w:i w:val="0"/>
+          <w:color w:val="1A1A1A"/>
+          <w:sz w:val="21"/>
+        </w:rPr>
+        <w:t xml:space="preserve">Capability pool load, </w:t>
+      </w:r>
+      <w:r>
+        <w:rPr>
+          <w:rFonts w:ascii="Calibri" w:hAnsi="Calibri"/>
+          <w:b/>
+          <w:i w:val="0"/>
+          <w:color w:val="1A1A1A"/>
+          <w:sz w:val="21"/>
+        </w:rPr>
+        <w:t>per pool per year</w:t>
+      </w:r>
+      <w:r>
+        <w:rPr>
+          <w:rFonts w:ascii="Calibri" w:hAnsi="Calibri"/>
+          <w:b w:val="0"/>
+          <w:i w:val="0"/>
+          <w:color w:val="1A1A1A"/>
+          <w:sz w:val="21"/>
+        </w:rPr>
+        <w:t>: entry effort in a space's entry year, plus sustain effort proportional to the revenue of everything already live in that pool. This is the constraint that makes shared build visible; without the per-year decomposition a plan can look affordable in total and be unstaffable in year two.</w:t>
+      </w:r>
+    </w:p>
+    <w:p>
+      <w:pPr>
+        <w:pStyle w:val="ListBullet"/>
+        <w:spacing w:after="60"/>
+        <w:ind w:left="397"/>
+      </w:pPr>
+      <w:r>
+        <w:rPr>
+          <w:rFonts w:ascii="Calibri" w:hAnsi="Calibri"/>
+          <w:b w:val="0"/>
+          <w:i w:val="0"/>
+          <w:color w:val="1A1A1A"/>
+          <w:sz w:val="21"/>
+        </w:rPr>
+        <w:t>Total budget in person-years, concentration caps per vertical and per technology, and a horizon mix within a stated tolerance.</w:t>
+      </w:r>
+    </w:p>
+    <w:p>
+      <w:pPr>
+        <w:spacing w:after="140" w:before="0"/>
+      </w:pPr>
+      <w:r>
+        <w:rPr>
+          <w:rFonts w:ascii="Calibri" w:hAnsi="Calibri"/>
+          <w:b w:val="0"/>
+          <w:i w:val="0"/>
+          <w:color w:val="1A1A1A"/>
+          <w:sz w:val="21"/>
+        </w:rPr>
+        <w:t xml:space="preserve">Where scipy is unavailable or the program is infeasible, a </w:t>
+      </w:r>
+      <w:r>
+        <w:rPr>
+          <w:rFonts w:ascii="Calibri" w:hAnsi="Calibri"/>
+          <w:b/>
+          <w:i w:val="0"/>
+          <w:color w:val="1A1A1A"/>
+          <w:sz w:val="21"/>
+        </w:rPr>
+        <w:t>greedy fill</w:t>
+      </w:r>
+      <w:r>
+        <w:rPr>
+          <w:rFonts w:ascii="Calibri" w:hAnsi="Calibri"/>
+          <w:b w:val="0"/>
+          <w:i w:val="0"/>
+          <w:color w:val="1A1A1A"/>
+          <w:sz w:val="21"/>
+        </w:rPr>
+        <w:t xml:space="preserve"> runs instead: rank by objective density, fill under the hard constraints, and relax the soft constraints in a fixed order — naming each one it relaxed. Returning a set that quietly ignores a constraint the caller stated would be worse than returning nothing.</w:t>
+      </w:r>
+    </w:p>
+    <w:p>
+      <w:pPr>
+        <w:spacing w:after="140" w:before="0"/>
+      </w:pPr>
+      <w:r>
+        <w:rPr>
+          <w:rFonts w:ascii="Calibri" w:hAnsi="Calibri"/>
+          <w:b w:val="0"/>
+          <w:i w:val="0"/>
+          <w:color w:val="1A1A1A"/>
+          <w:sz w:val="21"/>
+        </w:rPr>
+        <w:t xml:space="preserve">Under </w:t>
+      </w:r>
+      <w:r>
+        <w:rPr>
+          <w:rFonts w:ascii="Consolas" w:hAnsi="Consolas"/>
+          <w:i w:val="0"/>
+          <w:color w:val="A83E00"/>
+          <w:sz w:val="19"/>
+        </w:rPr>
+        <w:t>source: workflow</w:t>
+      </w:r>
+      <w:r>
+        <w:rPr>
+          <w:rFonts w:ascii="Calibri" w:hAnsi="Calibri"/>
+          <w:b w:val="0"/>
+          <w:i w:val="0"/>
+          <w:color w:val="1A1A1A"/>
+          <w:sz w:val="21"/>
+        </w:rPr>
+        <w:t xml:space="preserve"> there is no program at all. The set arrives decided by the stage gate, and what remains is scheduling: </w:t>
+      </w:r>
+      <w:r>
+        <w:rPr>
+          <w:rFonts w:ascii="Consolas" w:hAnsi="Consolas"/>
+          <w:i w:val="0"/>
+          <w:color w:val="A83E00"/>
+          <w:sz w:val="19"/>
+        </w:rPr>
+        <w:t>HORIZON_EARLIEST</w:t>
+      </w:r>
+      <w:r>
+        <w:rPr>
+          <w:rFonts w:ascii="Calibri" w:hAnsi="Calibri"/>
+          <w:b w:val="0"/>
+          <w:i w:val="0"/>
+          <w:color w:val="1A1A1A"/>
+          <w:sz w:val="21"/>
+        </w:rPr>
+        <w:t xml:space="preserve"> fixes the earliest year a space may start, </w:t>
+      </w:r>
+      <w:r>
+        <w:rPr>
+          <w:rFonts w:ascii="Consolas" w:hAnsi="Consolas"/>
+          <w:i w:val="0"/>
+          <w:color w:val="A83E00"/>
+          <w:sz w:val="19"/>
+        </w:rPr>
+        <w:t>STAGE_ENTRY_FLOOR</w:t>
+      </w:r>
+      <w:r>
+        <w:rPr>
+          <w:rFonts w:ascii="Calibri" w:hAnsi="Calibri"/>
+          <w:b w:val="0"/>
+          <w:i w:val="0"/>
+          <w:color w:val="1A1A1A"/>
+          <w:sz w:val="21"/>
+        </w:rPr>
+        <w:t xml:space="preserve"> pulls a Packaged or Live space forward to year one regardless of horizon, and a cohort larger than the year's entry slots cascades into the next year — largest commitments first, so an over-subscribed year defers the smallest rather than an arbitrary set. </w:t>
+      </w:r>
+      <w:r>
+        <w:rPr>
+          <w:rFonts w:ascii="Consolas" w:hAnsi="Consolas"/>
+          <w:i w:val="0"/>
+          <w:color w:val="A83E00"/>
+          <w:sz w:val="19"/>
+        </w:rPr>
+        <w:t>selected_count == considered_count</w:t>
+      </w:r>
+      <w:r>
+        <w:rPr>
+          <w:rFonts w:ascii="Calibri" w:hAnsi="Calibri"/>
+          <w:b w:val="0"/>
+          <w:i w:val="0"/>
+          <w:color w:val="1A1A1A"/>
+          <w:sz w:val="21"/>
+        </w:rPr>
+        <w:t xml:space="preserve"> is asserted by a test.</w:t>
+      </w:r>
+    </w:p>
+    <w:p>
+      <w:pPr>
+        <w:pStyle w:val="Heading2"/>
+      </w:pPr>
+      <w:r>
+        <w:rPr>
+          <w:rFonts w:ascii="Calibri" w:hAnsi="Calibri"/>
+        </w:rPr>
+        <w:t>9c.3  Project</w:t>
+      </w:r>
+    </w:p>
+    <w:p>
+      <w:pPr>
+        <w:spacing w:after="140" w:before="0"/>
+      </w:pPr>
+      <w:r>
+        <w:rPr>
+          <w:rFonts w:ascii="Calibri" w:hAnsi="Calibri"/>
+          <w:b w:val="0"/>
+          <w:i w:val="0"/>
+          <w:color w:val="1A1A1A"/>
+          <w:sz w:val="21"/>
+        </w:rPr>
+        <w:t>Arithmetic over stored sizes and configured bands, with no model call anywhere in it. Three operations are worth naming because each is a correction to a naive sum:</w:t>
+      </w:r>
+    </w:p>
+    <w:tbl>
+      <w:tblPr>
+        <w:tblW w:type="auto" w:w="0"/>
+        <w:jc w:val="left"/>
+        <w:tblLayout w:type="fixed"/>
+        <w:tblLook w:firstColumn="1" w:firstRow="1" w:lastColumn="0" w:lastRow="0" w:noHBand="0" w:noVBand="1" w:val="04A0"/>
+      </w:tblPr>
+      <w:tblGrid>
+        <w:gridCol w:w="3137"/>
+        <w:gridCol w:w="3137"/>
+        <w:gridCol w:w="3137"/>
+      </w:tblGrid>
+      <w:tr>
+        <w:tc>
+          <w:tcPr>
+            <w:tcW w:type="dxa" w:w="1701"/>
+            <w:shd w:val="clear" w:color="auto" w:fill="3C3C3C"/>
+            <w:tcBorders>
+              <w:top w:val="single" w:sz="2" w:space="0" w:color="C8C8C8"/>
+              <w:left w:val="single" w:sz="2" w:space="0" w:color="C8C8C8"/>
+              <w:bottom w:val="single" w:sz="2" w:space="0" w:color="C8C8C8"/>
+              <w:right w:val="single" w:sz="2" w:space="0" w:color="C8C8C8"/>
+            </w:tcBorders>
+          </w:tcPr>
+          <w:p>
+            <w:pPr>
+              <w:spacing w:after="20" w:before="20"/>
+            </w:pPr>
+            <w:r>
+              <w:rPr>
+                <w:rFonts w:ascii="Calibri" w:hAnsi="Calibri"/>
+                <w:b/>
+                <w:color w:val="FFFFFF"/>
+                <w:sz w:val="17"/>
+              </w:rPr>
+              <w:t>Operation</w:t>
+            </w:r>
+          </w:p>
+        </w:tc>
+        <w:tc>
+          <w:tcPr>
+            <w:tcW w:type="dxa" w:w="2948"/>
+            <w:shd w:val="clear" w:color="auto" w:fill="3C3C3C"/>
+            <w:tcBorders>
+              <w:top w:val="single" w:sz="2" w:space="0" w:color="C8C8C8"/>
+              <w:left w:val="single" w:sz="2" w:space="0" w:color="C8C8C8"/>
+              <w:bottom w:val="single" w:sz="2" w:space="0" w:color="C8C8C8"/>
+              <w:right w:val="single" w:sz="2" w:space="0" w:color="C8C8C8"/>
+            </w:tcBorders>
+          </w:tcPr>
+          <w:p>
+            <w:pPr>
+              <w:spacing w:after="20" w:before="20"/>
+            </w:pPr>
+            <w:r>
+              <w:rPr>
+                <w:rFonts w:ascii="Calibri" w:hAnsi="Calibri"/>
+                <w:b/>
+                <w:color w:val="FFFFFF"/>
+                <w:sz w:val="17"/>
+              </w:rPr>
+              <w:t>What it does</w:t>
+            </w:r>
+          </w:p>
+        </w:tc>
+        <w:tc>
+          <w:tcPr>
+            <w:tcW w:type="dxa" w:w="4762"/>
+            <w:shd w:val="clear" w:color="auto" w:fill="3C3C3C"/>
+            <w:tcBorders>
+              <w:top w:val="single" w:sz="2" w:space="0" w:color="C8C8C8"/>
+              <w:left w:val="single" w:sz="2" w:space="0" w:color="C8C8C8"/>
+              <w:bottom w:val="single" w:sz="2" w:space="0" w:color="C8C8C8"/>
+              <w:right w:val="single" w:sz="2" w:space="0" w:color="C8C8C8"/>
+            </w:tcBorders>
+          </w:tcPr>
+          <w:p>
+            <w:pPr>
+              <w:spacing w:after="20" w:before="20"/>
+            </w:pPr>
+            <w:r>
+              <w:rPr>
+                <w:rFonts w:ascii="Calibri" w:hAnsi="Calibri"/>
+                <w:b/>
+                <w:color w:val="FFFFFF"/>
+                <w:sz w:val="17"/>
+              </w:rPr>
+              <w:t>The failure it prevents</w:t>
+            </w:r>
+          </w:p>
+        </w:tc>
+      </w:tr>
+      <w:tr>
+        <w:tc>
+          <w:tcPr>
+            <w:tcW w:type="dxa" w:w="1701"/>
+            <w:tcBorders>
+              <w:top w:val="single" w:sz="2" w:space="0" w:color="C8C8C8"/>
+              <w:left w:val="single" w:sz="2" w:space="0" w:color="C8C8C8"/>
+              <w:bottom w:val="single" w:sz="2" w:space="0" w:color="C8C8C8"/>
+              <w:right w:val="single" w:sz="2" w:space="0" w:color="C8C8C8"/>
+            </w:tcBorders>
+          </w:tcPr>
+          <w:p>
+            <w:pPr>
+              <w:spacing w:after="20" w:before="20"/>
+            </w:pPr>
+            <w:r>
+              <w:rPr>
+                <w:rFonts w:ascii="Calibri" w:hAnsi="Calibri"/>
+                <w:b w:val="0"/>
+                <w:i w:val="0"/>
+                <w:color w:val="1A1A1A"/>
+                <w:sz w:val="17"/>
+              </w:rPr>
+              <w:t>Overlap discount</w:t>
+            </w:r>
+          </w:p>
+        </w:tc>
+        <w:tc>
+          <w:tcPr>
+            <w:tcW w:type="dxa" w:w="2948"/>
+            <w:tcBorders>
+              <w:top w:val="single" w:sz="2" w:space="0" w:color="C8C8C8"/>
+              <w:left w:val="single" w:sz="2" w:space="0" w:color="C8C8C8"/>
+              <w:bottom w:val="single" w:sz="2" w:space="0" w:color="C8C8C8"/>
+              <w:right w:val="single" w:sz="2" w:space="0" w:color="C8C8C8"/>
+            </w:tcBorders>
+          </w:tcPr>
+          <w:p>
+            <w:pPr>
+              <w:spacing w:after="20" w:before="20"/>
+            </w:pPr>
+            <w:r>
+              <w:rPr>
+                <w:rFonts w:ascii="Calibri" w:hAnsi="Calibri"/>
+                <w:b w:val="0"/>
+                <w:i w:val="0"/>
+                <w:color w:val="1A1A1A"/>
+                <w:sz w:val="17"/>
+              </w:rPr>
+              <w:t>A second space in a vertical is discounted; a third sharing its use case more so, compounding to a floor at three.</w:t>
+            </w:r>
+          </w:p>
+        </w:tc>
+        <w:tc>
+          <w:tcPr>
+            <w:tcW w:type="dxa" w:w="4762"/>
+            <w:tcBorders>
+              <w:top w:val="single" w:sz="2" w:space="0" w:color="C8C8C8"/>
+              <w:left w:val="single" w:sz="2" w:space="0" w:color="C8C8C8"/>
+              <w:bottom w:val="single" w:sz="2" w:space="0" w:color="C8C8C8"/>
+              <w:right w:val="single" w:sz="2" w:space="0" w:color="C8C8C8"/>
+            </w:tcBorders>
+          </w:tcPr>
+          <w:p>
+            <w:pPr>
+              <w:spacing w:after="20" w:before="20"/>
+            </w:pPr>
+            <w:r>
+              <w:rPr>
+                <w:rFonts w:ascii="Calibri" w:hAnsi="Calibri"/>
+                <w:b w:val="0"/>
+                <w:i w:val="0"/>
+                <w:color w:val="1A1A1A"/>
+                <w:sz w:val="17"/>
+              </w:rPr>
+              <w:t>SOM is not additive. Obtainable share is computed per topic against the same customers' same budgets, and the naive sum over all 418 spaces reaches 90% of the segment's entire revenue. Coverage makes it worse rather than better, which is what proves the problem is the aggregation and not the sizing.</w:t>
+            </w:r>
+          </w:p>
+        </w:tc>
+      </w:tr>
+      <w:tr>
+        <w:tc>
+          <w:tcPr>
+            <w:tcW w:type="dxa" w:w="1701"/>
+            <w:shd w:val="clear" w:color="auto" w:fill="F2F2F2"/>
+            <w:tcBorders>
+              <w:top w:val="single" w:sz="2" w:space="0" w:color="C8C8C8"/>
+              <w:left w:val="single" w:sz="2" w:space="0" w:color="C8C8C8"/>
+              <w:bottom w:val="single" w:sz="2" w:space="0" w:color="C8C8C8"/>
+              <w:right w:val="single" w:sz="2" w:space="0" w:color="C8C8C8"/>
+            </w:tcBorders>
+          </w:tcPr>
+          <w:p>
+            <w:pPr>
+              <w:spacing w:after="20" w:before="20"/>
+            </w:pPr>
+            <w:r>
+              <w:rPr>
+                <w:rFonts w:ascii="Calibri" w:hAnsi="Calibri"/>
+                <w:b w:val="0"/>
+                <w:i w:val="0"/>
+                <w:color w:val="1A1A1A"/>
+                <w:sz w:val="17"/>
+              </w:rPr>
+              <w:t>Margin by distance</w:t>
+            </w:r>
+          </w:p>
+        </w:tc>
+        <w:tc>
+          <w:tcPr>
+            <w:tcW w:type="dxa" w:w="2948"/>
+            <w:shd w:val="clear" w:color="auto" w:fill="F2F2F2"/>
+            <w:tcBorders>
+              <w:top w:val="single" w:sz="2" w:space="0" w:color="C8C8C8"/>
+              <w:left w:val="single" w:sz="2" w:space="0" w:color="C8C8C8"/>
+              <w:bottom w:val="single" w:sz="2" w:space="0" w:color="C8C8C8"/>
+              <w:right w:val="single" w:sz="2" w:space="0" w:color="C8C8C8"/>
+            </w:tcBorders>
+          </w:tcPr>
+          <w:p>
+            <w:pPr>
+              <w:spacing w:after="20" w:before="20"/>
+            </w:pPr>
+            <w:r>
+              <w:rPr>
+                <w:rFonts w:ascii="Calibri" w:hAnsi="Calibri"/>
+                <w:b w:val="0"/>
+                <w:i w:val="0"/>
+                <w:color w:val="1A1A1A"/>
+                <w:sz w:val="17"/>
+              </w:rPr>
+              <w:t>L0 14% … L4 0%, rather than the filed 7.9% applied flat.</w:t>
+            </w:r>
+          </w:p>
+        </w:tc>
+        <w:tc>
+          <w:tcPr>
+            <w:tcW w:type="dxa" w:w="4762"/>
+            <w:shd w:val="clear" w:color="auto" w:fill="F2F2F2"/>
+            <w:tcBorders>
+              <w:top w:val="single" w:sz="2" w:space="0" w:color="C8C8C8"/>
+              <w:left w:val="single" w:sz="2" w:space="0" w:color="C8C8C8"/>
+              <w:bottom w:val="single" w:sz="2" w:space="0" w:color="C8C8C8"/>
+              <w:right w:val="single" w:sz="2" w:space="0" w:color="C8C8C8"/>
+            </w:tcBorders>
+          </w:tcPr>
+          <w:p>
+            <w:pPr>
+              <w:spacing w:after="20" w:before="20"/>
+            </w:pPr>
+            <w:r>
+              <w:rPr>
+                <w:rFonts w:ascii="Calibri" w:hAnsi="Calibri"/>
+                <w:b w:val="0"/>
+                <w:i w:val="0"/>
+                <w:color w:val="1A1A1A"/>
+                <w:sz w:val="17"/>
+              </w:rPr>
+              <w:t>The filed margin is fully loaded. Applied flat to incremental revenue it understates L0 (existing offer, existing overhead) and overstates L3 (a build carried in opex inside the window). The correction moves five-year profit by about 1.66×.</w:t>
+            </w:r>
+          </w:p>
+        </w:tc>
+      </w:tr>
+      <w:tr>
+        <w:tc>
+          <w:tcPr>
+            <w:tcW w:type="dxa" w:w="1701"/>
+            <w:tcBorders>
+              <w:top w:val="single" w:sz="2" w:space="0" w:color="C8C8C8"/>
+              <w:left w:val="single" w:sz="2" w:space="0" w:color="C8C8C8"/>
+              <w:bottom w:val="single" w:sz="2" w:space="0" w:color="C8C8C8"/>
+              <w:right w:val="single" w:sz="2" w:space="0" w:color="C8C8C8"/>
+            </w:tcBorders>
+          </w:tcPr>
+          <w:p>
+            <w:pPr>
+              <w:spacing w:after="20" w:before="20"/>
+            </w:pPr>
+            <w:r>
+              <w:rPr>
+                <w:rFonts w:ascii="Calibri" w:hAnsi="Calibri"/>
+                <w:b w:val="0"/>
+                <w:i w:val="0"/>
+                <w:color w:val="1A1A1A"/>
+                <w:sz w:val="17"/>
+              </w:rPr>
+              <w:t>Ramp by own entry year</w:t>
+            </w:r>
+          </w:p>
+        </w:tc>
+        <w:tc>
+          <w:tcPr>
+            <w:tcW w:type="dxa" w:w="2948"/>
+            <w:tcBorders>
+              <w:top w:val="single" w:sz="2" w:space="0" w:color="C8C8C8"/>
+              <w:left w:val="single" w:sz="2" w:space="0" w:color="C8C8C8"/>
+              <w:bottom w:val="single" w:sz="2" w:space="0" w:color="C8C8C8"/>
+              <w:right w:val="single" w:sz="2" w:space="0" w:color="C8C8C8"/>
+            </w:tcBorders>
+          </w:tcPr>
+          <w:p>
+            <w:pPr>
+              <w:spacing w:after="20" w:before="20"/>
+            </w:pPr>
+            <w:r>
+              <w:rPr>
+                <w:rFonts w:ascii="Calibri" w:hAnsi="Calibri"/>
+                <w:b w:val="0"/>
+                <w:i w:val="0"/>
+                <w:color w:val="1A1A1A"/>
+                <w:sz w:val="17"/>
+              </w:rPr>
+              <w:t>Share of obtainable market reached in each year AFTER a space's own entry.</w:t>
+            </w:r>
+          </w:p>
+        </w:tc>
+        <w:tc>
+          <w:tcPr>
+            <w:tcW w:type="dxa" w:w="4762"/>
+            <w:tcBorders>
+              <w:top w:val="single" w:sz="2" w:space="0" w:color="C8C8C8"/>
+              <w:left w:val="single" w:sz="2" w:space="0" w:color="C8C8C8"/>
+              <w:bottom w:val="single" w:sz="2" w:space="0" w:color="C8C8C8"/>
+              <w:right w:val="single" w:sz="2" w:space="0" w:color="C8C8C8"/>
+            </w:tcBorders>
+          </w:tcPr>
+          <w:p>
+            <w:pPr>
+              <w:spacing w:after="20" w:before="20"/>
+            </w:pPr>
+            <w:r>
+              <w:rPr>
+                <w:rFonts w:ascii="Calibri" w:hAnsi="Calibri"/>
+                <w:b w:val="0"/>
+                <w:i w:val="0"/>
+                <w:color w:val="1A1A1A"/>
+                <w:sz w:val="17"/>
+              </w:rPr>
+              <w:t>It is what makes staggered entry cost something. A space entering in year three is in the first year of its own ramp, not the third of the plan's.</w:t>
+            </w:r>
+          </w:p>
+        </w:tc>
+      </w:tr>
+    </w:tbl>
+    <w:p>
+      <w:pPr>
+        <w:spacing w:after="60"/>
+      </w:pPr>
+    </w:p>
+    <w:p>
+      <w:pPr>
+        <w:spacing w:after="140" w:before="0"/>
+      </w:pPr>
+      <w:r>
+        <w:rPr>
+          <w:rFonts w:ascii="Calibri" w:hAnsi="Calibri"/>
+          <w:b w:val="0"/>
+          <w:i w:val="0"/>
+          <w:color w:val="1A1A1A"/>
+          <w:sz w:val="21"/>
+        </w:rPr>
+        <w:t xml:space="preserve">The band is carried through rather than recomputed: the low and high profit series scale the base series by </w:t>
+      </w:r>
+      <w:r>
+        <w:rPr>
+          <w:rFonts w:ascii="Consolas" w:hAnsi="Consolas"/>
+          <w:i w:val="0"/>
+          <w:color w:val="A83E00"/>
+          <w:sz w:val="19"/>
+        </w:rPr>
+        <w:t>som_low / som_base</w:t>
+      </w:r>
+      <w:r>
+        <w:rPr>
+          <w:rFonts w:ascii="Calibri" w:hAnsi="Calibri"/>
+          <w:b w:val="0"/>
+          <w:i w:val="0"/>
+          <w:color w:val="1A1A1A"/>
+          <w:sz w:val="21"/>
+        </w:rPr>
+        <w:t xml:space="preserve"> and </w:t>
+      </w:r>
+      <w:r>
+        <w:rPr>
+          <w:rFonts w:ascii="Consolas" w:hAnsi="Consolas"/>
+          <w:i w:val="0"/>
+          <w:color w:val="A83E00"/>
+          <w:sz w:val="19"/>
+        </w:rPr>
+        <w:t>som_high / som_base</w:t>
+      </w:r>
+      <w:r>
+        <w:rPr>
+          <w:rFonts w:ascii="Calibri" w:hAnsi="Calibri"/>
+          <w:b w:val="0"/>
+          <w:i w:val="0"/>
+          <w:color w:val="1A1A1A"/>
+          <w:sz w:val="21"/>
+        </w:rPr>
+        <w:t>, so the interval on the plan is the interval on the sizes that produced it. NPV discounts the profit stream at the post-tax rate quoted from Orange's own filed accounts.</w:t>
+      </w:r>
+    </w:p>
+    <w:p>
+      <w:pPr>
+        <w:pStyle w:val="Heading2"/>
+      </w:pPr>
+      <w:r>
+        <w:rPr>
+          <w:rFonts w:ascii="Calibri" w:hAnsi="Calibri"/>
+        </w:rPr>
+        <w:t>9c.4  Flag, exclude, narrate</w:t>
+      </w:r>
+    </w:p>
+    <w:p>
+      <w:pPr>
+        <w:spacing w:after="140" w:before="0"/>
+      </w:pPr>
+      <w:r>
+        <w:rPr>
+          <w:rFonts w:ascii="Consolas" w:hAnsi="Consolas"/>
+          <w:i w:val="0"/>
+          <w:color w:val="A83E00"/>
+          <w:sz w:val="19"/>
+        </w:rPr>
+        <w:t>_flags()</w:t>
+      </w:r>
+      <w:r>
+        <w:rPr>
+          <w:rFonts w:ascii="Calibri" w:hAnsi="Calibri"/>
+          <w:b w:val="0"/>
+          <w:i w:val="0"/>
+          <w:color w:val="1A1A1A"/>
+          <w:sz w:val="21"/>
+        </w:rPr>
+        <w:t xml:space="preserve"> says what is not credible rather than returning it with a straight face: a year-five revenue that is an implausible share of the filed segment revenue, a set more than half concentrated in one vertical or technology, and any selected space resting on a </w:t>
+      </w:r>
+      <w:r>
+        <w:rPr>
+          <w:rFonts w:ascii="Consolas" w:hAnsi="Consolas"/>
+          <w:i w:val="0"/>
+          <w:color w:val="A83E00"/>
+          <w:sz w:val="19"/>
+        </w:rPr>
+        <w:t>modelled</w:t>
+      </w:r>
+      <w:r>
+        <w:rPr>
+          <w:rFonts w:ascii="Calibri" w:hAnsi="Calibri"/>
+          <w:b w:val="0"/>
+          <w:i w:val="0"/>
+          <w:color w:val="1A1A1A"/>
+          <w:sz w:val="21"/>
+        </w:rPr>
+        <w:t xml:space="preserve"> size. Under the workflow source a further set of flags reports pool over-commitment, since nothing was dropped to prevent it.</w:t>
+      </w:r>
+    </w:p>
+    <w:p>
+      <w:pPr>
+        <w:spacing w:after="140" w:before="0"/>
+      </w:pPr>
+      <w:r>
+        <w:rPr>
+          <w:rFonts w:ascii="Consolas" w:hAnsi="Consolas"/>
+          <w:i w:val="0"/>
+          <w:color w:val="A83E00"/>
+          <w:sz w:val="19"/>
+        </w:rPr>
+        <w:t>explain_exclusions()</w:t>
+      </w:r>
+      <w:r>
+        <w:rPr>
+          <w:rFonts w:ascii="Calibri" w:hAnsi="Calibri"/>
+          <w:b w:val="0"/>
+          <w:i w:val="0"/>
+          <w:color w:val="1A1A1A"/>
+          <w:sz w:val="21"/>
+        </w:rPr>
+        <w:t xml:space="preserve"> names, per excluded space, the constraint that bound — and under the workflow source it names a </w:t>
+      </w:r>
+      <w:r>
+        <w:rPr>
+          <w:rFonts w:ascii="Calibri" w:hAnsi="Calibri"/>
+          <w:b/>
+          <w:i w:val="0"/>
+          <w:color w:val="1A1A1A"/>
+          <w:sz w:val="21"/>
+        </w:rPr>
+        <w:t>stage</w:t>
+      </w:r>
+      <w:r>
+        <w:rPr>
+          <w:rFonts w:ascii="Calibri" w:hAnsi="Calibri"/>
+          <w:b w:val="0"/>
+          <w:i w:val="0"/>
+          <w:color w:val="1A1A1A"/>
+          <w:sz w:val="21"/>
+        </w:rPr>
+        <w:t xml:space="preserve"> instead, because nothing there was excluded by the Planner. The narrative prompt splits on the source for the same reason: prose written for a committed set may not describe alternatives being weighed, because none were.</w:t>
+      </w:r>
+    </w:p>
+    <w:tbl>
+      <w:tblPr>
+        <w:tblW w:type="auto" w:w="0"/>
+        <w:tblLook w:firstColumn="1" w:firstRow="1" w:lastColumn="0" w:lastRow="0" w:noHBand="0" w:noVBand="1" w:val="04A0"/>
+      </w:tblPr>
+      <w:tblGrid>
+        <w:gridCol w:w="9412"/>
+      </w:tblGrid>
+      <w:tr>
+        <w:tc>
+          <w:tcPr>
+            <w:tcW w:type="dxa" w:w="9412"/>
+            <w:shd w:val="clear" w:color="auto" w:fill="E6EFF8"/>
+            <w:tcBorders>
+              <w:top w:val="none" w:sz="0" w:space="0" w:color="D9D9D9"/>
+              <w:bottom w:val="none" w:sz="0" w:space="0" w:color="D9D9D9"/>
+              <w:right w:val="none" w:sz="0" w:space="0" w:color="D9D9D9"/>
+            </w:tcBorders>
+            <w:tcBorders>
+              <w:left w:val="single" w:sz="18" w:space="0" w:color="2F6FB0"/>
+            </w:tcBorders>
+          </w:tcPr>
+          <w:p>
+            <w:pPr>
+              <w:spacing w:after="60"/>
+            </w:pPr>
+            <w:r>
+              <w:rPr>
+                <w:rFonts w:ascii="Calibri" w:hAnsi="Calibri"/>
+                <w:b/>
+                <w:color w:val="2F6FB0"/>
+                <w:sz w:val="20"/>
+              </w:rPr>
+              <w:t>Reproducibility is structural, not a convention</w:t>
+            </w:r>
+          </w:p>
+          <w:p>
+            <w:pPr>
+              <w:spacing w:after="40"/>
+            </w:pPr>
+            <w:r>
+              <w:rPr>
+                <w:rFonts w:ascii="Consolas" w:hAnsi="Consolas"/>
+                <w:i w:val="0"/>
+                <w:color w:val="A83E00"/>
+                <w:sz w:val="17"/>
+              </w:rPr>
+              <w:t>PlanInputs.fingerprint()</w:t>
+            </w:r>
+            <w:r>
+              <w:rPr>
+                <w:rFonts w:ascii="Calibri" w:hAnsi="Calibri"/>
+                <w:b w:val="0"/>
+                <w:i w:val="0"/>
+                <w:color w:val="1A1A1A"/>
+                <w:sz w:val="19"/>
+              </w:rPr>
+              <w:t xml:space="preserve"> is a SHA-256 over the canonical JSON of every stated input. The plan id is that fingerprint plus the plan schema, the economics version, the sizing version and the weight set.</w:t>
+            </w:r>
+          </w:p>
+          <w:p>
+            <w:pPr>
+              <w:spacing w:after="40"/>
+            </w:pPr>
+            <w:r>
+              <w:rPr>
+                <w:rFonts w:ascii="Calibri" w:hAnsi="Calibri"/>
+                <w:b w:val="0"/>
+                <w:i w:val="0"/>
+                <w:color w:val="1A1A1A"/>
+                <w:sz w:val="19"/>
+              </w:rPr>
+              <w:t>So the same request returns the SAME plan rather than a second copy of it, a plan cannot be silently recomputed under changed assumptions, and a parameter plan and a workflow plan built from the same portfolio can never overwrite one another — the source is part of the fingerprint.</w:t>
+            </w:r>
+          </w:p>
+          <w:p>
+            <w:pPr>
+              <w:spacing w:after="0"/>
+            </w:pPr>
+            <w:r>
+              <w:rPr>
+                <w:rFonts w:ascii="Calibri" w:hAnsi="Calibri"/>
+                <w:b w:val="0"/>
+                <w:i w:val="0"/>
+                <w:color w:val="1A1A1A"/>
+                <w:sz w:val="19"/>
+              </w:rPr>
+              <w:t>A test asserts that identical inputs give an identical plan id.</w:t>
+            </w:r>
+          </w:p>
+        </w:tc>
+      </w:tr>
+    </w:tbl>
+    <w:p>
+      <w:pPr>
+        <w:spacing w:after="40"/>
+      </w:pPr>
+    </w:p>
+    <w:p>
+      <w:pPr>
+        <w:pStyle w:val="Heading1"/>
+      </w:pPr>
+      <w:r>
+        <w:rPr>
+          <w:rFonts w:ascii="Calibri" w:hAnsi="Calibri"/>
+        </w:rPr>
+        <w:t>9d   Pre-sales collateral rendering</w:t>
+      </w:r>
+    </w:p>
+    <w:p>
+      <w:pPr>
+        <w:spacing w:after="140" w:before="0"/>
+      </w:pPr>
+      <w:r>
+        <w:rPr>
+          <w:rFonts w:ascii="Calibri" w:hAnsi="Calibri"/>
+          <w:b w:val="0"/>
+          <w:i w:val="0"/>
+          <w:color w:val="1A1A1A"/>
+          <w:sz w:val="21"/>
+        </w:rPr>
+        <w:t>Twelve artefacts, five output formats, thirty-three (piece, format) pairs that must all say the same thing. The architecture exists to make that a property of the code rather than a discipline somebody maintains.</w:t>
+      </w:r>
+    </w:p>
+    <w:p>
+      <w:pPr>
+        <w:sectPr>
+          <w:pgSz w:w="11906" w:h="16838"/>
+          <w:pgMar w:top="1247" w:right="1247" w:bottom="1134" w:left="1247" w:header="720" w:footer="720" w:gutter="0"/>
+          <w:cols w:space="720"/>
+          <w:docGrid w:linePitch="360"/>
+        </w:sectPr>
+      </w:pPr>
+    </w:p>
+    <w:p>
+      <w:pPr>
+        <w:spacing w:after="80"/>
+        <w:jc w:val="center"/>
+      </w:pPr>
+      <w:r>
+        <w:drawing>
+          <wp:inline xmlns:a="http://schemas.openxmlformats.org/drawingml/2006/main" xmlns:pic="http://schemas.openxmlformats.org/drawingml/2006/picture">
+            <wp:extent cx="9504000" cy="3930065"/>
+            <wp:docPr id="9" name="Picture 9"/>
+            <wp:cNvGraphicFramePr>
+              <a:graphicFrameLocks noChangeAspect="1"/>
+            </wp:cNvGraphicFramePr>
+            <a:graphic>
+              <a:graphicData uri="http://schemas.openxmlformats.org/drawingml/2006/picture">
+                <pic:pic>
+                  <pic:nvPicPr>
+                    <pic:cNvPr id="0" name="ta-14-collateral.png"/>
+                    <pic:cNvPicPr/>
+                  </pic:nvPicPr>
+                  <pic:blipFill>
+                    <a:blip r:embed="rId18"/>
+                    <a:stretch>
+                      <a:fillRect/>
+                    </a:stretch>
+                  </pic:blipFill>
+                  <pic:spPr>
+                    <a:xfrm>
+                      <a:off x="0" y="0"/>
+                      <a:ext cx="9504000" cy="3930065"/>
+                    </a:xfrm>
+                    <a:prstGeom prst="rect"/>
+                  </pic:spPr>
+                </pic:pic>
+              </a:graphicData>
+            </a:graphic>
+          </wp:inline>
+        </w:drawing>
+      </w:r>
+    </w:p>
+    <w:p>
+      <w:pPr>
+        <w:spacing w:after="0"/>
+        <w:jc w:val="left"/>
+      </w:pPr>
+      <w:r>
+        <w:rPr>
+          <w:rFonts w:ascii="Calibri" w:hAnsi="Calibri"/>
+          <w:i/>
+          <w:color w:val="5A5A5A"/>
+          <w:sz w:val="17"/>
+        </w:rPr>
+        <w:t>One snapshot, one model call, one block description, one emitter. Everything else is shared.</w:t>
+      </w:r>
+    </w:p>
+    <w:p>
+      <w:pPr>
+        <w:sectPr>
+          <w:pgSz w:w="16838" w:h="11906" w:orient="landscape"/>
+          <w:pgMar w:top="850" w:right="850" w:bottom="850" w:left="850" w:header="720" w:footer="720" w:gutter="0"/>
+          <w:cols w:space="720"/>
+          <w:docGrid w:linePitch="360"/>
+        </w:sectPr>
+      </w:pPr>
+    </w:p>
+    <w:p>
+      <w:pPr>
+        <w:pStyle w:val="Heading2"/>
+      </w:pPr>
+      <w:r>
+        <w:rPr>
+          <w:rFonts w:ascii="Calibri" w:hAnsi="Calibri"/>
+        </w:rPr>
+        <w:t>9d.1  Describe once, emit many times</w:t>
+      </w:r>
+    </w:p>
+    <w:p>
+      <w:pPr>
+        <w:spacing w:after="140" w:before="0"/>
+      </w:pPr>
+      <w:r>
+        <w:rPr>
+          <w:rFonts w:ascii="Consolas" w:hAnsi="Consolas"/>
+          <w:i w:val="0"/>
+          <w:color w:val="A83E00"/>
+          <w:sz w:val="19"/>
+        </w:rPr>
+        <w:t>documents.py</w:t>
+      </w:r>
+      <w:r>
+        <w:rPr>
+          <w:rFonts w:ascii="Calibri" w:hAnsi="Calibri"/>
+          <w:b w:val="0"/>
+          <w:i w:val="0"/>
+          <w:color w:val="1A1A1A"/>
+          <w:sz w:val="21"/>
+        </w:rPr>
+        <w:t xml:space="preserve"> and </w:t>
+      </w:r>
+      <w:r>
+        <w:rPr>
+          <w:rFonts w:ascii="Consolas" w:hAnsi="Consolas"/>
+          <w:i w:val="0"/>
+          <w:color w:val="A83E00"/>
+          <w:sz w:val="19"/>
+        </w:rPr>
+        <w:t>decks.py</w:t>
+      </w:r>
+      <w:r>
+        <w:rPr>
+          <w:rFonts w:ascii="Calibri" w:hAnsi="Calibri"/>
+          <w:b w:val="0"/>
+          <w:i w:val="0"/>
+          <w:color w:val="1A1A1A"/>
+          <w:sz w:val="21"/>
+        </w:rPr>
+        <w:t xml:space="preserve"> describe a piece as a list of </w:t>
+      </w:r>
+      <w:r>
+        <w:rPr>
+          <w:rFonts w:ascii="Calibri" w:hAnsi="Calibri"/>
+          <w:b/>
+          <w:i w:val="0"/>
+          <w:color w:val="1A1A1A"/>
+          <w:sz w:val="21"/>
+        </w:rPr>
+        <w:t>blocks</w:t>
+      </w:r>
+      <w:r>
+        <w:rPr>
+          <w:rFonts w:ascii="Calibri" w:hAnsi="Calibri"/>
+          <w:b w:val="0"/>
+          <w:i w:val="0"/>
+          <w:color w:val="1A1A1A"/>
+          <w:sz w:val="21"/>
+        </w:rPr>
+        <w:t xml:space="preserve"> — headings, prose, tables, chart specifications, citations, the missing-input banner. </w:t>
+      </w:r>
+      <w:r>
+        <w:rPr>
+          <w:rFonts w:ascii="Consolas" w:hAnsi="Consolas"/>
+          <w:i w:val="0"/>
+          <w:color w:val="A83E00"/>
+          <w:sz w:val="19"/>
+        </w:rPr>
+        <w:t>emitters.py</w:t>
+      </w:r>
+      <w:r>
+        <w:rPr>
+          <w:rFonts w:ascii="Calibri" w:hAnsi="Calibri"/>
+          <w:b w:val="0"/>
+          <w:i w:val="0"/>
+          <w:color w:val="1A1A1A"/>
+          <w:sz w:val="21"/>
+        </w:rPr>
+        <w:t xml:space="preserve"> holds one emitter per format, and each emitter walks the same blocks. Seven documents by three formats plus four decks by three would otherwise be thirty-three places for the same battlecard to say something slightly different, and within a month two of them disagree. Adding a format is one emitter; adding a document is one description.</w:t>
+      </w:r>
+    </w:p>
+    <w:tbl>
+      <w:tblPr>
+        <w:tblW w:type="auto" w:w="0"/>
+        <w:jc w:val="left"/>
+        <w:tblLayout w:type="fixed"/>
+        <w:tblLook w:firstColumn="1" w:firstRow="1" w:lastColumn="0" w:lastRow="0" w:noHBand="0" w:noVBand="1" w:val="04A0"/>
+      </w:tblPr>
+      <w:tblGrid>
+        <w:gridCol w:w="2353"/>
+        <w:gridCol w:w="2353"/>
+        <w:gridCol w:w="2353"/>
+        <w:gridCol w:w="2353"/>
+      </w:tblGrid>
+      <w:tr>
+        <w:tc>
+          <w:tcPr>
+            <w:tcW w:type="dxa" w:w="1134"/>
+            <w:shd w:val="clear" w:color="auto" w:fill="3C3C3C"/>
+            <w:tcBorders>
+              <w:top w:val="single" w:sz="2" w:space="0" w:color="C8C8C8"/>
+              <w:left w:val="single" w:sz="2" w:space="0" w:color="C8C8C8"/>
+              <w:bottom w:val="single" w:sz="2" w:space="0" w:color="C8C8C8"/>
+              <w:right w:val="single" w:sz="2" w:space="0" w:color="C8C8C8"/>
+            </w:tcBorders>
+          </w:tcPr>
+          <w:p>
+            <w:pPr>
+              <w:spacing w:after="20" w:before="20"/>
+            </w:pPr>
+            <w:r>
+              <w:rPr>
+                <w:rFonts w:ascii="Calibri" w:hAnsi="Calibri"/>
+                <w:b/>
+                <w:color w:val="FFFFFF"/>
+                <w:sz w:val="17"/>
+              </w:rPr>
+              <w:t>Format</w:t>
+            </w:r>
+          </w:p>
+        </w:tc>
+        <w:tc>
+          <w:tcPr>
+            <w:tcW w:type="dxa" w:w="1587"/>
+            <w:shd w:val="clear" w:color="auto" w:fill="3C3C3C"/>
+            <w:tcBorders>
+              <w:top w:val="single" w:sz="2" w:space="0" w:color="C8C8C8"/>
+              <w:left w:val="single" w:sz="2" w:space="0" w:color="C8C8C8"/>
+              <w:bottom w:val="single" w:sz="2" w:space="0" w:color="C8C8C8"/>
+              <w:right w:val="single" w:sz="2" w:space="0" w:color="C8C8C8"/>
+            </w:tcBorders>
+          </w:tcPr>
+          <w:p>
+            <w:pPr>
+              <w:spacing w:after="20" w:before="20"/>
+            </w:pPr>
+            <w:r>
+              <w:rPr>
+                <w:rFonts w:ascii="Calibri" w:hAnsi="Calibri"/>
+                <w:b/>
+                <w:color w:val="FFFFFF"/>
+                <w:sz w:val="17"/>
+              </w:rPr>
+              <w:t>Library</w:t>
+            </w:r>
+          </w:p>
+        </w:tc>
+        <w:tc>
+          <w:tcPr>
+            <w:tcW w:type="dxa" w:w="1928"/>
+            <w:shd w:val="clear" w:color="auto" w:fill="3C3C3C"/>
+            <w:tcBorders>
+              <w:top w:val="single" w:sz="2" w:space="0" w:color="C8C8C8"/>
+              <w:left w:val="single" w:sz="2" w:space="0" w:color="C8C8C8"/>
+              <w:bottom w:val="single" w:sz="2" w:space="0" w:color="C8C8C8"/>
+              <w:right w:val="single" w:sz="2" w:space="0" w:color="C8C8C8"/>
+            </w:tcBorders>
+          </w:tcPr>
+          <w:p>
+            <w:pPr>
+              <w:spacing w:after="20" w:before="20"/>
+            </w:pPr>
+            <w:r>
+              <w:rPr>
+                <w:rFonts w:ascii="Calibri" w:hAnsi="Calibri"/>
+                <w:b/>
+                <w:color w:val="FFFFFF"/>
+                <w:sz w:val="17"/>
+              </w:rPr>
+              <w:t>Charts</w:t>
+            </w:r>
+          </w:p>
+        </w:tc>
+        <w:tc>
+          <w:tcPr>
+            <w:tcW w:type="dxa" w:w="4762"/>
+            <w:shd w:val="clear" w:color="auto" w:fill="3C3C3C"/>
+            <w:tcBorders>
+              <w:top w:val="single" w:sz="2" w:space="0" w:color="C8C8C8"/>
+              <w:left w:val="single" w:sz="2" w:space="0" w:color="C8C8C8"/>
+              <w:bottom w:val="single" w:sz="2" w:space="0" w:color="C8C8C8"/>
+              <w:right w:val="single" w:sz="2" w:space="0" w:color="C8C8C8"/>
+            </w:tcBorders>
+          </w:tcPr>
+          <w:p>
+            <w:pPr>
+              <w:spacing w:after="20" w:before="20"/>
+            </w:pPr>
+            <w:r>
+              <w:rPr>
+                <w:rFonts w:ascii="Calibri" w:hAnsi="Calibri"/>
+                <w:b/>
+                <w:color w:val="FFFFFF"/>
+                <w:sz w:val="17"/>
+              </w:rPr>
+              <w:t>What it is for</w:t>
+            </w:r>
+          </w:p>
+        </w:tc>
+      </w:tr>
+      <w:tr>
+        <w:tc>
+          <w:tcPr>
+            <w:tcW w:type="dxa" w:w="1134"/>
+            <w:tcBorders>
+              <w:top w:val="single" w:sz="2" w:space="0" w:color="C8C8C8"/>
+              <w:left w:val="single" w:sz="2" w:space="0" w:color="C8C8C8"/>
+              <w:bottom w:val="single" w:sz="2" w:space="0" w:color="C8C8C8"/>
+              <w:right w:val="single" w:sz="2" w:space="0" w:color="C8C8C8"/>
+            </w:tcBorders>
+          </w:tcPr>
+          <w:p>
+            <w:pPr>
+              <w:spacing w:after="20" w:before="20"/>
+            </w:pPr>
+            <w:r>
+              <w:rPr>
+                <w:rFonts w:ascii="Consolas" w:hAnsi="Consolas"/>
+                <w:i w:val="0"/>
+                <w:color w:val="A83E00"/>
+                <w:sz w:val="15"/>
+              </w:rPr>
+              <w:t>pdf</w:t>
+            </w:r>
+          </w:p>
+        </w:tc>
+        <w:tc>
+          <w:tcPr>
+            <w:tcW w:type="dxa" w:w="1587"/>
+            <w:tcBorders>
+              <w:top w:val="single" w:sz="2" w:space="0" w:color="C8C8C8"/>
+              <w:left w:val="single" w:sz="2" w:space="0" w:color="C8C8C8"/>
+              <w:bottom w:val="single" w:sz="2" w:space="0" w:color="C8C8C8"/>
+              <w:right w:val="single" w:sz="2" w:space="0" w:color="C8C8C8"/>
+            </w:tcBorders>
+          </w:tcPr>
+          <w:p>
+            <w:pPr>
+              <w:spacing w:after="20" w:before="20"/>
+            </w:pPr>
+            <w:r>
+              <w:rPr>
+                <w:rFonts w:ascii="Calibri" w:hAnsi="Calibri"/>
+                <w:b w:val="0"/>
+                <w:i w:val="0"/>
+                <w:color w:val="1A1A1A"/>
+                <w:sz w:val="17"/>
+              </w:rPr>
+              <w:t>reportlab</w:t>
+            </w:r>
+          </w:p>
+        </w:tc>
+        <w:tc>
+          <w:tcPr>
+            <w:tcW w:type="dxa" w:w="1928"/>
+            <w:tcBorders>
+              <w:top w:val="single" w:sz="2" w:space="0" w:color="C8C8C8"/>
+              <w:left w:val="single" w:sz="2" w:space="0" w:color="C8C8C8"/>
+              <w:bottom w:val="single" w:sz="2" w:space="0" w:color="C8C8C8"/>
+              <w:right w:val="single" w:sz="2" w:space="0" w:color="C8C8C8"/>
+            </w:tcBorders>
+          </w:tcPr>
+          <w:p>
+            <w:pPr>
+              <w:spacing w:after="20" w:before="20"/>
+            </w:pPr>
+            <w:r>
+              <w:rPr>
+                <w:rFonts w:ascii="Calibri" w:hAnsi="Calibri"/>
+                <w:b w:val="0"/>
+                <w:i w:val="0"/>
+                <w:color w:val="1A1A1A"/>
+                <w:sz w:val="17"/>
+              </w:rPr>
+              <w:t>Vector, exact geometry</w:t>
+            </w:r>
+          </w:p>
+        </w:tc>
+        <w:tc>
+          <w:tcPr>
+            <w:tcW w:type="dxa" w:w="4762"/>
+            <w:tcBorders>
+              <w:top w:val="single" w:sz="2" w:space="0" w:color="C8C8C8"/>
+              <w:left w:val="single" w:sz="2" w:space="0" w:color="C8C8C8"/>
+              <w:bottom w:val="single" w:sz="2" w:space="0" w:color="C8C8C8"/>
+              <w:right w:val="single" w:sz="2" w:space="0" w:color="C8C8C8"/>
+            </w:tcBorders>
+          </w:tcPr>
+          <w:p>
+            <w:pPr>
+              <w:spacing w:after="20" w:before="20"/>
+            </w:pPr>
+            <w:r>
+              <w:rPr>
+                <w:rFonts w:ascii="Calibri" w:hAnsi="Calibri"/>
+                <w:b w:val="0"/>
+                <w:i w:val="0"/>
+                <w:color w:val="1A1A1A"/>
+                <w:sz w:val="17"/>
+              </w:rPr>
+              <w:t>The format to send. No browser (NFR-05).</w:t>
+            </w:r>
+          </w:p>
+        </w:tc>
+      </w:tr>
+      <w:tr>
+        <w:tc>
+          <w:tcPr>
+            <w:tcW w:type="dxa" w:w="1134"/>
+            <w:shd w:val="clear" w:color="auto" w:fill="F2F2F2"/>
+            <w:tcBorders>
+              <w:top w:val="single" w:sz="2" w:space="0" w:color="C8C8C8"/>
+              <w:left w:val="single" w:sz="2" w:space="0" w:color="C8C8C8"/>
+              <w:bottom w:val="single" w:sz="2" w:space="0" w:color="C8C8C8"/>
+              <w:right w:val="single" w:sz="2" w:space="0" w:color="C8C8C8"/>
+            </w:tcBorders>
+          </w:tcPr>
+          <w:p>
+            <w:pPr>
+              <w:spacing w:after="20" w:before="20"/>
+            </w:pPr>
+            <w:r>
+              <w:rPr>
+                <w:rFonts w:ascii="Consolas" w:hAnsi="Consolas"/>
+                <w:i w:val="0"/>
+                <w:color w:val="A83E00"/>
+                <w:sz w:val="15"/>
+              </w:rPr>
+              <w:t>pptx</w:t>
+            </w:r>
+          </w:p>
+        </w:tc>
+        <w:tc>
+          <w:tcPr>
+            <w:tcW w:type="dxa" w:w="1587"/>
+            <w:shd w:val="clear" w:color="auto" w:fill="F2F2F2"/>
+            <w:tcBorders>
+              <w:top w:val="single" w:sz="2" w:space="0" w:color="C8C8C8"/>
+              <w:left w:val="single" w:sz="2" w:space="0" w:color="C8C8C8"/>
+              <w:bottom w:val="single" w:sz="2" w:space="0" w:color="C8C8C8"/>
+              <w:right w:val="single" w:sz="2" w:space="0" w:color="C8C8C8"/>
+            </w:tcBorders>
+          </w:tcPr>
+          <w:p>
+            <w:pPr>
+              <w:spacing w:after="20" w:before="20"/>
+            </w:pPr>
+            <w:r>
+              <w:rPr>
+                <w:rFonts w:ascii="Calibri" w:hAnsi="Calibri"/>
+                <w:b w:val="0"/>
+                <w:i w:val="0"/>
+                <w:color w:val="1A1A1A"/>
+                <w:sz w:val="17"/>
+              </w:rPr>
+              <w:t>python-pptx</w:t>
+            </w:r>
+          </w:p>
+        </w:tc>
+        <w:tc>
+          <w:tcPr>
+            <w:tcW w:type="dxa" w:w="1928"/>
+            <w:shd w:val="clear" w:color="auto" w:fill="F2F2F2"/>
+            <w:tcBorders>
+              <w:top w:val="single" w:sz="2" w:space="0" w:color="C8C8C8"/>
+              <w:left w:val="single" w:sz="2" w:space="0" w:color="C8C8C8"/>
+              <w:bottom w:val="single" w:sz="2" w:space="0" w:color="C8C8C8"/>
+              <w:right w:val="single" w:sz="2" w:space="0" w:color="C8C8C8"/>
+            </w:tcBorders>
+          </w:tcPr>
+          <w:p>
+            <w:pPr>
+              <w:spacing w:after="20" w:before="20"/>
+            </w:pPr>
+            <w:r>
+              <w:rPr>
+                <w:rFonts w:ascii="Calibri" w:hAnsi="Calibri"/>
+                <w:b/>
+                <w:i w:val="0"/>
+                <w:color w:val="1A1A1A"/>
+                <w:sz w:val="17"/>
+              </w:rPr>
+              <w:t>Native shapes</w:t>
+            </w:r>
+          </w:p>
+        </w:tc>
+        <w:tc>
+          <w:tcPr>
+            <w:tcW w:type="dxa" w:w="4762"/>
+            <w:shd w:val="clear" w:color="auto" w:fill="F2F2F2"/>
+            <w:tcBorders>
+              <w:top w:val="single" w:sz="2" w:space="0" w:color="C8C8C8"/>
+              <w:left w:val="single" w:sz="2" w:space="0" w:color="C8C8C8"/>
+              <w:bottom w:val="single" w:sz="2" w:space="0" w:color="C8C8C8"/>
+              <w:right w:val="single" w:sz="2" w:space="0" w:color="C8C8C8"/>
+            </w:tcBorders>
+          </w:tcPr>
+          <w:p>
+            <w:pPr>
+              <w:spacing w:after="20" w:before="20"/>
+            </w:pPr>
+            <w:r>
+              <w:rPr>
+                <w:rFonts w:ascii="Calibri" w:hAnsi="Calibri"/>
+                <w:b w:val="0"/>
+                <w:i w:val="0"/>
+                <w:color w:val="1A1A1A"/>
+                <w:sz w:val="17"/>
+              </w:rPr>
+              <w:t>The format to edit. An architect moves a box rather than redrawing the slide.</w:t>
+            </w:r>
+          </w:p>
+        </w:tc>
+      </w:tr>
+      <w:tr>
+        <w:tc>
+          <w:tcPr>
+            <w:tcW w:type="dxa" w:w="1134"/>
+            <w:tcBorders>
+              <w:top w:val="single" w:sz="2" w:space="0" w:color="C8C8C8"/>
+              <w:left w:val="single" w:sz="2" w:space="0" w:color="C8C8C8"/>
+              <w:bottom w:val="single" w:sz="2" w:space="0" w:color="C8C8C8"/>
+              <w:right w:val="single" w:sz="2" w:space="0" w:color="C8C8C8"/>
+            </w:tcBorders>
+          </w:tcPr>
+          <w:p>
+            <w:pPr>
+              <w:spacing w:after="20" w:before="20"/>
+            </w:pPr>
+            <w:r>
+              <w:rPr>
+                <w:rFonts w:ascii="Consolas" w:hAnsi="Consolas"/>
+                <w:i w:val="0"/>
+                <w:color w:val="A83E00"/>
+                <w:sz w:val="15"/>
+              </w:rPr>
+              <w:t>docx</w:t>
+            </w:r>
+          </w:p>
+        </w:tc>
+        <w:tc>
+          <w:tcPr>
+            <w:tcW w:type="dxa" w:w="1587"/>
+            <w:tcBorders>
+              <w:top w:val="single" w:sz="2" w:space="0" w:color="C8C8C8"/>
+              <w:left w:val="single" w:sz="2" w:space="0" w:color="C8C8C8"/>
+              <w:bottom w:val="single" w:sz="2" w:space="0" w:color="C8C8C8"/>
+              <w:right w:val="single" w:sz="2" w:space="0" w:color="C8C8C8"/>
+            </w:tcBorders>
+          </w:tcPr>
+          <w:p>
+            <w:pPr>
+              <w:spacing w:after="20" w:before="20"/>
+            </w:pPr>
+            <w:r>
+              <w:rPr>
+                <w:rFonts w:ascii="Calibri" w:hAnsi="Calibri"/>
+                <w:b w:val="0"/>
+                <w:i w:val="0"/>
+                <w:color w:val="1A1A1A"/>
+                <w:sz w:val="17"/>
+              </w:rPr>
+              <w:t>python-docx</w:t>
+            </w:r>
+          </w:p>
+        </w:tc>
+        <w:tc>
+          <w:tcPr>
+            <w:tcW w:type="dxa" w:w="1928"/>
+            <w:tcBorders>
+              <w:top w:val="single" w:sz="2" w:space="0" w:color="C8C8C8"/>
+              <w:left w:val="single" w:sz="2" w:space="0" w:color="C8C8C8"/>
+              <w:bottom w:val="single" w:sz="2" w:space="0" w:color="C8C8C8"/>
+              <w:right w:val="single" w:sz="2" w:space="0" w:color="C8C8C8"/>
+            </w:tcBorders>
+          </w:tcPr>
+          <w:p>
+            <w:pPr>
+              <w:spacing w:after="20" w:before="20"/>
+            </w:pPr>
+            <w:r>
+              <w:rPr>
+                <w:rFonts w:ascii="Calibri" w:hAnsi="Calibri"/>
+                <w:b w:val="0"/>
+                <w:i w:val="0"/>
+                <w:color w:val="1A1A1A"/>
+                <w:sz w:val="17"/>
+              </w:rPr>
+              <w:t>Rasterised at high DPI</w:t>
+            </w:r>
+          </w:p>
+        </w:tc>
+        <w:tc>
+          <w:tcPr>
+            <w:tcW w:type="dxa" w:w="4762"/>
+            <w:tcBorders>
+              <w:top w:val="single" w:sz="2" w:space="0" w:color="C8C8C8"/>
+              <w:left w:val="single" w:sz="2" w:space="0" w:color="C8C8C8"/>
+              <w:bottom w:val="single" w:sz="2" w:space="0" w:color="C8C8C8"/>
+              <w:right w:val="single" w:sz="2" w:space="0" w:color="C8C8C8"/>
+            </w:tcBorders>
+          </w:tcPr>
+          <w:p>
+            <w:pPr>
+              <w:spacing w:after="20" w:before="20"/>
+            </w:pPr>
+            <w:r>
+              <w:rPr>
+                <w:rFonts w:ascii="Calibri" w:hAnsi="Calibri"/>
+                <w:b w:val="0"/>
+                <w:i w:val="0"/>
+                <w:color w:val="1A1A1A"/>
+                <w:sz w:val="17"/>
+              </w:rPr>
+              <w:t>Native styles and tables; Word has no drawing model this code can target.</w:t>
+            </w:r>
+          </w:p>
+        </w:tc>
+      </w:tr>
+      <w:tr>
+        <w:tc>
+          <w:tcPr>
+            <w:tcW w:type="dxa" w:w="1134"/>
+            <w:shd w:val="clear" w:color="auto" w:fill="F2F2F2"/>
+            <w:tcBorders>
+              <w:top w:val="single" w:sz="2" w:space="0" w:color="C8C8C8"/>
+              <w:left w:val="single" w:sz="2" w:space="0" w:color="C8C8C8"/>
+              <w:bottom w:val="single" w:sz="2" w:space="0" w:color="C8C8C8"/>
+              <w:right w:val="single" w:sz="2" w:space="0" w:color="C8C8C8"/>
+            </w:tcBorders>
+          </w:tcPr>
+          <w:p>
+            <w:pPr>
+              <w:spacing w:after="20" w:before="20"/>
+            </w:pPr>
+            <w:r>
+              <w:rPr>
+                <w:rFonts w:ascii="Consolas" w:hAnsi="Consolas"/>
+                <w:i w:val="0"/>
+                <w:color w:val="A83E00"/>
+                <w:sz w:val="15"/>
+              </w:rPr>
+              <w:t>odt</w:t>
+            </w:r>
+            <w:r>
+              <w:rPr>
+                <w:rFonts w:ascii="Calibri" w:hAnsi="Calibri"/>
+                <w:b w:val="0"/>
+                <w:i w:val="0"/>
+                <w:color w:val="1A1A1A"/>
+                <w:sz w:val="17"/>
+              </w:rPr>
+              <w:t xml:space="preserve"> / </w:t>
+            </w:r>
+            <w:r>
+              <w:rPr>
+                <w:rFonts w:ascii="Consolas" w:hAnsi="Consolas"/>
+                <w:i w:val="0"/>
+                <w:color w:val="A83E00"/>
+                <w:sz w:val="15"/>
+              </w:rPr>
+              <w:t>odp</w:t>
+            </w:r>
+          </w:p>
+        </w:tc>
+        <w:tc>
+          <w:tcPr>
+            <w:tcW w:type="dxa" w:w="1587"/>
+            <w:shd w:val="clear" w:color="auto" w:fill="F2F2F2"/>
+            <w:tcBorders>
+              <w:top w:val="single" w:sz="2" w:space="0" w:color="C8C8C8"/>
+              <w:left w:val="single" w:sz="2" w:space="0" w:color="C8C8C8"/>
+              <w:bottom w:val="single" w:sz="2" w:space="0" w:color="C8C8C8"/>
+              <w:right w:val="single" w:sz="2" w:space="0" w:color="C8C8C8"/>
+            </w:tcBorders>
+          </w:tcPr>
+          <w:p>
+            <w:pPr>
+              <w:spacing w:after="20" w:before="20"/>
+            </w:pPr>
+            <w:r>
+              <w:rPr>
+                <w:rFonts w:ascii="Calibri" w:hAnsi="Calibri"/>
+                <w:b w:val="0"/>
+                <w:i w:val="0"/>
+                <w:color w:val="1A1A1A"/>
+                <w:sz w:val="17"/>
+              </w:rPr>
+              <w:t>odfpy</w:t>
+            </w:r>
+          </w:p>
+        </w:tc>
+        <w:tc>
+          <w:tcPr>
+            <w:tcW w:type="dxa" w:w="1928"/>
+            <w:shd w:val="clear" w:color="auto" w:fill="F2F2F2"/>
+            <w:tcBorders>
+              <w:top w:val="single" w:sz="2" w:space="0" w:color="C8C8C8"/>
+              <w:left w:val="single" w:sz="2" w:space="0" w:color="C8C8C8"/>
+              <w:bottom w:val="single" w:sz="2" w:space="0" w:color="C8C8C8"/>
+              <w:right w:val="single" w:sz="2" w:space="0" w:color="C8C8C8"/>
+            </w:tcBorders>
+          </w:tcPr>
+          <w:p>
+            <w:pPr>
+              <w:spacing w:after="20" w:before="20"/>
+            </w:pPr>
+            <w:r>
+              <w:rPr>
+                <w:rFonts w:ascii="Calibri" w:hAnsi="Calibri"/>
+                <w:b w:val="0"/>
+                <w:i w:val="0"/>
+                <w:color w:val="1A1A1A"/>
+                <w:sz w:val="17"/>
+              </w:rPr>
+              <w:t>Rasterised at high DPI</w:t>
+            </w:r>
+          </w:p>
+        </w:tc>
+        <w:tc>
+          <w:tcPr>
+            <w:tcW w:type="dxa" w:w="4762"/>
+            <w:shd w:val="clear" w:color="auto" w:fill="F2F2F2"/>
+            <w:tcBorders>
+              <w:top w:val="single" w:sz="2" w:space="0" w:color="C8C8C8"/>
+              <w:left w:val="single" w:sz="2" w:space="0" w:color="C8C8C8"/>
+              <w:bottom w:val="single" w:sz="2" w:space="0" w:color="C8C8C8"/>
+              <w:right w:val="single" w:sz="2" w:space="0" w:color="C8C8C8"/>
+            </w:tcBorders>
+          </w:tcPr>
+          <w:p>
+            <w:pPr>
+              <w:spacing w:after="20" w:before="20"/>
+            </w:pPr>
+            <w:r>
+              <w:rPr>
+                <w:rFonts w:ascii="Calibri" w:hAnsi="Calibri"/>
+                <w:b w:val="0"/>
+                <w:i w:val="0"/>
+                <w:color w:val="1A1A1A"/>
+                <w:sz w:val="17"/>
+              </w:rPr>
+              <w:t>The same, for an estate that standardised on LibreOffice.</w:t>
+            </w:r>
+          </w:p>
+        </w:tc>
+      </w:tr>
+      <w:tr>
+        <w:tc>
+          <w:tcPr>
+            <w:tcW w:type="dxa" w:w="1134"/>
+            <w:tcBorders>
+              <w:top w:val="single" w:sz="2" w:space="0" w:color="C8C8C8"/>
+              <w:left w:val="single" w:sz="2" w:space="0" w:color="C8C8C8"/>
+              <w:bottom w:val="single" w:sz="2" w:space="0" w:color="C8C8C8"/>
+              <w:right w:val="single" w:sz="2" w:space="0" w:color="C8C8C8"/>
+            </w:tcBorders>
+          </w:tcPr>
+          <w:p>
+            <w:pPr>
+              <w:spacing w:after="20" w:before="20"/>
+            </w:pPr>
+            <w:r>
+              <w:rPr>
+                <w:rFonts w:ascii="Consolas" w:hAnsi="Consolas"/>
+                <w:i w:val="0"/>
+                <w:color w:val="A83E00"/>
+                <w:sz w:val="15"/>
+              </w:rPr>
+              <w:t>md</w:t>
+            </w:r>
+          </w:p>
+        </w:tc>
+        <w:tc>
+          <w:tcPr>
+            <w:tcW w:type="dxa" w:w="1587"/>
+            <w:tcBorders>
+              <w:top w:val="single" w:sz="2" w:space="0" w:color="C8C8C8"/>
+              <w:left w:val="single" w:sz="2" w:space="0" w:color="C8C8C8"/>
+              <w:bottom w:val="single" w:sz="2" w:space="0" w:color="C8C8C8"/>
+              <w:right w:val="single" w:sz="2" w:space="0" w:color="C8C8C8"/>
+            </w:tcBorders>
+          </w:tcPr>
+          <w:p>
+            <w:pPr>
+              <w:spacing w:after="20" w:before="20"/>
+            </w:pPr>
+            <w:r>
+              <w:rPr>
+                <w:rFonts w:ascii="Calibri" w:hAnsi="Calibri"/>
+                <w:b w:val="0"/>
+                <w:i w:val="0"/>
+                <w:color w:val="1A1A1A"/>
+                <w:sz w:val="17"/>
+              </w:rPr>
+              <w:t>plain text</w:t>
+            </w:r>
+          </w:p>
+        </w:tc>
+        <w:tc>
+          <w:tcPr>
+            <w:tcW w:type="dxa" w:w="1928"/>
+            <w:tcBorders>
+              <w:top w:val="single" w:sz="2" w:space="0" w:color="C8C8C8"/>
+              <w:left w:val="single" w:sz="2" w:space="0" w:color="C8C8C8"/>
+              <w:bottom w:val="single" w:sz="2" w:space="0" w:color="C8C8C8"/>
+              <w:right w:val="single" w:sz="2" w:space="0" w:color="C8C8C8"/>
+            </w:tcBorders>
+          </w:tcPr>
+          <w:p>
+            <w:pPr>
+              <w:spacing w:after="20" w:before="20"/>
+            </w:pPr>
+            <w:r>
+              <w:rPr>
+                <w:rFonts w:ascii="Calibri" w:hAnsi="Calibri"/>
+                <w:b w:val="0"/>
+                <w:i w:val="0"/>
+                <w:color w:val="1A1A1A"/>
+                <w:sz w:val="17"/>
+              </w:rPr>
+              <w:t>—</w:t>
+            </w:r>
+          </w:p>
+        </w:tc>
+        <w:tc>
+          <w:tcPr>
+            <w:tcW w:type="dxa" w:w="4762"/>
+            <w:tcBorders>
+              <w:top w:val="single" w:sz="2" w:space="0" w:color="C8C8C8"/>
+              <w:left w:val="single" w:sz="2" w:space="0" w:color="C8C8C8"/>
+              <w:bottom w:val="single" w:sz="2" w:space="0" w:color="C8C8C8"/>
+              <w:right w:val="single" w:sz="2" w:space="0" w:color="C8C8C8"/>
+            </w:tcBorders>
+          </w:tcPr>
+          <w:p>
+            <w:pPr>
+              <w:spacing w:after="20" w:before="20"/>
+            </w:pPr>
+            <w:r>
+              <w:rPr>
+                <w:rFonts w:ascii="Calibri" w:hAnsi="Calibri"/>
+                <w:b w:val="0"/>
+                <w:i w:val="0"/>
+                <w:color w:val="1A1A1A"/>
+                <w:sz w:val="17"/>
+              </w:rPr>
+              <w:t>Six emails. Nobody has ever wanted a PDF of them.</w:t>
+            </w:r>
+          </w:p>
+        </w:tc>
+      </w:tr>
+    </w:tbl>
+    <w:p>
+      <w:pPr>
+        <w:spacing w:after="60"/>
+      </w:pPr>
+    </w:p>
+    <w:p>
+      <w:pPr>
+        <w:spacing w:after="140" w:before="0"/>
+      </w:pPr>
+      <w:r>
+        <w:rPr>
+          <w:rFonts w:ascii="Calibri" w:hAnsi="Calibri"/>
+          <w:b w:val="0"/>
+          <w:i w:val="0"/>
+          <w:color w:val="1A1A1A"/>
+          <w:sz w:val="21"/>
+        </w:rPr>
+        <w:t xml:space="preserve">The raster fallback is the right way round: the format people </w:t>
+      </w:r>
+      <w:r>
+        <w:rPr>
+          <w:rFonts w:ascii="Calibri" w:hAnsi="Calibri"/>
+          <w:b/>
+          <w:i w:val="0"/>
+          <w:color w:val="1A1A1A"/>
+          <w:sz w:val="21"/>
+        </w:rPr>
+        <w:t>send</w:t>
+      </w:r>
+      <w:r>
+        <w:rPr>
+          <w:rFonts w:ascii="Calibri" w:hAnsi="Calibri"/>
+          <w:b w:val="0"/>
+          <w:i w:val="0"/>
+          <w:color w:val="1A1A1A"/>
+          <w:sz w:val="21"/>
+        </w:rPr>
+        <w:t xml:space="preserve"> and the format people </w:t>
+      </w:r>
+      <w:r>
+        <w:rPr>
+          <w:rFonts w:ascii="Calibri" w:hAnsi="Calibri"/>
+          <w:b/>
+          <w:i w:val="0"/>
+          <w:color w:val="1A1A1A"/>
+          <w:sz w:val="21"/>
+        </w:rPr>
+        <w:t>edit</w:t>
+      </w:r>
+      <w:r>
+        <w:rPr>
+          <w:rFonts w:ascii="Calibri" w:hAnsi="Calibri"/>
+          <w:b w:val="0"/>
+          <w:i w:val="0"/>
+          <w:color w:val="1A1A1A"/>
+          <w:sz w:val="21"/>
+        </w:rPr>
+        <w:t xml:space="preserve"> both get true vector output, and the fallback applies only where a chart is being read rather than worked on.</w:t>
+      </w:r>
+    </w:p>
+    <w:p>
+      <w:pPr>
+        <w:pStyle w:val="Heading2"/>
+      </w:pPr>
+      <w:r>
+        <w:rPr>
+          <w:rFonts w:ascii="Calibri" w:hAnsi="Calibri"/>
+        </w:rPr>
+        <w:t>9d.2  One snapshot</w:t>
+      </w:r>
+    </w:p>
+    <w:p>
+      <w:pPr>
+        <w:spacing w:after="140" w:before="0"/>
+      </w:pPr>
+      <w:r>
+        <w:rPr>
+          <w:rFonts w:ascii="Consolas" w:hAnsi="Consolas"/>
+          <w:i w:val="0"/>
+          <w:color w:val="A83E00"/>
+          <w:sz w:val="19"/>
+        </w:rPr>
+        <w:t>context.load()</w:t>
+      </w:r>
+      <w:r>
+        <w:rPr>
+          <w:rFonts w:ascii="Calibri" w:hAnsi="Calibri"/>
+          <w:b w:val="0"/>
+          <w:i w:val="0"/>
+          <w:color w:val="1A1A1A"/>
+          <w:sz w:val="21"/>
+        </w:rPr>
+        <w:t xml:space="preserve"> reads the space once — sizing, competition, description, links, scores, evidence and the named graph assets — and every renderer works from that reading. Two documents in the same pack quoting different SAM figures, because one was built before a sizing run and one after, is the failure this makes impossible rather than merely unlikely.</w:t>
+      </w:r>
+    </w:p>
+    <w:p>
+      <w:pPr>
+        <w:pStyle w:val="Heading2"/>
+      </w:pPr>
+      <w:r>
+        <w:rPr>
+          <w:rFonts w:ascii="Calibri" w:hAnsi="Calibri"/>
+        </w:rPr>
+        <w:t>9d.3  The live research pass</w:t>
+      </w:r>
+    </w:p>
+    <w:p>
+      <w:pPr>
+        <w:spacing w:after="140" w:before="0"/>
+      </w:pPr>
+      <w:r>
+        <w:rPr>
+          <w:rFonts w:ascii="Consolas" w:hAnsi="Consolas"/>
+          <w:i w:val="0"/>
+          <w:color w:val="A83E00"/>
+          <w:sz w:val="19"/>
+        </w:rPr>
+        <w:t>research.py</w:t>
+      </w:r>
+      <w:r>
+        <w:rPr>
+          <w:rFonts w:ascii="Calibri" w:hAnsi="Calibri"/>
+          <w:b w:val="0"/>
+          <w:i w:val="0"/>
+          <w:color w:val="1A1A1A"/>
+          <w:sz w:val="21"/>
+        </w:rPr>
+        <w:t xml:space="preserve"> runs targeted queries through the connectors the pipeline already trusts — the same </w:t>
+      </w:r>
+      <w:r>
+        <w:rPr>
+          <w:rFonts w:ascii="Consolas" w:hAnsi="Consolas"/>
+          <w:i w:val="0"/>
+          <w:color w:val="A83E00"/>
+          <w:sz w:val="19"/>
+        </w:rPr>
+        <w:t>HttpSession</w:t>
+      </w:r>
+      <w:r>
+        <w:rPr>
+          <w:rFonts w:ascii="Calibri" w:hAnsi="Calibri"/>
+          <w:b w:val="0"/>
+          <w:i w:val="0"/>
+          <w:color w:val="1A1A1A"/>
+          <w:sz w:val="21"/>
+        </w:rPr>
+        <w:t xml:space="preserve">, the same throttling, the same robots discipline, content held by reference only (DR-08). It exists because the corpus is refreshed on a cadence and a battlecard is written the morning of a meeting; a regulator's deadline or a competitor's announcement lives in that gap. Anything drawn from a retrieved item names its publisher inline and appears in a list at the back of the document, marked as </w:t>
+      </w:r>
+      <w:r>
+        <w:rPr>
+          <w:rFonts w:ascii="Calibri" w:hAnsi="Calibri"/>
+          <w:b/>
+          <w:i w:val="0"/>
+          <w:color w:val="1A1A1A"/>
+          <w:sz w:val="21"/>
+        </w:rPr>
+        <w:t>not</w:t>
+      </w:r>
+      <w:r>
+        <w:rPr>
+          <w:rFonts w:ascii="Calibri" w:hAnsi="Calibri"/>
+          <w:b w:val="0"/>
+          <w:i w:val="0"/>
+          <w:color w:val="1A1A1A"/>
+          <w:sz w:val="21"/>
+        </w:rPr>
+        <w:t xml:space="preserve"> having been through the radar's evidence validation.</w:t>
+      </w:r>
+    </w:p>
+    <w:p>
+      <w:pPr>
+        <w:spacing w:after="140" w:before="0"/>
+      </w:pPr>
+      <w:r>
+        <w:rPr>
+          <w:rFonts w:ascii="Consolas" w:hAnsi="Consolas"/>
+          <w:i w:val="0"/>
+          <w:color w:val="A83E00"/>
+          <w:sz w:val="19"/>
+        </w:rPr>
+        <w:t>RADAR_PRESALES_RESEARCH=0</w:t>
+      </w:r>
+      <w:r>
+        <w:rPr>
+          <w:rFonts w:ascii="Calibri" w:hAnsi="Calibri"/>
+          <w:b w:val="0"/>
+          <w:i w:val="0"/>
+          <w:color w:val="1A1A1A"/>
+          <w:sz w:val="21"/>
+        </w:rPr>
+        <w:t xml:space="preserve"> disables the pass. That switch is needed for CI, for air-gapped builds, and for any deployment where outbound calls are the thing being prevented.</w:t>
+      </w:r>
+    </w:p>
+    <w:p>
+      <w:pPr>
+        <w:pStyle w:val="Heading2"/>
+      </w:pPr>
+      <w:r>
+        <w:rPr>
+          <w:rFonts w:ascii="Calibri" w:hAnsi="Calibri"/>
+        </w:rPr>
+        <w:t>9d.4  Storage and staleness</w:t>
+      </w:r>
+    </w:p>
+    <w:p>
+      <w:pPr>
+        <w:spacing w:after="140" w:before="0"/>
+      </w:pPr>
+      <w:r>
+        <w:rPr>
+          <w:rFonts w:ascii="Calibri" w:hAnsi="Calibri"/>
+          <w:b w:val="0"/>
+          <w:i w:val="0"/>
+          <w:color w:val="1A1A1A"/>
+          <w:sz w:val="21"/>
+        </w:rPr>
+        <w:t xml:space="preserve">The row key is </w:t>
+      </w:r>
+      <w:r>
+        <w:rPr>
+          <w:rFonts w:ascii="Calibri" w:hAnsi="Calibri"/>
+          <w:b/>
+          <w:i w:val="0"/>
+          <w:color w:val="1A1A1A"/>
+          <w:sz w:val="21"/>
+        </w:rPr>
+        <w:t>(space, kind, format)</w:t>
+      </w:r>
+      <w:r>
+        <w:rPr>
+          <w:rFonts w:ascii="Calibri" w:hAnsi="Calibri"/>
+          <w:b w:val="0"/>
+          <w:i w:val="0"/>
+          <w:color w:val="1A1A1A"/>
+          <w:sz w:val="21"/>
+        </w:rPr>
+        <w:t>, not (space, kind). Somebody who has the battlecard as a PDF and then asks for Word wants both, and overwriting the first would be a surprising way to answer the second. Each row records the renderer schema, the space version, and the timestamps of the description and the sizing it was built from — so staleness is reported per input rather than per space, and a piece built before a section existed reads as INCOMPLETE rather than merely old.</w:t>
+      </w:r>
+    </w:p>
+    <w:p>
+      <w:pPr>
+        <w:spacing w:after="140" w:before="0"/>
+      </w:pPr>
+      <w:r>
+        <w:rPr>
+          <w:rFonts w:ascii="Calibri" w:hAnsi="Calibri"/>
+          <w:b w:val="0"/>
+          <w:i w:val="0"/>
+          <w:color w:val="1A1A1A"/>
+          <w:sz w:val="21"/>
+        </w:rPr>
+        <w:t xml:space="preserve">A piece whose declared inputs are missing </w:t>
+      </w:r>
+      <w:r>
+        <w:rPr>
+          <w:rFonts w:ascii="Calibri" w:hAnsi="Calibri"/>
+          <w:b/>
+          <w:i w:val="0"/>
+          <w:color w:val="1A1A1A"/>
+          <w:sz w:val="21"/>
+        </w:rPr>
+        <w:t>still builds</w:t>
+      </w:r>
+      <w:r>
+        <w:rPr>
+          <w:rFonts w:ascii="Calibri" w:hAnsi="Calibri"/>
+          <w:b w:val="0"/>
+          <w:i w:val="0"/>
+          <w:color w:val="1A1A1A"/>
+          <w:sz w:val="21"/>
+        </w:rPr>
+        <w:t>, with a banner naming the gap. Nothing in this subsystem refuses to produce a document: an engineer who asked for a solution outline and got an error has nothing, while one who got the outline with "built without the written description" across the top has the component map, the portfolio path and a clear instruction.</w:t>
+      </w:r>
+    </w:p>
+    <w:tbl>
+      <w:tblPr>
+        <w:tblW w:type="auto" w:w="0"/>
+        <w:tblLook w:firstColumn="1" w:firstRow="1" w:lastColumn="0" w:lastRow="0" w:noHBand="0" w:noVBand="1" w:val="04A0"/>
+      </w:tblPr>
+      <w:tblGrid>
+        <w:gridCol w:w="9412"/>
+      </w:tblGrid>
+      <w:tr>
+        <w:tc>
+          <w:tcPr>
+            <w:tcW w:type="dxa" w:w="9412"/>
+            <w:shd w:val="clear" w:color="auto" w:fill="FAF3DF"/>
+            <w:tcBorders>
+              <w:top w:val="none" w:sz="0" w:space="0" w:color="D9D9D9"/>
+              <w:bottom w:val="none" w:sz="0" w:space="0" w:color="D9D9D9"/>
+              <w:right w:val="none" w:sz="0" w:space="0" w:color="D9D9D9"/>
+            </w:tcBorders>
+            <w:tcBorders>
+              <w:left w:val="single" w:sz="18" w:space="0" w:color="A83E00"/>
+            </w:tcBorders>
+          </w:tcPr>
+          <w:p>
+            <w:pPr>
+              <w:spacing w:after="60"/>
+            </w:pPr>
+            <w:r>
+              <w:rPr>
+                <w:rFonts w:ascii="Calibri" w:hAnsi="Calibri"/>
+                <w:b/>
+                <w:color w:val="A83E00"/>
+                <w:sz w:val="20"/>
+              </w:rPr>
+              <w:t>A defect worth keeping in the record: labels are not bullets</w:t>
+            </w:r>
+          </w:p>
+          <w:p>
+            <w:pPr>
+              <w:spacing w:after="40"/>
+            </w:pPr>
+            <w:r>
+              <w:rPr>
+                <w:rFonts w:ascii="Calibri" w:hAnsi="Calibri"/>
+                <w:b w:val="0"/>
+                <w:i w:val="0"/>
+                <w:color w:val="1A1A1A"/>
+                <w:sz w:val="19"/>
+              </w:rPr>
+              <w:t>The model supplies a paragraph where the prompt asked for a name. A commercial-model driver called "Pricing is tied to achieving specific outcomes, such as regulatory compliance for a defined product portfolio…" is one it actually produced.</w:t>
+            </w:r>
+          </w:p>
+          <w:p>
+            <w:pPr>
+              <w:spacing w:after="40"/>
+            </w:pPr>
+            <w:r>
+              <w:rPr>
+                <w:rFonts w:ascii="Calibri" w:hAnsi="Calibri"/>
+                <w:b w:val="0"/>
+                <w:i w:val="0"/>
+                <w:color w:val="1A1A1A"/>
+                <w:sz w:val="19"/>
+              </w:rPr>
+              <w:t>A bullet can be given more room when it needs it. A chart label sits under a bar in a slot the geometry fixed, and there is no outside to move it to — a 10pt label needing 1.25in in a 0.55in box wrapped over the legend and off the slide.</w:t>
+            </w:r>
+          </w:p>
+          <w:p>
+            <w:pPr>
+              <w:spacing w:after="0"/>
+            </w:pPr>
+            <w:r>
+              <w:rPr>
+                <w:rFonts w:ascii="Calibri" w:hAnsi="Calibri"/>
+                <w:b w:val="0"/>
+                <w:i w:val="0"/>
+                <w:color w:val="1A1A1A"/>
+                <w:sz w:val="19"/>
+              </w:rPr>
+              <w:t>Truncating is right HERE specifically, against the usual rule of never clipping a label: the full string is already on the slide as a bullet or in the speaker notes, so an ellipsis says "there is more of this" while an untrimmed label destroys the chart it was meant to annotate. The test now walks EVERY text frame on every slide, which is what should have been asserted the first time — the earlier test passed while four labels on one slide were overflowing.</w:t>
+            </w:r>
+          </w:p>
+        </w:tc>
+      </w:tr>
+    </w:tbl>
+    <w:p>
+      <w:pPr>
+        <w:spacing w:after="40"/>
+      </w:pPr>
+    </w:p>
+    <w:p>
+      <w:pPr>
+        <w:pStyle w:val="Heading1"/>
+      </w:pPr>
+      <w:r>
+        <w:rPr>
+          <w:rFonts w:ascii="Calibri" w:hAnsi="Calibri"/>
+        </w:rPr>
         <w:t>10   Data architecture</w:t>
       </w:r>
     </w:p>
@@ -13154,7 +16611,7 @@
         <w:drawing>
           <wp:inline xmlns:a="http://schemas.openxmlformats.org/drawingml/2006/main" xmlns:pic="http://schemas.openxmlformats.org/drawingml/2006/picture">
             <wp:extent cx="9319956" cy="6191999"/>
-            <wp:docPr id="8" name="Picture 8"/>
+            <wp:docPr id="10" name="Picture 10"/>
             <wp:cNvGraphicFramePr>
               <a:graphicFrameLocks noChangeAspect="1"/>
             </wp:cNvGraphicFramePr>
@@ -13166,7 +16623,7 @@
                     <pic:cNvPicPr/>
                   </pic:nvPicPr>
                   <pic:blipFill>
-                    <a:blip r:embed="rId17"/>
+                    <a:blip r:embed="rId19"/>
                     <a:stretch>
                       <a:fillRect/>
                     </a:stretch>
@@ -13210,7 +16667,7 @@
         <w:drawing>
           <wp:inline xmlns:a="http://schemas.openxmlformats.org/drawingml/2006/main" xmlns:pic="http://schemas.openxmlformats.org/drawingml/2006/picture">
             <wp:extent cx="9504000" cy="5199010"/>
-            <wp:docPr id="9" name="Picture 9"/>
+            <wp:docPr id="11" name="Picture 11"/>
             <wp:cNvGraphicFramePr>
               <a:graphicFrameLocks noChangeAspect="1"/>
             </wp:cNvGraphicFramePr>
@@ -13222,7 +16679,7 @@
                     <pic:cNvPicPr/>
                   </pic:nvPicPr>
                   <pic:blipFill>
-                    <a:blip r:embed="rId18"/>
+                    <a:blip r:embed="rId20"/>
                     <a:stretch>
                       <a:fillRect/>
                     </a:stretch>
@@ -13266,7 +16723,7 @@
         <w:drawing>
           <wp:inline xmlns:a="http://schemas.openxmlformats.org/drawingml/2006/main" xmlns:pic="http://schemas.openxmlformats.org/drawingml/2006/picture">
             <wp:extent cx="9504000" cy="5182583"/>
-            <wp:docPr id="10" name="Picture 10"/>
+            <wp:docPr id="12" name="Picture 12"/>
             <wp:cNvGraphicFramePr>
               <a:graphicFrameLocks noChangeAspect="1"/>
             </wp:cNvGraphicFramePr>
@@ -13278,7 +16735,7 @@
                     <pic:cNvPicPr/>
                   </pic:nvPicPr>
                   <pic:blipFill>
-                    <a:blip r:embed="rId19"/>
+                    <a:blip r:embed="rId21"/>
                     <a:stretch>
                       <a:fillRect/>
                     </a:stretch>
@@ -13322,7 +16779,7 @@
         <w:drawing>
           <wp:inline xmlns:a="http://schemas.openxmlformats.org/drawingml/2006/main" xmlns:pic="http://schemas.openxmlformats.org/drawingml/2006/picture">
             <wp:extent cx="9504000" cy="4697886"/>
-            <wp:docPr id="11" name="Picture 11"/>
+            <wp:docPr id="13" name="Picture 13"/>
             <wp:cNvGraphicFramePr>
               <a:graphicFrameLocks noChangeAspect="1"/>
             </wp:cNvGraphicFramePr>
@@ -13334,7 +16791,7 @@
                     <pic:cNvPicPr/>
                   </pic:nvPicPr>
                   <pic:blipFill>
-                    <a:blip r:embed="rId20"/>
+                    <a:blip r:embed="rId22"/>
                     <a:stretch>
                       <a:fillRect/>
                     </a:stretch>
@@ -14626,7 +18083,7 @@
                 <w:color w:val="1A1A1A"/>
                 <w:sz w:val="16"/>
               </w:rPr>
-              <w:t>34</w:t>
+              <w:t>40</w:t>
             </w:r>
           </w:p>
         </w:tc>
@@ -14947,7 +18404,7 @@
                 <w:color w:val="1A1A1A"/>
                 <w:sz w:val="16"/>
               </w:rPr>
-              <w:t>1</w:t>
+              <w:t>2</w:t>
             </w:r>
           </w:p>
         </w:tc>
@@ -15375,7 +18832,7 @@
                 <w:color w:val="1A1A1A"/>
                 <w:sz w:val="16"/>
               </w:rPr>
-              <w:t>313</w:t>
+              <w:t>701</w:t>
             </w:r>
           </w:p>
         </w:tc>
@@ -16177,6 +19634,543 @@
                 <w:sz w:val="16"/>
               </w:rPr>
               <w:t>Current per topic version</w:t>
+            </w:r>
+          </w:p>
+        </w:tc>
+      </w:tr>
+      <w:tr>
+        <w:tc>
+          <w:tcPr>
+            <w:tcW w:type="dxa" w:w="2041"/>
+            <w:shd w:val="clear" w:color="auto" w:fill="F2F2F2"/>
+            <w:tcBorders>
+              <w:top w:val="single" w:sz="2" w:space="0" w:color="C8C8C8"/>
+              <w:left w:val="single" w:sz="2" w:space="0" w:color="C8C8C8"/>
+              <w:bottom w:val="single" w:sz="2" w:space="0" w:color="C8C8C8"/>
+              <w:right w:val="single" w:sz="2" w:space="0" w:color="C8C8C8"/>
+            </w:tcBorders>
+          </w:tcPr>
+          <w:p>
+            <w:pPr>
+              <w:spacing w:after="20" w:before="20"/>
+            </w:pPr>
+            <w:r>
+              <w:rPr>
+                <w:rFonts w:ascii="Consolas" w:hAnsi="Consolas"/>
+                <w:i w:val="0"/>
+                <w:color w:val="A83E00"/>
+                <w:sz w:val="14"/>
+              </w:rPr>
+              <w:t>plans</w:t>
+            </w:r>
+          </w:p>
+        </w:tc>
+        <w:tc>
+          <w:tcPr>
+            <w:tcW w:type="dxa" w:w="850"/>
+            <w:shd w:val="clear" w:color="auto" w:fill="F2F2F2"/>
+            <w:tcBorders>
+              <w:top w:val="single" w:sz="2" w:space="0" w:color="C8C8C8"/>
+              <w:left w:val="single" w:sz="2" w:space="0" w:color="C8C8C8"/>
+              <w:bottom w:val="single" w:sz="2" w:space="0" w:color="C8C8C8"/>
+              <w:right w:val="single" w:sz="2" w:space="0" w:color="C8C8C8"/>
+            </w:tcBorders>
+          </w:tcPr>
+          <w:p>
+            <w:pPr>
+              <w:spacing w:after="20" w:before="20"/>
+            </w:pPr>
+            <w:r>
+              <w:rPr>
+                <w:rFonts w:ascii="Calibri" w:hAnsi="Calibri"/>
+                <w:b w:val="0"/>
+                <w:i w:val="0"/>
+                <w:color w:val="1A1A1A"/>
+                <w:sz w:val="16"/>
+              </w:rPr>
+              <w:t>7</w:t>
+            </w:r>
+          </w:p>
+        </w:tc>
+        <w:tc>
+          <w:tcPr>
+            <w:tcW w:type="dxa" w:w="4252"/>
+            <w:shd w:val="clear" w:color="auto" w:fill="F2F2F2"/>
+            <w:tcBorders>
+              <w:top w:val="single" w:sz="2" w:space="0" w:color="C8C8C8"/>
+              <w:left w:val="single" w:sz="2" w:space="0" w:color="C8C8C8"/>
+              <w:bottom w:val="single" w:sz="2" w:space="0" w:color="C8C8C8"/>
+              <w:right w:val="single" w:sz="2" w:space="0" w:color="C8C8C8"/>
+            </w:tcBorders>
+          </w:tcPr>
+          <w:p>
+            <w:pPr>
+              <w:spacing w:after="20" w:before="20"/>
+            </w:pPr>
+            <w:r>
+              <w:rPr>
+                <w:rFonts w:ascii="Calibri" w:hAnsi="Calibri"/>
+                <w:b w:val="0"/>
+                <w:i w:val="0"/>
+                <w:color w:val="1A1A1A"/>
+                <w:sz w:val="16"/>
+              </w:rPr>
+              <w:t>One portfolio plan: inputs, projection, capacity usage, exclusions, flags, narrative and the exported PDF's metadata</w:t>
+            </w:r>
+          </w:p>
+        </w:tc>
+        <w:tc>
+          <w:tcPr>
+            <w:tcW w:type="dxa" w:w="2268"/>
+            <w:shd w:val="clear" w:color="auto" w:fill="F2F2F2"/>
+            <w:tcBorders>
+              <w:top w:val="single" w:sz="2" w:space="0" w:color="C8C8C8"/>
+              <w:left w:val="single" w:sz="2" w:space="0" w:color="C8C8C8"/>
+              <w:bottom w:val="single" w:sz="2" w:space="0" w:color="C8C8C8"/>
+              <w:right w:val="single" w:sz="2" w:space="0" w:color="C8C8C8"/>
+            </w:tcBorders>
+          </w:tcPr>
+          <w:p>
+            <w:pPr>
+              <w:spacing w:after="20" w:before="20"/>
+            </w:pPr>
+            <w:r>
+              <w:rPr>
+                <w:rFonts w:ascii="Calibri" w:hAnsi="Calibri"/>
+                <w:b w:val="0"/>
+                <w:i w:val="0"/>
+                <w:color w:val="1A1A1A"/>
+                <w:sz w:val="16"/>
+              </w:rPr>
+              <w:t>Indefinite; immutable once computed</w:t>
+            </w:r>
+          </w:p>
+        </w:tc>
+      </w:tr>
+      <w:tr>
+        <w:tc>
+          <w:tcPr>
+            <w:tcW w:type="dxa" w:w="2041"/>
+            <w:tcBorders>
+              <w:top w:val="single" w:sz="2" w:space="0" w:color="C8C8C8"/>
+              <w:left w:val="single" w:sz="2" w:space="0" w:color="C8C8C8"/>
+              <w:bottom w:val="single" w:sz="2" w:space="0" w:color="C8C8C8"/>
+              <w:right w:val="single" w:sz="2" w:space="0" w:color="C8C8C8"/>
+            </w:tcBorders>
+          </w:tcPr>
+          <w:p>
+            <w:pPr>
+              <w:spacing w:after="20" w:before="20"/>
+            </w:pPr>
+            <w:r>
+              <w:rPr>
+                <w:rFonts w:ascii="Consolas" w:hAnsi="Consolas"/>
+                <w:i w:val="0"/>
+                <w:color w:val="A83E00"/>
+                <w:sz w:val="14"/>
+              </w:rPr>
+              <w:t>plan_selections</w:t>
+            </w:r>
+          </w:p>
+        </w:tc>
+        <w:tc>
+          <w:tcPr>
+            <w:tcW w:type="dxa" w:w="850"/>
+            <w:tcBorders>
+              <w:top w:val="single" w:sz="2" w:space="0" w:color="C8C8C8"/>
+              <w:left w:val="single" w:sz="2" w:space="0" w:color="C8C8C8"/>
+              <w:bottom w:val="single" w:sz="2" w:space="0" w:color="C8C8C8"/>
+              <w:right w:val="single" w:sz="2" w:space="0" w:color="C8C8C8"/>
+            </w:tcBorders>
+          </w:tcPr>
+          <w:p>
+            <w:pPr>
+              <w:spacing w:after="20" w:before="20"/>
+            </w:pPr>
+            <w:r>
+              <w:rPr>
+                <w:rFonts w:ascii="Calibri" w:hAnsi="Calibri"/>
+                <w:b w:val="0"/>
+                <w:i w:val="0"/>
+                <w:color w:val="1A1A1A"/>
+                <w:sz w:val="16"/>
+              </w:rPr>
+              <w:t>294</w:t>
+            </w:r>
+          </w:p>
+        </w:tc>
+        <w:tc>
+          <w:tcPr>
+            <w:tcW w:type="dxa" w:w="4252"/>
+            <w:tcBorders>
+              <w:top w:val="single" w:sz="2" w:space="0" w:color="C8C8C8"/>
+              <w:left w:val="single" w:sz="2" w:space="0" w:color="C8C8C8"/>
+              <w:bottom w:val="single" w:sz="2" w:space="0" w:color="C8C8C8"/>
+              <w:right w:val="single" w:sz="2" w:space="0" w:color="C8C8C8"/>
+            </w:tcBorders>
+          </w:tcPr>
+          <w:p>
+            <w:pPr>
+              <w:spacing w:after="20" w:before="20"/>
+            </w:pPr>
+            <w:r>
+              <w:rPr>
+                <w:rFonts w:ascii="Calibri" w:hAnsi="Calibri"/>
+                <w:b w:val="0"/>
+                <w:i w:val="0"/>
+                <w:color w:val="1A1A1A"/>
+                <w:sz w:val="16"/>
+              </w:rPr>
+              <w:t>One selected space per plan, with entry year, margin band, overlap factor and capability pool</w:t>
+            </w:r>
+          </w:p>
+        </w:tc>
+        <w:tc>
+          <w:tcPr>
+            <w:tcW w:type="dxa" w:w="2268"/>
+            <w:tcBorders>
+              <w:top w:val="single" w:sz="2" w:space="0" w:color="C8C8C8"/>
+              <w:left w:val="single" w:sz="2" w:space="0" w:color="C8C8C8"/>
+              <w:bottom w:val="single" w:sz="2" w:space="0" w:color="C8C8C8"/>
+              <w:right w:val="single" w:sz="2" w:space="0" w:color="C8C8C8"/>
+            </w:tcBorders>
+          </w:tcPr>
+          <w:p>
+            <w:pPr>
+              <w:spacing w:after="20" w:before="20"/>
+            </w:pPr>
+            <w:r>
+              <w:rPr>
+                <w:rFonts w:ascii="Calibri" w:hAnsi="Calibri"/>
+                <w:b w:val="0"/>
+                <w:i w:val="0"/>
+                <w:color w:val="1A1A1A"/>
+                <w:sz w:val="16"/>
+              </w:rPr>
+              <w:t>Cascades with its plan</w:t>
+            </w:r>
+          </w:p>
+        </w:tc>
+      </w:tr>
+      <w:tr>
+        <w:tc>
+          <w:tcPr>
+            <w:tcW w:type="dxa" w:w="2041"/>
+            <w:shd w:val="clear" w:color="auto" w:fill="F2F2F2"/>
+            <w:tcBorders>
+              <w:top w:val="single" w:sz="2" w:space="0" w:color="C8C8C8"/>
+              <w:left w:val="single" w:sz="2" w:space="0" w:color="C8C8C8"/>
+              <w:bottom w:val="single" w:sz="2" w:space="0" w:color="C8C8C8"/>
+              <w:right w:val="single" w:sz="2" w:space="0" w:color="C8C8C8"/>
+            </w:tcBorders>
+          </w:tcPr>
+          <w:p>
+            <w:pPr>
+              <w:spacing w:after="20" w:before="20"/>
+            </w:pPr>
+            <w:r>
+              <w:rPr>
+                <w:rFonts w:ascii="Consolas" w:hAnsi="Consolas"/>
+                <w:i w:val="0"/>
+                <w:color w:val="A83E00"/>
+                <w:sz w:val="14"/>
+              </w:rPr>
+              <w:t>topic_collateral</w:t>
+            </w:r>
+          </w:p>
+        </w:tc>
+        <w:tc>
+          <w:tcPr>
+            <w:tcW w:type="dxa" w:w="850"/>
+            <w:shd w:val="clear" w:color="auto" w:fill="F2F2F2"/>
+            <w:tcBorders>
+              <w:top w:val="single" w:sz="2" w:space="0" w:color="C8C8C8"/>
+              <w:left w:val="single" w:sz="2" w:space="0" w:color="C8C8C8"/>
+              <w:bottom w:val="single" w:sz="2" w:space="0" w:color="C8C8C8"/>
+              <w:right w:val="single" w:sz="2" w:space="0" w:color="C8C8C8"/>
+            </w:tcBorders>
+          </w:tcPr>
+          <w:p>
+            <w:pPr>
+              <w:spacing w:after="20" w:before="20"/>
+            </w:pPr>
+            <w:r>
+              <w:rPr>
+                <w:rFonts w:ascii="Calibri" w:hAnsi="Calibri"/>
+                <w:b w:val="0"/>
+                <w:i w:val="0"/>
+                <w:color w:val="1A1A1A"/>
+                <w:sz w:val="16"/>
+              </w:rPr>
+              <w:t>15</w:t>
+            </w:r>
+          </w:p>
+        </w:tc>
+        <w:tc>
+          <w:tcPr>
+            <w:tcW w:type="dxa" w:w="4252"/>
+            <w:shd w:val="clear" w:color="auto" w:fill="F2F2F2"/>
+            <w:tcBorders>
+              <w:top w:val="single" w:sz="2" w:space="0" w:color="C8C8C8"/>
+              <w:left w:val="single" w:sz="2" w:space="0" w:color="C8C8C8"/>
+              <w:bottom w:val="single" w:sz="2" w:space="0" w:color="C8C8C8"/>
+              <w:right w:val="single" w:sz="2" w:space="0" w:color="C8C8C8"/>
+            </w:tcBorders>
+          </w:tcPr>
+          <w:p>
+            <w:pPr>
+              <w:spacing w:after="20" w:before="20"/>
+            </w:pPr>
+            <w:r>
+              <w:rPr>
+                <w:rFonts w:ascii="Calibri" w:hAnsi="Calibri"/>
+                <w:b w:val="0"/>
+                <w:i w:val="0"/>
+                <w:color w:val="1A1A1A"/>
+                <w:sz w:val="16"/>
+              </w:rPr>
+              <w:t>One built pre-sales piece per space per FORMAT, with the versions of everything it printed</w:t>
+            </w:r>
+          </w:p>
+        </w:tc>
+        <w:tc>
+          <w:tcPr>
+            <w:tcW w:type="dxa" w:w="2268"/>
+            <w:shd w:val="clear" w:color="auto" w:fill="F2F2F2"/>
+            <w:tcBorders>
+              <w:top w:val="single" w:sz="2" w:space="0" w:color="C8C8C8"/>
+              <w:left w:val="single" w:sz="2" w:space="0" w:color="C8C8C8"/>
+              <w:bottom w:val="single" w:sz="2" w:space="0" w:color="C8C8C8"/>
+              <w:right w:val="single" w:sz="2" w:space="0" w:color="C8C8C8"/>
+            </w:tcBorders>
+          </w:tcPr>
+          <w:p>
+            <w:pPr>
+              <w:spacing w:after="20" w:before="20"/>
+            </w:pPr>
+            <w:r>
+              <w:rPr>
+                <w:rFonts w:ascii="Calibri" w:hAnsi="Calibri"/>
+                <w:b w:val="0"/>
+                <w:i w:val="0"/>
+                <w:color w:val="1A1A1A"/>
+                <w:sz w:val="16"/>
+              </w:rPr>
+              <w:t>Current per (space, kind, format)</w:t>
+            </w:r>
+          </w:p>
+        </w:tc>
+      </w:tr>
+      <w:tr>
+        <w:tc>
+          <w:tcPr>
+            <w:tcW w:type="dxa" w:w="2041"/>
+            <w:tcBorders>
+              <w:top w:val="single" w:sz="2" w:space="0" w:color="C8C8C8"/>
+              <w:left w:val="single" w:sz="2" w:space="0" w:color="C8C8C8"/>
+              <w:bottom w:val="single" w:sz="2" w:space="0" w:color="C8C8C8"/>
+              <w:right w:val="single" w:sz="2" w:space="0" w:color="C8C8C8"/>
+            </w:tcBorders>
+          </w:tcPr>
+          <w:p>
+            <w:pPr>
+              <w:spacing w:after="20" w:before="20"/>
+            </w:pPr>
+            <w:r>
+              <w:rPr>
+                <w:rFonts w:ascii="Consolas" w:hAnsi="Consolas"/>
+                <w:i w:val="0"/>
+                <w:color w:val="A83E00"/>
+                <w:sz w:val="14"/>
+              </w:rPr>
+              <w:t>users</w:t>
+            </w:r>
+          </w:p>
+        </w:tc>
+        <w:tc>
+          <w:tcPr>
+            <w:tcW w:type="dxa" w:w="850"/>
+            <w:tcBorders>
+              <w:top w:val="single" w:sz="2" w:space="0" w:color="C8C8C8"/>
+              <w:left w:val="single" w:sz="2" w:space="0" w:color="C8C8C8"/>
+              <w:bottom w:val="single" w:sz="2" w:space="0" w:color="C8C8C8"/>
+              <w:right w:val="single" w:sz="2" w:space="0" w:color="C8C8C8"/>
+            </w:tcBorders>
+          </w:tcPr>
+          <w:p>
+            <w:pPr>
+              <w:spacing w:after="20" w:before="20"/>
+            </w:pPr>
+            <w:r>
+              <w:rPr>
+                <w:rFonts w:ascii="Calibri" w:hAnsi="Calibri"/>
+                <w:b w:val="0"/>
+                <w:i w:val="0"/>
+                <w:color w:val="1A1A1A"/>
+                <w:sz w:val="16"/>
+              </w:rPr>
+              <w:t>1</w:t>
+            </w:r>
+          </w:p>
+        </w:tc>
+        <w:tc>
+          <w:tcPr>
+            <w:tcW w:type="dxa" w:w="4252"/>
+            <w:tcBorders>
+              <w:top w:val="single" w:sz="2" w:space="0" w:color="C8C8C8"/>
+              <w:left w:val="single" w:sz="2" w:space="0" w:color="C8C8C8"/>
+              <w:bottom w:val="single" w:sz="2" w:space="0" w:color="C8C8C8"/>
+              <w:right w:val="single" w:sz="2" w:space="0" w:color="C8C8C8"/>
+            </w:tcBorders>
+          </w:tcPr>
+          <w:p>
+            <w:pPr>
+              <w:spacing w:after="20" w:before="20"/>
+            </w:pPr>
+            <w:r>
+              <w:rPr>
+                <w:rFonts w:ascii="Calibri" w:hAnsi="Calibri"/>
+                <w:b w:val="0"/>
+                <w:i w:val="0"/>
+                <w:color w:val="1A1A1A"/>
+                <w:sz w:val="16"/>
+              </w:rPr>
+              <w:t>Who may sign in — a username and a PBKDF2 verifier, never a password</w:t>
+            </w:r>
+          </w:p>
+        </w:tc>
+        <w:tc>
+          <w:tcPr>
+            <w:tcW w:type="dxa" w:w="2268"/>
+            <w:tcBorders>
+              <w:top w:val="single" w:sz="2" w:space="0" w:color="C8C8C8"/>
+              <w:left w:val="single" w:sz="2" w:space="0" w:color="C8C8C8"/>
+              <w:bottom w:val="single" w:sz="2" w:space="0" w:color="C8C8C8"/>
+              <w:right w:val="single" w:sz="2" w:space="0" w:color="C8C8C8"/>
+            </w:tcBorders>
+          </w:tcPr>
+          <w:p>
+            <w:pPr>
+              <w:spacing w:after="20" w:before="20"/>
+            </w:pPr>
+            <w:r>
+              <w:rPr>
+                <w:rFonts w:ascii="Calibri" w:hAnsi="Calibri"/>
+                <w:b w:val="0"/>
+                <w:i w:val="0"/>
+                <w:color w:val="1A1A1A"/>
+                <w:sz w:val="16"/>
+              </w:rPr>
+              <w:t>Indefinite</w:t>
+            </w:r>
+          </w:p>
+        </w:tc>
+      </w:tr>
+      <w:tr>
+        <w:tc>
+          <w:tcPr>
+            <w:tcW w:type="dxa" w:w="2041"/>
+            <w:shd w:val="clear" w:color="auto" w:fill="F2F2F2"/>
+            <w:tcBorders>
+              <w:top w:val="single" w:sz="2" w:space="0" w:color="C8C8C8"/>
+              <w:left w:val="single" w:sz="2" w:space="0" w:color="C8C8C8"/>
+              <w:bottom w:val="single" w:sz="2" w:space="0" w:color="C8C8C8"/>
+              <w:right w:val="single" w:sz="2" w:space="0" w:color="C8C8C8"/>
+            </w:tcBorders>
+          </w:tcPr>
+          <w:p>
+            <w:pPr>
+              <w:spacing w:after="20" w:before="20"/>
+            </w:pPr>
+            <w:r>
+              <w:rPr>
+                <w:rFonts w:ascii="Consolas" w:hAnsi="Consolas"/>
+                <w:i w:val="0"/>
+                <w:color w:val="A83E00"/>
+                <w:sz w:val="14"/>
+              </w:rPr>
+              <w:t>sessions</w:t>
+            </w:r>
+          </w:p>
+        </w:tc>
+        <w:tc>
+          <w:tcPr>
+            <w:tcW w:type="dxa" w:w="850"/>
+            <w:shd w:val="clear" w:color="auto" w:fill="F2F2F2"/>
+            <w:tcBorders>
+              <w:top w:val="single" w:sz="2" w:space="0" w:color="C8C8C8"/>
+              <w:left w:val="single" w:sz="2" w:space="0" w:color="C8C8C8"/>
+              <w:bottom w:val="single" w:sz="2" w:space="0" w:color="C8C8C8"/>
+              <w:right w:val="single" w:sz="2" w:space="0" w:color="C8C8C8"/>
+            </w:tcBorders>
+          </w:tcPr>
+          <w:p>
+            <w:pPr>
+              <w:spacing w:after="20" w:before="20"/>
+            </w:pPr>
+            <w:r>
+              <w:rPr>
+                <w:rFonts w:ascii="Calibri" w:hAnsi="Calibri"/>
+                <w:b w:val="0"/>
+                <w:i w:val="0"/>
+                <w:color w:val="1A1A1A"/>
+                <w:sz w:val="16"/>
+              </w:rPr>
+              <w:t>23</w:t>
+            </w:r>
+          </w:p>
+        </w:tc>
+        <w:tc>
+          <w:tcPr>
+            <w:tcW w:type="dxa" w:w="4252"/>
+            <w:shd w:val="clear" w:color="auto" w:fill="F2F2F2"/>
+            <w:tcBorders>
+              <w:top w:val="single" w:sz="2" w:space="0" w:color="C8C8C8"/>
+              <w:left w:val="single" w:sz="2" w:space="0" w:color="C8C8C8"/>
+              <w:bottom w:val="single" w:sz="2" w:space="0" w:color="C8C8C8"/>
+              <w:right w:val="single" w:sz="2" w:space="0" w:color="C8C8C8"/>
+            </w:tcBorders>
+          </w:tcPr>
+          <w:p>
+            <w:pPr>
+              <w:spacing w:after="20" w:before="20"/>
+            </w:pPr>
+            <w:r>
+              <w:rPr>
+                <w:rFonts w:ascii="Calibri" w:hAnsi="Calibri"/>
+                <w:b w:val="0"/>
+                <w:i w:val="0"/>
+                <w:color w:val="1A1A1A"/>
+                <w:sz w:val="16"/>
+              </w:rPr>
+              <w:t>Live sign-ins, keyed by the SHA-256 of the cookie value</w:t>
+            </w:r>
+          </w:p>
+        </w:tc>
+        <w:tc>
+          <w:tcPr>
+            <w:tcW w:type="dxa" w:w="2268"/>
+            <w:shd w:val="clear" w:color="auto" w:fill="F2F2F2"/>
+            <w:tcBorders>
+              <w:top w:val="single" w:sz="2" w:space="0" w:color="C8C8C8"/>
+              <w:left w:val="single" w:sz="2" w:space="0" w:color="C8C8C8"/>
+              <w:bottom w:val="single" w:sz="2" w:space="0" w:color="C8C8C8"/>
+              <w:right w:val="single" w:sz="2" w:space="0" w:color="C8C8C8"/>
+            </w:tcBorders>
+          </w:tcPr>
+          <w:p>
+            <w:pPr>
+              <w:spacing w:after="20" w:before="20"/>
+            </w:pPr>
+            <w:r>
+              <w:rPr>
+                <w:rFonts w:ascii="Calibri" w:hAnsi="Calibri"/>
+                <w:b w:val="0"/>
+                <w:i w:val="0"/>
+                <w:color w:val="1A1A1A"/>
+                <w:sz w:val="16"/>
+              </w:rPr>
+              <w:t>Expired rows swept on use</w:t>
             </w:r>
           </w:p>
         </w:tc>
@@ -16452,6 +20446,163 @@
                 <w:sz w:val="18"/>
               </w:rPr>
               <w:t>Distinguishing an INCOMPLETE brief — one missing a section that current briefs carry — from a merely STALE one. A stale brief was correct when built and has been overtaken; an incomplete brief never had the section, so waiting does not fix it.</w:t>
+            </w:r>
+          </w:p>
+        </w:tc>
+      </w:tr>
+      <w:tr>
+        <w:tc>
+          <w:tcPr>
+            <w:tcW w:type="dxa" w:w="1701"/>
+            <w:shd w:val="clear" w:color="auto" w:fill="F2F2F2"/>
+            <w:tcBorders>
+              <w:top w:val="single" w:sz="2" w:space="0" w:color="C8C8C8"/>
+              <w:left w:val="single" w:sz="2" w:space="0" w:color="C8C8C8"/>
+              <w:bottom w:val="single" w:sz="2" w:space="0" w:color="C8C8C8"/>
+              <w:right w:val="single" w:sz="2" w:space="0" w:color="C8C8C8"/>
+            </w:tcBorders>
+          </w:tcPr>
+          <w:p>
+            <w:pPr>
+              <w:spacing w:after="20" w:before="20"/>
+            </w:pPr>
+            <w:r>
+              <w:rPr>
+                <w:rFonts w:ascii="Consolas" w:hAnsi="Consolas"/>
+                <w:i w:val="0"/>
+                <w:color w:val="A83E00"/>
+                <w:sz w:val="16"/>
+              </w:rPr>
+              <w:t>plans</w:t>
+            </w:r>
+          </w:p>
+        </w:tc>
+        <w:tc>
+          <w:tcPr>
+            <w:tcW w:type="dxa" w:w="1814"/>
+            <w:shd w:val="clear" w:color="auto" w:fill="F2F2F2"/>
+            <w:tcBorders>
+              <w:top w:val="single" w:sz="2" w:space="0" w:color="C8C8C8"/>
+              <w:left w:val="single" w:sz="2" w:space="0" w:color="C8C8C8"/>
+              <w:bottom w:val="single" w:sz="2" w:space="0" w:color="C8C8C8"/>
+              <w:right w:val="single" w:sz="2" w:space="0" w:color="C8C8C8"/>
+            </w:tcBorders>
+          </w:tcPr>
+          <w:p>
+            <w:pPr>
+              <w:spacing w:after="20" w:before="20"/>
+            </w:pPr>
+            <w:r>
+              <w:rPr>
+                <w:rFonts w:ascii="Consolas" w:hAnsi="Consolas"/>
+                <w:i w:val="0"/>
+                <w:color w:val="A83E00"/>
+                <w:sz w:val="16"/>
+              </w:rPr>
+              <w:t>pdf_path</w:t>
+            </w:r>
+            <w:r>
+              <w:rPr>
+                <w:rFonts w:ascii="Calibri" w:hAnsi="Calibri"/>
+                <w:b w:val="0"/>
+                <w:i w:val="0"/>
+                <w:color w:val="1A1A1A"/>
+                <w:sz w:val="18"/>
+              </w:rPr>
+              <w:t xml:space="preserve">, </w:t>
+            </w:r>
+            <w:r>
+              <w:rPr>
+                <w:rFonts w:ascii="Consolas" w:hAnsi="Consolas"/>
+                <w:i w:val="0"/>
+                <w:color w:val="A83E00"/>
+                <w:sz w:val="16"/>
+              </w:rPr>
+              <w:t>pdf_bytes</w:t>
+            </w:r>
+            <w:r>
+              <w:rPr>
+                <w:rFonts w:ascii="Calibri" w:hAnsi="Calibri"/>
+                <w:b w:val="0"/>
+                <w:i w:val="0"/>
+                <w:color w:val="1A1A1A"/>
+                <w:sz w:val="18"/>
+              </w:rPr>
+              <w:t xml:space="preserve">, </w:t>
+            </w:r>
+            <w:r>
+              <w:rPr>
+                <w:rFonts w:ascii="Consolas" w:hAnsi="Consolas"/>
+                <w:i w:val="0"/>
+                <w:color w:val="A83E00"/>
+                <w:sz w:val="16"/>
+              </w:rPr>
+              <w:t>pdf_hash</w:t>
+            </w:r>
+            <w:r>
+              <w:rPr>
+                <w:rFonts w:ascii="Calibri" w:hAnsi="Calibri"/>
+                <w:b w:val="0"/>
+                <w:i w:val="0"/>
+                <w:color w:val="1A1A1A"/>
+                <w:sz w:val="18"/>
+              </w:rPr>
+              <w:t xml:space="preserve">, </w:t>
+            </w:r>
+            <w:r>
+              <w:rPr>
+                <w:rFonts w:ascii="Consolas" w:hAnsi="Consolas"/>
+                <w:i w:val="0"/>
+                <w:color w:val="A83E00"/>
+                <w:sz w:val="16"/>
+              </w:rPr>
+              <w:t>pdf_generated_at</w:t>
+            </w:r>
+            <w:r>
+              <w:rPr>
+                <w:rFonts w:ascii="Calibri" w:hAnsi="Calibri"/>
+                <w:b w:val="0"/>
+                <w:i w:val="0"/>
+                <w:color w:val="1A1A1A"/>
+                <w:sz w:val="18"/>
+              </w:rPr>
+              <w:t xml:space="preserve">, </w:t>
+            </w:r>
+            <w:r>
+              <w:rPr>
+                <w:rFonts w:ascii="Consolas" w:hAnsi="Consolas"/>
+                <w:i w:val="0"/>
+                <w:color w:val="A83E00"/>
+                <w:sz w:val="16"/>
+              </w:rPr>
+              <w:t>pdf_schema</w:t>
+            </w:r>
+          </w:p>
+        </w:tc>
+        <w:tc>
+          <w:tcPr>
+            <w:tcW w:type="dxa" w:w="5896"/>
+            <w:shd w:val="clear" w:color="auto" w:fill="F2F2F2"/>
+            <w:tcBorders>
+              <w:top w:val="single" w:sz="2" w:space="0" w:color="C8C8C8"/>
+              <w:left w:val="single" w:sz="2" w:space="0" w:color="C8C8C8"/>
+              <w:bottom w:val="single" w:sz="2" w:space="0" w:color="C8C8C8"/>
+              <w:right w:val="single" w:sz="2" w:space="0" w:color="C8C8C8"/>
+            </w:tcBorders>
+          </w:tcPr>
+          <w:p>
+            <w:pPr>
+              <w:spacing w:after="20" w:before="20"/>
+            </w:pPr>
+            <w:r>
+              <w:rPr>
+                <w:rFonts w:ascii="Calibri" w:hAnsi="Calibri"/>
+                <w:b w:val="0"/>
+                <w:i w:val="0"/>
+                <w:color w:val="1A1A1A"/>
+                <w:sz w:val="18"/>
+              </w:rPr>
+              <w:t>Exporting a plan as a document, added after plans already existed. The hash cache-busts the embedded viewer when a plan is re-exported; the schema lets an old export be recognised as stale.</w:t>
             </w:r>
           </w:p>
         </w:tc>
@@ -18886,7 +23037,26 @@
           <w:color w:val="1A1A1A"/>
           <w:sz w:val="21"/>
         </w:rPr>
-        <w:t>Forty-six endpoints on one FastAPI application. The read endpoints are the product; the write endpoints exist for curation, collaboration and on-demand generation.</w:t>
+        <w:t xml:space="preserve">Sixty-eight endpoints on one FastAPI application. The read endpoints are the product; the write endpoints exist for curation, collaboration, planning, collateral and on-demand generation. The complete generated list, with each endpoint's own docstring, is </w:t>
+      </w:r>
+      <w:r>
+        <w:rPr>
+          <w:rFonts w:ascii="Consolas" w:hAnsi="Consolas"/>
+          <w:i w:val="0"/>
+          <w:color w:val="A83E00"/>
+          <w:sz w:val="19"/>
+        </w:rPr>
+        <w:t>docs/API.md</w:t>
+      </w:r>
+      <w:r>
+        <w:rPr>
+          <w:rFonts w:ascii="Calibri" w:hAnsi="Calibri"/>
+          <w:b w:val="0"/>
+          <w:i w:val="0"/>
+          <w:color w:val="1A1A1A"/>
+          <w:sz w:val="21"/>
+        </w:rPr>
+        <w:t xml:space="preserve"> — regenerated from the running application so it cannot drift. The table below is the shape rather than the inventory.</w:t>
       </w:r>
     </w:p>
     <w:tbl>
@@ -20432,6 +24602,660 @@
                 <w:sz w:val="17"/>
               </w:rPr>
               <w:t>Refetch the Eurostat series when older than the configured age</w:t>
+            </w:r>
+          </w:p>
+        </w:tc>
+      </w:tr>
+      <w:tr>
+        <w:tc>
+          <w:tcPr>
+            <w:tcW w:type="dxa" w:w="3402"/>
+            <w:shd w:val="clear" w:color="auto" w:fill="F2F2F2"/>
+            <w:tcBorders>
+              <w:top w:val="single" w:sz="2" w:space="0" w:color="C8C8C8"/>
+              <w:left w:val="single" w:sz="2" w:space="0" w:color="C8C8C8"/>
+              <w:bottom w:val="single" w:sz="2" w:space="0" w:color="C8C8C8"/>
+              <w:right w:val="single" w:sz="2" w:space="0" w:color="C8C8C8"/>
+            </w:tcBorders>
+          </w:tcPr>
+          <w:p>
+            <w:pPr>
+              <w:spacing w:after="20" w:before="20"/>
+            </w:pPr>
+            <w:r>
+              <w:rPr>
+                <w:rFonts w:ascii="Consolas" w:hAnsi="Consolas"/>
+                <w:i w:val="0"/>
+                <w:color w:val="A83E00"/>
+                <w:sz w:val="15"/>
+              </w:rPr>
+              <w:t>POST /api/auth/login</w:t>
+            </w:r>
+            <w:r>
+              <w:rPr>
+                <w:rFonts w:ascii="Calibri" w:hAnsi="Calibri"/>
+                <w:b w:val="0"/>
+                <w:i w:val="0"/>
+                <w:color w:val="1A1A1A"/>
+                <w:sz w:val="17"/>
+              </w:rPr>
+              <w:t xml:space="preserve"> · </w:t>
+            </w:r>
+            <w:r>
+              <w:rPr>
+                <w:rFonts w:ascii="Consolas" w:hAnsi="Consolas"/>
+                <w:i w:val="0"/>
+                <w:color w:val="A83E00"/>
+                <w:sz w:val="15"/>
+              </w:rPr>
+              <w:t>/logout</w:t>
+            </w:r>
+            <w:r>
+              <w:rPr>
+                <w:rFonts w:ascii="Calibri" w:hAnsi="Calibri"/>
+                <w:b w:val="0"/>
+                <w:i w:val="0"/>
+                <w:color w:val="1A1A1A"/>
+                <w:sz w:val="17"/>
+              </w:rPr>
+              <w:t xml:space="preserve"> · </w:t>
+            </w:r>
+            <w:r>
+              <w:rPr>
+                <w:rFonts w:ascii="Consolas" w:hAnsi="Consolas"/>
+                <w:i w:val="0"/>
+                <w:color w:val="A83E00"/>
+                <w:sz w:val="15"/>
+              </w:rPr>
+              <w:t>GET /api/auth/session</w:t>
+            </w:r>
+          </w:p>
+        </w:tc>
+        <w:tc>
+          <w:tcPr>
+            <w:tcW w:type="dxa" w:w="6009"/>
+            <w:shd w:val="clear" w:color="auto" w:fill="F2F2F2"/>
+            <w:tcBorders>
+              <w:top w:val="single" w:sz="2" w:space="0" w:color="C8C8C8"/>
+              <w:left w:val="single" w:sz="2" w:space="0" w:color="C8C8C8"/>
+              <w:bottom w:val="single" w:sz="2" w:space="0" w:color="C8C8C8"/>
+              <w:right w:val="single" w:sz="2" w:space="0" w:color="C8C8C8"/>
+            </w:tcBorders>
+          </w:tcPr>
+          <w:p>
+            <w:pPr>
+              <w:spacing w:after="20" w:before="20"/>
+            </w:pPr>
+            <w:r>
+              <w:rPr>
+                <w:rFonts w:ascii="Calibri" w:hAnsi="Calibri"/>
+                <w:b w:val="0"/>
+                <w:i w:val="0"/>
+                <w:color w:val="1A1A1A"/>
+                <w:sz w:val="17"/>
+              </w:rPr>
+              <w:t>The only three paths outside the session guard</w:t>
+            </w:r>
+          </w:p>
+        </w:tc>
+      </w:tr>
+      <w:tr>
+        <w:tc>
+          <w:tcPr>
+            <w:tcW w:type="dxa" w:w="3402"/>
+            <w:tcBorders>
+              <w:top w:val="single" w:sz="2" w:space="0" w:color="C8C8C8"/>
+              <w:left w:val="single" w:sz="2" w:space="0" w:color="C8C8C8"/>
+              <w:bottom w:val="single" w:sz="2" w:space="0" w:color="C8C8C8"/>
+              <w:right w:val="single" w:sz="2" w:space="0" w:color="C8C8C8"/>
+            </w:tcBorders>
+          </w:tcPr>
+          <w:p>
+            <w:pPr>
+              <w:spacing w:after="20" w:before="20"/>
+            </w:pPr>
+            <w:r>
+              <w:rPr>
+                <w:rFonts w:ascii="Consolas" w:hAnsi="Consolas"/>
+                <w:i w:val="0"/>
+                <w:color w:val="A83E00"/>
+                <w:sz w:val="15"/>
+              </w:rPr>
+              <w:t>POST /api/auth/password</w:t>
+            </w:r>
+          </w:p>
+        </w:tc>
+        <w:tc>
+          <w:tcPr>
+            <w:tcW w:type="dxa" w:w="6009"/>
+            <w:tcBorders>
+              <w:top w:val="single" w:sz="2" w:space="0" w:color="C8C8C8"/>
+              <w:left w:val="single" w:sz="2" w:space="0" w:color="C8C8C8"/>
+              <w:bottom w:val="single" w:sz="2" w:space="0" w:color="C8C8C8"/>
+              <w:right w:val="single" w:sz="2" w:space="0" w:color="C8C8C8"/>
+            </w:tcBorders>
+          </w:tcPr>
+          <w:p>
+            <w:pPr>
+              <w:spacing w:after="20" w:before="20"/>
+            </w:pPr>
+            <w:r>
+              <w:rPr>
+                <w:rFonts w:ascii="Calibri" w:hAnsi="Calibri"/>
+                <w:b w:val="0"/>
+                <w:i w:val="0"/>
+                <w:color w:val="1A1A1A"/>
+                <w:sz w:val="17"/>
+              </w:rPr>
+              <w:t>Change the current account's password; clears the must-change flag</w:t>
+            </w:r>
+          </w:p>
+        </w:tc>
+      </w:tr>
+      <w:tr>
+        <w:tc>
+          <w:tcPr>
+            <w:tcW w:type="dxa" w:w="3402"/>
+            <w:shd w:val="clear" w:color="auto" w:fill="F2F2F2"/>
+            <w:tcBorders>
+              <w:top w:val="single" w:sz="2" w:space="0" w:color="C8C8C8"/>
+              <w:left w:val="single" w:sz="2" w:space="0" w:color="C8C8C8"/>
+              <w:bottom w:val="single" w:sz="2" w:space="0" w:color="C8C8C8"/>
+              <w:right w:val="single" w:sz="2" w:space="0" w:color="C8C8C8"/>
+            </w:tcBorders>
+          </w:tcPr>
+          <w:p>
+            <w:pPr>
+              <w:spacing w:after="20" w:before="20"/>
+            </w:pPr>
+            <w:r>
+              <w:rPr>
+                <w:rFonts w:ascii="Consolas" w:hAnsi="Consolas"/>
+                <w:i w:val="0"/>
+                <w:color w:val="A83E00"/>
+                <w:sz w:val="15"/>
+              </w:rPr>
+              <w:t>GET /api/topics/{id}/deletion-impact</w:t>
+            </w:r>
+            <w:r>
+              <w:rPr>
+                <w:rFonts w:ascii="Calibri" w:hAnsi="Calibri"/>
+                <w:b w:val="0"/>
+                <w:i w:val="0"/>
+                <w:color w:val="1A1A1A"/>
+                <w:sz w:val="17"/>
+              </w:rPr>
+              <w:t xml:space="preserve"> · </w:t>
+            </w:r>
+            <w:r>
+              <w:rPr>
+                <w:rFonts w:ascii="Consolas" w:hAnsi="Consolas"/>
+                <w:i w:val="0"/>
+                <w:color w:val="A83E00"/>
+                <w:sz w:val="15"/>
+              </w:rPr>
+              <w:t>DELETE /api/topics/{id}</w:t>
+            </w:r>
+          </w:p>
+        </w:tc>
+        <w:tc>
+          <w:tcPr>
+            <w:tcW w:type="dxa" w:w="6009"/>
+            <w:shd w:val="clear" w:color="auto" w:fill="F2F2F2"/>
+            <w:tcBorders>
+              <w:top w:val="single" w:sz="2" w:space="0" w:color="C8C8C8"/>
+              <w:left w:val="single" w:sz="2" w:space="0" w:color="C8C8C8"/>
+              <w:bottom w:val="single" w:sz="2" w:space="0" w:color="C8C8C8"/>
+              <w:right w:val="single" w:sz="2" w:space="0" w:color="C8C8C8"/>
+            </w:tcBorders>
+          </w:tcPr>
+          <w:p>
+            <w:pPr>
+              <w:spacing w:after="20" w:before="20"/>
+            </w:pPr>
+            <w:r>
+              <w:rPr>
+                <w:rFonts w:ascii="Calibri" w:hAnsi="Calibri"/>
+                <w:b w:val="0"/>
+                <w:i w:val="0"/>
+                <w:color w:val="1A1A1A"/>
+                <w:sz w:val="17"/>
+              </w:rPr>
+              <w:t>What a delete would take, then the delete</w:t>
+            </w:r>
+          </w:p>
+        </w:tc>
+      </w:tr>
+      <w:tr>
+        <w:tc>
+          <w:tcPr>
+            <w:tcW w:type="dxa" w:w="3402"/>
+            <w:tcBorders>
+              <w:top w:val="single" w:sz="2" w:space="0" w:color="C8C8C8"/>
+              <w:left w:val="single" w:sz="2" w:space="0" w:color="C8C8C8"/>
+              <w:bottom w:val="single" w:sz="2" w:space="0" w:color="C8C8C8"/>
+              <w:right w:val="single" w:sz="2" w:space="0" w:color="C8C8C8"/>
+            </w:tcBorders>
+          </w:tcPr>
+          <w:p>
+            <w:pPr>
+              <w:spacing w:after="20" w:before="20"/>
+            </w:pPr>
+            <w:r>
+              <w:rPr>
+                <w:rFonts w:ascii="Consolas" w:hAnsi="Consolas"/>
+                <w:i w:val="0"/>
+                <w:color w:val="A83E00"/>
+                <w:sz w:val="15"/>
+              </w:rPr>
+              <w:t>GET /api/planner/meta</w:t>
+            </w:r>
+          </w:p>
+        </w:tc>
+        <w:tc>
+          <w:tcPr>
+            <w:tcW w:type="dxa" w:w="6009"/>
+            <w:tcBorders>
+              <w:top w:val="single" w:sz="2" w:space="0" w:color="C8C8C8"/>
+              <w:left w:val="single" w:sz="2" w:space="0" w:color="C8C8C8"/>
+              <w:bottom w:val="single" w:sz="2" w:space="0" w:color="C8C8C8"/>
+              <w:right w:val="single" w:sz="2" w:space="0" w:color="C8C8C8"/>
+            </w:tcBorders>
+          </w:tcPr>
+          <w:p>
+            <w:pPr>
+              <w:spacing w:after="20" w:before="20"/>
+            </w:pPr>
+            <w:r>
+              <w:rPr>
+                <w:rFonts w:ascii="Calibri" w:hAnsi="Calibri"/>
+                <w:b w:val="0"/>
+                <w:i w:val="0"/>
+                <w:color w:val="1A1A1A"/>
+                <w:sz w:val="17"/>
+              </w:rPr>
+              <w:t>What a plan could be built from right now — sized spaces, stage counts, capability pools, the economics version — so a control can be disabled with a reason</w:t>
+            </w:r>
+          </w:p>
+        </w:tc>
+      </w:tr>
+      <w:tr>
+        <w:tc>
+          <w:tcPr>
+            <w:tcW w:type="dxa" w:w="3402"/>
+            <w:shd w:val="clear" w:color="auto" w:fill="F2F2F2"/>
+            <w:tcBorders>
+              <w:top w:val="single" w:sz="2" w:space="0" w:color="C8C8C8"/>
+              <w:left w:val="single" w:sz="2" w:space="0" w:color="C8C8C8"/>
+              <w:bottom w:val="single" w:sz="2" w:space="0" w:color="C8C8C8"/>
+              <w:right w:val="single" w:sz="2" w:space="0" w:color="C8C8C8"/>
+            </w:tcBorders>
+          </w:tcPr>
+          <w:p>
+            <w:pPr>
+              <w:spacing w:after="20" w:before="20"/>
+            </w:pPr>
+            <w:r>
+              <w:rPr>
+                <w:rFonts w:ascii="Consolas" w:hAnsi="Consolas"/>
+                <w:i w:val="0"/>
+                <w:color w:val="A83E00"/>
+                <w:sz w:val="15"/>
+              </w:rPr>
+              <w:t>POST /api/planner/plans</w:t>
+            </w:r>
+          </w:p>
+        </w:tc>
+        <w:tc>
+          <w:tcPr>
+            <w:tcW w:type="dxa" w:w="6009"/>
+            <w:shd w:val="clear" w:color="auto" w:fill="F2F2F2"/>
+            <w:tcBorders>
+              <w:top w:val="single" w:sz="2" w:space="0" w:color="C8C8C8"/>
+              <w:left w:val="single" w:sz="2" w:space="0" w:color="C8C8C8"/>
+              <w:bottom w:val="single" w:sz="2" w:space="0" w:color="C8C8C8"/>
+              <w:right w:val="single" w:sz="2" w:space="0" w:color="C8C8C8"/>
+            </w:tcBorders>
+          </w:tcPr>
+          <w:p>
+            <w:pPr>
+              <w:spacing w:after="20" w:before="20"/>
+            </w:pPr>
+            <w:r>
+              <w:rPr>
+                <w:rFonts w:ascii="Calibri" w:hAnsi="Calibri"/>
+                <w:b w:val="0"/>
+                <w:i w:val="0"/>
+                <w:color w:val="1A1A1A"/>
+                <w:sz w:val="17"/>
+              </w:rPr>
+              <w:t xml:space="preserve">Build a plan. </w:t>
+            </w:r>
+            <w:r>
+              <w:rPr>
+                <w:rFonts w:ascii="Consolas" w:hAnsi="Consolas"/>
+                <w:i w:val="0"/>
+                <w:color w:val="A83E00"/>
+                <w:sz w:val="15"/>
+              </w:rPr>
+              <w:t>source</w:t>
+            </w:r>
+            <w:r>
+              <w:rPr>
+                <w:rFonts w:ascii="Calibri" w:hAnsi="Calibri"/>
+                <w:b w:val="0"/>
+                <w:i w:val="0"/>
+                <w:color w:val="1A1A1A"/>
+                <w:sz w:val="17"/>
+              </w:rPr>
+              <w:t xml:space="preserve"> selects parameters or the committed set</w:t>
+            </w:r>
+          </w:p>
+        </w:tc>
+      </w:tr>
+      <w:tr>
+        <w:tc>
+          <w:tcPr>
+            <w:tcW w:type="dxa" w:w="3402"/>
+            <w:tcBorders>
+              <w:top w:val="single" w:sz="2" w:space="0" w:color="C8C8C8"/>
+              <w:left w:val="single" w:sz="2" w:space="0" w:color="C8C8C8"/>
+              <w:bottom w:val="single" w:sz="2" w:space="0" w:color="C8C8C8"/>
+              <w:right w:val="single" w:sz="2" w:space="0" w:color="C8C8C8"/>
+            </w:tcBorders>
+          </w:tcPr>
+          <w:p>
+            <w:pPr>
+              <w:spacing w:after="20" w:before="20"/>
+            </w:pPr>
+            <w:r>
+              <w:rPr>
+                <w:rFonts w:ascii="Consolas" w:hAnsi="Consolas"/>
+                <w:i w:val="0"/>
+                <w:color w:val="A83E00"/>
+                <w:sz w:val="15"/>
+              </w:rPr>
+              <w:t>POST /api/planner/plans/{id}/narrative</w:t>
+            </w:r>
+            <w:r>
+              <w:rPr>
+                <w:rFonts w:ascii="Calibri" w:hAnsi="Calibri"/>
+                <w:b w:val="0"/>
+                <w:i w:val="0"/>
+                <w:color w:val="1A1A1A"/>
+                <w:sz w:val="17"/>
+              </w:rPr>
+              <w:t xml:space="preserve"> · </w:t>
+            </w:r>
+            <w:r>
+              <w:rPr>
+                <w:rFonts w:ascii="Consolas" w:hAnsi="Consolas"/>
+                <w:i w:val="0"/>
+                <w:color w:val="A83E00"/>
+                <w:sz w:val="15"/>
+              </w:rPr>
+              <w:t>/report</w:t>
+            </w:r>
+          </w:p>
+        </w:tc>
+        <w:tc>
+          <w:tcPr>
+            <w:tcW w:type="dxa" w:w="6009"/>
+            <w:tcBorders>
+              <w:top w:val="single" w:sz="2" w:space="0" w:color="C8C8C8"/>
+              <w:left w:val="single" w:sz="2" w:space="0" w:color="C8C8C8"/>
+              <w:bottom w:val="single" w:sz="2" w:space="0" w:color="C8C8C8"/>
+              <w:right w:val="single" w:sz="2" w:space="0" w:color="C8C8C8"/>
+            </w:tcBorders>
+          </w:tcPr>
+          <w:p>
+            <w:pPr>
+              <w:spacing w:after="20" w:before="20"/>
+            </w:pPr>
+            <w:r>
+              <w:rPr>
+                <w:rFonts w:ascii="Calibri" w:hAnsi="Calibri"/>
+                <w:b w:val="0"/>
+                <w:i w:val="0"/>
+                <w:color w:val="1A1A1A"/>
+                <w:sz w:val="17"/>
+              </w:rPr>
+              <w:t>The two calls that cost something, kept separate from the projection, which is already complete</w:t>
+            </w:r>
+          </w:p>
+        </w:tc>
+      </w:tr>
+      <w:tr>
+        <w:tc>
+          <w:tcPr>
+            <w:tcW w:type="dxa" w:w="3402"/>
+            <w:shd w:val="clear" w:color="auto" w:fill="F2F2F2"/>
+            <w:tcBorders>
+              <w:top w:val="single" w:sz="2" w:space="0" w:color="C8C8C8"/>
+              <w:left w:val="single" w:sz="2" w:space="0" w:color="C8C8C8"/>
+              <w:bottom w:val="single" w:sz="2" w:space="0" w:color="C8C8C8"/>
+              <w:right w:val="single" w:sz="2" w:space="0" w:color="C8C8C8"/>
+            </w:tcBorders>
+          </w:tcPr>
+          <w:p>
+            <w:pPr>
+              <w:spacing w:after="20" w:before="20"/>
+            </w:pPr>
+            <w:r>
+              <w:rPr>
+                <w:rFonts w:ascii="Consolas" w:hAnsi="Consolas"/>
+                <w:i w:val="0"/>
+                <w:color w:val="A83E00"/>
+                <w:sz w:val="15"/>
+              </w:rPr>
+              <w:t>GET /api/planner/plans/{id}/report.pdf</w:t>
+            </w:r>
+          </w:p>
+        </w:tc>
+        <w:tc>
+          <w:tcPr>
+            <w:tcW w:type="dxa" w:w="6009"/>
+            <w:shd w:val="clear" w:color="auto" w:fill="F2F2F2"/>
+            <w:tcBorders>
+              <w:top w:val="single" w:sz="2" w:space="0" w:color="C8C8C8"/>
+              <w:left w:val="single" w:sz="2" w:space="0" w:color="C8C8C8"/>
+              <w:bottom w:val="single" w:sz="2" w:space="0" w:color="C8C8C8"/>
+              <w:right w:val="single" w:sz="2" w:space="0" w:color="C8C8C8"/>
+            </w:tcBorders>
+          </w:tcPr>
+          <w:p>
+            <w:pPr>
+              <w:spacing w:after="20" w:before="20"/>
+            </w:pPr>
+            <w:r>
+              <w:rPr>
+                <w:rFonts w:ascii="Calibri" w:hAnsi="Calibri"/>
+                <w:b w:val="0"/>
+                <w:i w:val="0"/>
+                <w:color w:val="1A1A1A"/>
+                <w:sz w:val="17"/>
+              </w:rPr>
+              <w:t>The exported plan document</w:t>
+            </w:r>
+          </w:p>
+        </w:tc>
+      </w:tr>
+      <w:tr>
+        <w:tc>
+          <w:tcPr>
+            <w:tcW w:type="dxa" w:w="3402"/>
+            <w:tcBorders>
+              <w:top w:val="single" w:sz="2" w:space="0" w:color="C8C8C8"/>
+              <w:left w:val="single" w:sz="2" w:space="0" w:color="C8C8C8"/>
+              <w:bottom w:val="single" w:sz="2" w:space="0" w:color="C8C8C8"/>
+              <w:right w:val="single" w:sz="2" w:space="0" w:color="C8C8C8"/>
+            </w:tcBorders>
+          </w:tcPr>
+          <w:p>
+            <w:pPr>
+              <w:spacing w:after="20" w:before="20"/>
+            </w:pPr>
+            <w:r>
+              <w:rPr>
+                <w:rFonts w:ascii="Consolas" w:hAnsi="Consolas"/>
+                <w:i w:val="0"/>
+                <w:color w:val="A83E00"/>
+                <w:sz w:val="15"/>
+              </w:rPr>
+              <w:t>GET /api/topics/{id}/presales</w:t>
+            </w:r>
+          </w:p>
+        </w:tc>
+        <w:tc>
+          <w:tcPr>
+            <w:tcW w:type="dxa" w:w="6009"/>
+            <w:tcBorders>
+              <w:top w:val="single" w:sz="2" w:space="0" w:color="C8C8C8"/>
+              <w:left w:val="single" w:sz="2" w:space="0" w:color="C8C8C8"/>
+              <w:bottom w:val="single" w:sz="2" w:space="0" w:color="C8C8C8"/>
+              <w:right w:val="single" w:sz="2" w:space="0" w:color="C8C8C8"/>
+            </w:tcBorders>
+          </w:tcPr>
+          <w:p>
+            <w:pPr>
+              <w:spacing w:after="20" w:before="20"/>
+            </w:pPr>
+            <w:r>
+              <w:rPr>
+                <w:rFonts w:ascii="Calibri" w:hAnsi="Calibri"/>
+                <w:b w:val="0"/>
+                <w:i w:val="0"/>
+                <w:color w:val="1A1A1A"/>
+                <w:sz w:val="17"/>
+              </w:rPr>
+              <w:t>The FULL collateral catalogue, built or not, with state per format</w:t>
+            </w:r>
+          </w:p>
+        </w:tc>
+      </w:tr>
+      <w:tr>
+        <w:tc>
+          <w:tcPr>
+            <w:tcW w:type="dxa" w:w="3402"/>
+            <w:shd w:val="clear" w:color="auto" w:fill="F2F2F2"/>
+            <w:tcBorders>
+              <w:top w:val="single" w:sz="2" w:space="0" w:color="C8C8C8"/>
+              <w:left w:val="single" w:sz="2" w:space="0" w:color="C8C8C8"/>
+              <w:bottom w:val="single" w:sz="2" w:space="0" w:color="C8C8C8"/>
+              <w:right w:val="single" w:sz="2" w:space="0" w:color="C8C8C8"/>
+            </w:tcBorders>
+          </w:tcPr>
+          <w:p>
+            <w:pPr>
+              <w:spacing w:after="20" w:before="20"/>
+            </w:pPr>
+            <w:r>
+              <w:rPr>
+                <w:rFonts w:ascii="Consolas" w:hAnsi="Consolas"/>
+                <w:i w:val="0"/>
+                <w:color w:val="A83E00"/>
+                <w:sz w:val="15"/>
+              </w:rPr>
+              <w:t>POST /api/topics/{id}/presales/{kind}?fmt=</w:t>
+            </w:r>
+          </w:p>
+        </w:tc>
+        <w:tc>
+          <w:tcPr>
+            <w:tcW w:type="dxa" w:w="6009"/>
+            <w:shd w:val="clear" w:color="auto" w:fill="F2F2F2"/>
+            <w:tcBorders>
+              <w:top w:val="single" w:sz="2" w:space="0" w:color="C8C8C8"/>
+              <w:left w:val="single" w:sz="2" w:space="0" w:color="C8C8C8"/>
+              <w:bottom w:val="single" w:sz="2" w:space="0" w:color="C8C8C8"/>
+              <w:right w:val="single" w:sz="2" w:space="0" w:color="C8C8C8"/>
+            </w:tcBorders>
+          </w:tcPr>
+          <w:p>
+            <w:pPr>
+              <w:spacing w:after="20" w:before="20"/>
+            </w:pPr>
+            <w:r>
+              <w:rPr>
+                <w:rFonts w:ascii="Calibri" w:hAnsi="Calibri"/>
+                <w:b w:val="0"/>
+                <w:i w:val="0"/>
+                <w:color w:val="1A1A1A"/>
+                <w:sz w:val="17"/>
+              </w:rPr>
+              <w:t>Build one piece in one format; formats coexist</w:t>
+            </w:r>
+          </w:p>
+        </w:tc>
+      </w:tr>
+      <w:tr>
+        <w:tc>
+          <w:tcPr>
+            <w:tcW w:type="dxa" w:w="3402"/>
+            <w:tcBorders>
+              <w:top w:val="single" w:sz="2" w:space="0" w:color="C8C8C8"/>
+              <w:left w:val="single" w:sz="2" w:space="0" w:color="C8C8C8"/>
+              <w:bottom w:val="single" w:sz="2" w:space="0" w:color="C8C8C8"/>
+              <w:right w:val="single" w:sz="2" w:space="0" w:color="C8C8C8"/>
+            </w:tcBorders>
+          </w:tcPr>
+          <w:p>
+            <w:pPr>
+              <w:spacing w:after="20" w:before="20"/>
+            </w:pPr>
+            <w:r>
+              <w:rPr>
+                <w:rFonts w:ascii="Consolas" w:hAnsi="Consolas"/>
+                <w:i w:val="0"/>
+                <w:color w:val="A83E00"/>
+                <w:sz w:val="15"/>
+              </w:rPr>
+              <w:t>GET /api/generate/chat</w:t>
+            </w:r>
+            <w:r>
+              <w:rPr>
+                <w:rFonts w:ascii="Calibri" w:hAnsi="Calibri"/>
+                <w:b w:val="0"/>
+                <w:i w:val="0"/>
+                <w:color w:val="1A1A1A"/>
+                <w:sz w:val="17"/>
+              </w:rPr>
+              <w:t xml:space="preserve"> · </w:t>
+            </w:r>
+            <w:r>
+              <w:rPr>
+                <w:rFonts w:ascii="Consolas" w:hAnsi="Consolas"/>
+                <w:i w:val="0"/>
+                <w:color w:val="A83E00"/>
+                <w:sz w:val="15"/>
+              </w:rPr>
+              <w:t>POST /api/generate/chat</w:t>
+            </w:r>
+          </w:p>
+        </w:tc>
+        <w:tc>
+          <w:tcPr>
+            <w:tcW w:type="dxa" w:w="6009"/>
+            <w:tcBorders>
+              <w:top w:val="single" w:sz="2" w:space="0" w:color="C8C8C8"/>
+              <w:left w:val="single" w:sz="2" w:space="0" w:color="C8C8C8"/>
+              <w:bottom w:val="single" w:sz="2" w:space="0" w:color="C8C8C8"/>
+              <w:right w:val="single" w:sz="2" w:space="0" w:color="C8C8C8"/>
+            </w:tcBorders>
+          </w:tcPr>
+          <w:p>
+            <w:pPr>
+              <w:spacing w:after="20" w:before="20"/>
+            </w:pPr>
+            <w:r>
+              <w:rPr>
+                <w:rFonts w:ascii="Calibri" w:hAnsi="Calibri"/>
+                <w:b w:val="0"/>
+                <w:i w:val="0"/>
+                <w:color w:val="1A1A1A"/>
+                <w:sz w:val="17"/>
+              </w:rPr>
+              <w:t>The scoping conversation. Stateless — the transcript arrives with every request</w:t>
             </w:r>
           </w:p>
         </w:tc>
@@ -21000,6 +25824,254 @@
           </w:p>
         </w:tc>
       </w:tr>
+      <w:tr>
+        <w:tc>
+          <w:tcPr>
+            <w:tcW w:type="dxa" w:w="1814"/>
+            <w:shd w:val="clear" w:color="auto" w:fill="F2F2F2"/>
+            <w:tcBorders>
+              <w:top w:val="single" w:sz="2" w:space="0" w:color="C8C8C8"/>
+              <w:left w:val="single" w:sz="2" w:space="0" w:color="C8C8C8"/>
+              <w:bottom w:val="single" w:sz="2" w:space="0" w:color="C8C8C8"/>
+              <w:right w:val="single" w:sz="2" w:space="0" w:color="C8C8C8"/>
+            </w:tcBorders>
+          </w:tcPr>
+          <w:p>
+            <w:pPr>
+              <w:spacing w:after="20" w:before="20"/>
+            </w:pPr>
+            <w:r>
+              <w:rPr>
+                <w:rFonts w:ascii="Calibri" w:hAnsi="Calibri"/>
+                <w:b w:val="0"/>
+                <w:i w:val="0"/>
+                <w:color w:val="1A1A1A"/>
+                <w:sz w:val="17"/>
+              </w:rPr>
+              <w:t>Screens vs tabs</w:t>
+            </w:r>
+          </w:p>
+        </w:tc>
+        <w:tc>
+          <w:tcPr>
+            <w:tcW w:type="dxa" w:w="7597"/>
+            <w:shd w:val="clear" w:color="auto" w:fill="F2F2F2"/>
+            <w:tcBorders>
+              <w:top w:val="single" w:sz="2" w:space="0" w:color="C8C8C8"/>
+              <w:left w:val="single" w:sz="2" w:space="0" w:color="C8C8C8"/>
+              <w:bottom w:val="single" w:sz="2" w:space="0" w:color="C8C8C8"/>
+              <w:right w:val="single" w:sz="2" w:space="0" w:color="C8C8C8"/>
+            </w:tcBorders>
+          </w:tcPr>
+          <w:p>
+            <w:pPr>
+              <w:spacing w:after="20" w:before="20"/>
+            </w:pPr>
+            <w:r>
+              <w:rPr>
+                <w:rFonts w:ascii="Calibri" w:hAnsi="Calibri"/>
+                <w:b w:val="0"/>
+                <w:i w:val="0"/>
+                <w:color w:val="1A1A1A"/>
+                <w:sz w:val="17"/>
+              </w:rPr>
+              <w:t>The Generate screen and the Planner are SCREENS, not tabs: one writes to the corpus and the other makes a statement about the whole portfolio, so neither is a way of looking at the current filter. Both take the address bar the same way a tab does, so a plan is still a link</w:t>
+            </w:r>
+          </w:p>
+        </w:tc>
+      </w:tr>
+      <w:tr>
+        <w:tc>
+          <w:tcPr>
+            <w:tcW w:type="dxa" w:w="1814"/>
+            <w:tcBorders>
+              <w:top w:val="single" w:sz="2" w:space="0" w:color="C8C8C8"/>
+              <w:left w:val="single" w:sz="2" w:space="0" w:color="C8C8C8"/>
+              <w:bottom w:val="single" w:sz="2" w:space="0" w:color="C8C8C8"/>
+              <w:right w:val="single" w:sz="2" w:space="0" w:color="C8C8C8"/>
+            </w:tcBorders>
+          </w:tcPr>
+          <w:p>
+            <w:pPr>
+              <w:spacing w:after="20" w:before="20"/>
+            </w:pPr>
+            <w:r>
+              <w:rPr>
+                <w:rFonts w:ascii="Calibri" w:hAnsi="Calibri"/>
+                <w:b w:val="0"/>
+                <w:i w:val="0"/>
+                <w:color w:val="1A1A1A"/>
+                <w:sz w:val="17"/>
+              </w:rPr>
+              <w:t>Full screen</w:t>
+            </w:r>
+          </w:p>
+        </w:tc>
+        <w:tc>
+          <w:tcPr>
+            <w:tcW w:type="dxa" w:w="7597"/>
+            <w:tcBorders>
+              <w:top w:val="single" w:sz="2" w:space="0" w:color="C8C8C8"/>
+              <w:left w:val="single" w:sz="2" w:space="0" w:color="C8C8C8"/>
+              <w:bottom w:val="single" w:sz="2" w:space="0" w:color="C8C8C8"/>
+              <w:right w:val="single" w:sz="2" w:space="0" w:color="C8C8C8"/>
+            </w:tcBorders>
+          </w:tcPr>
+          <w:p>
+            <w:pPr>
+              <w:spacing w:after="20" w:before="20"/>
+            </w:pPr>
+            <w:r>
+              <w:rPr>
+                <w:rFonts w:ascii="Calibri" w:hAnsi="Calibri"/>
+                <w:b w:val="0"/>
+                <w:i w:val="0"/>
+                <w:color w:val="1A1A1A"/>
+                <w:sz w:val="17"/>
+              </w:rPr>
+              <w:t>One space with nothing else on screen, in four panes — the space, the competitors, the brief, the pre-sales pack. That is the order the questions arrive: what is this, who else is here, what do I send, and what comes after the meeting</w:t>
+            </w:r>
+          </w:p>
+        </w:tc>
+      </w:tr>
+      <w:tr>
+        <w:tc>
+          <w:tcPr>
+            <w:tcW w:type="dxa" w:w="1814"/>
+            <w:shd w:val="clear" w:color="auto" w:fill="F2F2F2"/>
+            <w:tcBorders>
+              <w:top w:val="single" w:sz="2" w:space="0" w:color="C8C8C8"/>
+              <w:left w:val="single" w:sz="2" w:space="0" w:color="C8C8C8"/>
+              <w:bottom w:val="single" w:sz="2" w:space="0" w:color="C8C8C8"/>
+              <w:right w:val="single" w:sz="2" w:space="0" w:color="C8C8C8"/>
+            </w:tcBorders>
+          </w:tcPr>
+          <w:p>
+            <w:pPr>
+              <w:spacing w:after="20" w:before="20"/>
+            </w:pPr>
+            <w:r>
+              <w:rPr>
+                <w:rFonts w:ascii="Calibri" w:hAnsi="Calibri"/>
+                <w:b w:val="0"/>
+                <w:i w:val="0"/>
+                <w:color w:val="1A1A1A"/>
+                <w:sz w:val="17"/>
+              </w:rPr>
+              <w:t>Embedded documents</w:t>
+            </w:r>
+          </w:p>
+        </w:tc>
+        <w:tc>
+          <w:tcPr>
+            <w:tcW w:type="dxa" w:w="7597"/>
+            <w:shd w:val="clear" w:color="auto" w:fill="F2F2F2"/>
+            <w:tcBorders>
+              <w:top w:val="single" w:sz="2" w:space="0" w:color="C8C8C8"/>
+              <w:left w:val="single" w:sz="2" w:space="0" w:color="C8C8C8"/>
+              <w:bottom w:val="single" w:sz="2" w:space="0" w:color="C8C8C8"/>
+              <w:right w:val="single" w:sz="2" w:space="0" w:color="C8C8C8"/>
+            </w:tcBorders>
+          </w:tcPr>
+          <w:p>
+            <w:pPr>
+              <w:spacing w:after="20" w:before="20"/>
+            </w:pPr>
+            <w:r>
+              <w:rPr>
+                <w:rFonts w:ascii="Calibri" w:hAnsi="Calibri"/>
+                <w:b w:val="0"/>
+                <w:i w:val="0"/>
+                <w:color w:val="1A1A1A"/>
+                <w:sz w:val="17"/>
+              </w:rPr>
+              <w:t xml:space="preserve">The brief, the plan report and every built PDF render in an </w:t>
+            </w:r>
+            <w:r>
+              <w:rPr>
+                <w:rFonts w:ascii="Consolas" w:hAnsi="Consolas"/>
+                <w:i w:val="0"/>
+                <w:color w:val="A83E00"/>
+                <w:sz w:val="15"/>
+              </w:rPr>
+              <w:t>&lt;object&gt;</w:t>
+            </w:r>
+            <w:r>
+              <w:rPr>
+                <w:rFonts w:ascii="Calibri" w:hAnsi="Calibri"/>
+                <w:b w:val="0"/>
+                <w:i w:val="0"/>
+                <w:color w:val="1A1A1A"/>
+                <w:sz w:val="17"/>
+              </w:rPr>
+              <w:t xml:space="preserve"> on the page. Focus legitimately travels into the viewer, which is why Escape is bound on the document rather than on a wrapper — a keydown scoped to a div stops working exactly there</w:t>
+            </w:r>
+          </w:p>
+        </w:tc>
+      </w:tr>
+      <w:tr>
+        <w:tc>
+          <w:tcPr>
+            <w:tcW w:type="dxa" w:w="1814"/>
+            <w:tcBorders>
+              <w:top w:val="single" w:sz="2" w:space="0" w:color="C8C8C8"/>
+              <w:left w:val="single" w:sz="2" w:space="0" w:color="C8C8C8"/>
+              <w:bottom w:val="single" w:sz="2" w:space="0" w:color="C8C8C8"/>
+              <w:right w:val="single" w:sz="2" w:space="0" w:color="C8C8C8"/>
+            </w:tcBorders>
+          </w:tcPr>
+          <w:p>
+            <w:pPr>
+              <w:spacing w:after="20" w:before="20"/>
+            </w:pPr>
+            <w:r>
+              <w:rPr>
+                <w:rFonts w:ascii="Calibri" w:hAnsi="Calibri"/>
+                <w:b w:val="0"/>
+                <w:i w:val="0"/>
+                <w:color w:val="1A1A1A"/>
+                <w:sz w:val="17"/>
+              </w:rPr>
+              <w:t>The scoping conversation</w:t>
+            </w:r>
+          </w:p>
+        </w:tc>
+        <w:tc>
+          <w:tcPr>
+            <w:tcW w:type="dxa" w:w="7597"/>
+            <w:tcBorders>
+              <w:top w:val="single" w:sz="2" w:space="0" w:color="C8C8C8"/>
+              <w:left w:val="single" w:sz="2" w:space="0" w:color="C8C8C8"/>
+              <w:bottom w:val="single" w:sz="2" w:space="0" w:color="C8C8C8"/>
+              <w:right w:val="single" w:sz="2" w:space="0" w:color="C8C8C8"/>
+            </w:tcBorders>
+          </w:tcPr>
+          <w:p>
+            <w:pPr>
+              <w:spacing w:after="20" w:before="20"/>
+            </w:pPr>
+            <w:r>
+              <w:rPr>
+                <w:rFonts w:ascii="Consolas" w:hAnsi="Consolas"/>
+                <w:i w:val="0"/>
+                <w:color w:val="A83E00"/>
+                <w:sz w:val="15"/>
+              </w:rPr>
+              <w:t>BriefChat</w:t>
+            </w:r>
+            <w:r>
+              <w:rPr>
+                <w:rFonts w:ascii="Calibri" w:hAnsi="Calibri"/>
+                <w:b w:val="0"/>
+                <w:i w:val="0"/>
+                <w:color w:val="1A1A1A"/>
+                <w:sz w:val="17"/>
+              </w:rPr>
+              <w:t xml:space="preserve"> holds the whole transcript client-side and posts it with every turn. There is no session table, nothing to expire, and a reload loses a conversation rather than leaking one</w:t>
+            </w:r>
+          </w:p>
+        </w:tc>
+      </w:tr>
     </w:tbl>
     <w:p>
       <w:pPr>
@@ -21597,6 +26669,61 @@
           </w:p>
         </w:tc>
       </w:tr>
+      <w:tr>
+        <w:tc>
+          <w:tcPr>
+            <w:tcW w:type="dxa" w:w="2494"/>
+            <w:shd w:val="clear" w:color="auto" w:fill="F2F2F2"/>
+            <w:tcBorders>
+              <w:top w:val="single" w:sz="2" w:space="0" w:color="C8C8C8"/>
+              <w:left w:val="single" w:sz="2" w:space="0" w:color="C8C8C8"/>
+              <w:bottom w:val="single" w:sz="2" w:space="0" w:color="C8C8C8"/>
+              <w:right w:val="single" w:sz="2" w:space="0" w:color="C8C8C8"/>
+            </w:tcBorders>
+          </w:tcPr>
+          <w:p>
+            <w:pPr>
+              <w:spacing w:after="20" w:before="20"/>
+            </w:pPr>
+            <w:r>
+              <w:rPr>
+                <w:rFonts w:ascii="Consolas" w:hAnsi="Consolas"/>
+                <w:i w:val="0"/>
+                <w:color w:val="A83E00"/>
+                <w:sz w:val="15"/>
+              </w:rPr>
+              <w:t>config/economics.yaml</w:t>
+            </w:r>
+          </w:p>
+        </w:tc>
+        <w:tc>
+          <w:tcPr>
+            <w:tcW w:type="dxa" w:w="6917"/>
+            <w:shd w:val="clear" w:color="auto" w:fill="F2F2F2"/>
+            <w:tcBorders>
+              <w:top w:val="single" w:sz="2" w:space="0" w:color="C8C8C8"/>
+              <w:left w:val="single" w:sz="2" w:space="0" w:color="C8C8C8"/>
+              <w:bottom w:val="single" w:sz="2" w:space="0" w:color="C8C8C8"/>
+              <w:right w:val="single" w:sz="2" w:space="0" w:color="C8C8C8"/>
+            </w:tcBorders>
+          </w:tcPr>
+          <w:p>
+            <w:pPr>
+              <w:spacing w:after="20" w:before="20"/>
+            </w:pPr>
+            <w:r>
+              <w:rPr>
+                <w:rFonts w:ascii="Calibri" w:hAnsi="Calibri"/>
+                <w:b w:val="0"/>
+                <w:i w:val="0"/>
+                <w:color w:val="1A1A1A"/>
+                <w:sz w:val="17"/>
+              </w:rPr>
+              <w:t>Everything the Planner turns a market size into money with: margin by portfolio distance, ramp by horizon, capacity and effort, overlap discounts, and the four figures quoted from Orange's own filed accounts — discount rate, segment margin, segment revenue and its trend</w:t>
+            </w:r>
+          </w:p>
+        </w:tc>
+      </w:tr>
     </w:tbl>
     <w:p>
       <w:pPr>
@@ -21670,7 +26797,7 @@
                 <w:color w:val="1A1A1A"/>
                 <w:sz w:val="19"/>
               </w:rPr>
-              <w:t xml:space="preserve"> on every market size and </w:t>
+              <w:t xml:space="preserve"> on every market size, </w:t>
             </w:r>
             <w:r>
               <w:rPr>
@@ -21689,7 +26816,26 @@
                 <w:color w:val="1A1A1A"/>
                 <w:sz w:val="19"/>
               </w:rPr>
-              <w:t xml:space="preserve"> on every competitive assessment.</w:t>
+              <w:t xml:space="preserve"> on every competitive assessment, and </w:t>
+            </w:r>
+            <w:r>
+              <w:rPr>
+                <w:rFonts w:ascii="Consolas" w:hAnsi="Consolas"/>
+                <w:i w:val="0"/>
+                <w:color w:val="A83E00"/>
+                <w:sz w:val="17"/>
+              </w:rPr>
+              <w:t>economics_version</w:t>
+            </w:r>
+            <w:r>
+              <w:rPr>
+                <w:rFonts w:ascii="Calibri" w:hAnsi="Calibri"/>
+                <w:b w:val="0"/>
+                <w:i w:val="0"/>
+                <w:color w:val="1A1A1A"/>
+                <w:sz w:val="19"/>
+              </w:rPr>
+              <w:t xml:space="preserve"> on every plan — a plan built under one set of bands is not comparable with a plan built under another, and its id carries the version so the two cannot be confused.</w:t>
             </w:r>
           </w:p>
         </w:tc>
@@ -21730,7 +26876,7 @@
         <w:drawing>
           <wp:inline xmlns:a="http://schemas.openxmlformats.org/drawingml/2006/main" xmlns:pic="http://schemas.openxmlformats.org/drawingml/2006/picture">
             <wp:extent cx="9504000" cy="5517153"/>
-            <wp:docPr id="12" name="Picture 12"/>
+            <wp:docPr id="14" name="Picture 14"/>
             <wp:cNvGraphicFramePr>
               <a:graphicFrameLocks noChangeAspect="1"/>
             </wp:cNvGraphicFramePr>
@@ -21742,7 +26888,7 @@
                     <pic:cNvPicPr/>
                   </pic:nvPicPr>
                   <pic:blipFill>
-                    <a:blip r:embed="rId21"/>
+                    <a:blip r:embed="rId23"/>
                     <a:stretch>
                       <a:fillRect/>
                     </a:stretch>
@@ -22425,7 +27571,907 @@
         <w:rPr>
           <w:rFonts w:ascii="Calibri" w:hAnsi="Calibri"/>
         </w:rPr>
-        <w:t>16.1  Current posture — read this before any wider use</w:t>
+        <w:t>16.1  Access control</w:t>
+      </w:r>
+    </w:p>
+    <w:p>
+      <w:pPr>
+        <w:spacing w:after="140" w:before="0"/>
+      </w:pPr>
+      <w:r>
+        <w:rPr>
+          <w:rFonts w:ascii="Calibri" w:hAnsi="Calibri"/>
+          <w:b w:val="0"/>
+          <w:i w:val="0"/>
+          <w:color w:val="1A1A1A"/>
+          <w:sz w:val="21"/>
+        </w:rPr>
+        <w:t xml:space="preserve">Until </w:t>
+      </w:r>
+      <w:r>
+        <w:rPr>
+          <w:rFonts w:ascii="Consolas" w:hAnsi="Consolas"/>
+          <w:i w:val="0"/>
+          <w:color w:val="A83E00"/>
+          <w:sz w:val="19"/>
+        </w:rPr>
+        <w:t>auth.py</w:t>
+      </w:r>
+      <w:r>
+        <w:rPr>
+          <w:rFonts w:ascii="Calibri" w:hAnsi="Calibri"/>
+          <w:b w:val="0"/>
+          <w:i w:val="0"/>
+          <w:color w:val="1A1A1A"/>
+          <w:sz w:val="21"/>
+        </w:rPr>
+        <w:t xml:space="preserve"> existed the deployed application answered every request it received, on a public hostname, and everything it serves is internal: competitive analysis of named companies, Orange's own asset graph, market estimates with the workings attached, and the stage-gate opinions of people who work here. It also spent the deployed model key for anyone who asked. Both are now behind a session.</w:t>
+      </w:r>
+    </w:p>
+    <w:p>
+      <w:pPr>
+        <w:sectPr>
+          <w:pgSz w:w="11906" w:h="16838"/>
+          <w:pgMar w:top="1247" w:right="1247" w:bottom="1134" w:left="1247" w:header="720" w:footer="720" w:gutter="0"/>
+          <w:cols w:space="720"/>
+          <w:docGrid w:linePitch="360"/>
+        </w:sectPr>
+      </w:pPr>
+    </w:p>
+    <w:p>
+      <w:pPr>
+        <w:spacing w:after="80"/>
+        <w:jc w:val="center"/>
+      </w:pPr>
+      <w:r>
+        <w:drawing>
+          <wp:inline xmlns:a="http://schemas.openxmlformats.org/drawingml/2006/main" xmlns:pic="http://schemas.openxmlformats.org/drawingml/2006/picture">
+            <wp:extent cx="9504000" cy="5098959"/>
+            <wp:docPr id="15" name="Picture 15"/>
+            <wp:cNvGraphicFramePr>
+              <a:graphicFrameLocks noChangeAspect="1"/>
+            </wp:cNvGraphicFramePr>
+            <a:graphic>
+              <a:graphicData uri="http://schemas.openxmlformats.org/drawingml/2006/picture">
+                <pic:pic>
+                  <pic:nvPicPr>
+                    <pic:cNvPr id="0" name="ta-15-access-deletion.png"/>
+                    <pic:cNvPicPr/>
+                  </pic:nvPicPr>
+                  <pic:blipFill>
+                    <a:blip r:embed="rId24"/>
+                    <a:stretch>
+                      <a:fillRect/>
+                    </a:stretch>
+                  </pic:blipFill>
+                  <pic:spPr>
+                    <a:xfrm>
+                      <a:off x="0" y="0"/>
+                      <a:ext cx="9504000" cy="5098959"/>
+                    </a:xfrm>
+                    <a:prstGeom prst="rect"/>
+                  </pic:spPr>
+                </pic:pic>
+              </a:graphicData>
+            </a:graphic>
+          </wp:inline>
+        </w:drawing>
+      </w:r>
+    </w:p>
+    <w:p>
+      <w:pPr>
+        <w:spacing w:after="0"/>
+        <w:jc w:val="left"/>
+      </w:pPr>
+      <w:r>
+        <w:rPr>
+          <w:rFonts w:ascii="Calibri" w:hAnsi="Calibri"/>
+          <w:i/>
+          <w:color w:val="5A5A5A"/>
+          <w:sz w:val="17"/>
+        </w:rPr>
+        <w:t>Two features that were the same gap: the app answered everyone, and a wrong result could only be retracted by editing the database by hand.</w:t>
+      </w:r>
+    </w:p>
+    <w:p>
+      <w:pPr>
+        <w:sectPr>
+          <w:pgSz w:w="16838" w:h="11906" w:orient="landscape"/>
+          <w:pgMar w:top="850" w:right="850" w:bottom="850" w:left="850" w:header="720" w:footer="720" w:gutter="0"/>
+          <w:cols w:space="720"/>
+          <w:docGrid w:linePitch="360"/>
+        </w:sectPr>
+      </w:pPr>
+    </w:p>
+    <w:p>
+      <w:pPr>
+        <w:spacing w:after="140" w:before="0"/>
+      </w:pPr>
+      <w:r>
+        <w:rPr>
+          <w:rFonts w:ascii="Calibri" w:hAnsi="Calibri"/>
+          <w:b w:val="0"/>
+          <w:i w:val="0"/>
+          <w:color w:val="1A1A1A"/>
+          <w:sz w:val="21"/>
+        </w:rPr>
+        <w:t>The shape is deliberately the boring one, because the interesting alternatives all cost something this deployment cannot pay:</w:t>
+      </w:r>
+    </w:p>
+    <w:tbl>
+      <w:tblPr>
+        <w:tblW w:type="auto" w:w="0"/>
+        <w:jc w:val="left"/>
+        <w:tblLayout w:type="fixed"/>
+        <w:tblLook w:firstColumn="1" w:firstRow="1" w:lastColumn="0" w:lastRow="0" w:noHBand="0" w:noVBand="1" w:val="04A0"/>
+      </w:tblPr>
+      <w:tblGrid>
+        <w:gridCol w:w="3137"/>
+        <w:gridCol w:w="3137"/>
+        <w:gridCol w:w="3137"/>
+      </w:tblGrid>
+      <w:tr>
+        <w:tc>
+          <w:tcPr>
+            <w:tcW w:type="dxa" w:w="2041"/>
+            <w:shd w:val="clear" w:color="auto" w:fill="3C3C3C"/>
+            <w:tcBorders>
+              <w:top w:val="single" w:sz="2" w:space="0" w:color="C8C8C8"/>
+              <w:left w:val="single" w:sz="2" w:space="0" w:color="C8C8C8"/>
+              <w:bottom w:val="single" w:sz="2" w:space="0" w:color="C8C8C8"/>
+              <w:right w:val="single" w:sz="2" w:space="0" w:color="C8C8C8"/>
+            </w:tcBorders>
+          </w:tcPr>
+          <w:p>
+            <w:pPr>
+              <w:spacing w:after="20" w:before="20"/>
+            </w:pPr>
+            <w:r>
+              <w:rPr>
+                <w:rFonts w:ascii="Calibri" w:hAnsi="Calibri"/>
+                <w:b/>
+                <w:color w:val="FFFFFF"/>
+                <w:sz w:val="17"/>
+              </w:rPr>
+              <w:t>Decision</w:t>
+            </w:r>
+          </w:p>
+        </w:tc>
+        <w:tc>
+          <w:tcPr>
+            <w:tcW w:type="dxa" w:w="4082"/>
+            <w:shd w:val="clear" w:color="auto" w:fill="3C3C3C"/>
+            <w:tcBorders>
+              <w:top w:val="single" w:sz="2" w:space="0" w:color="C8C8C8"/>
+              <w:left w:val="single" w:sz="2" w:space="0" w:color="C8C8C8"/>
+              <w:bottom w:val="single" w:sz="2" w:space="0" w:color="C8C8C8"/>
+              <w:right w:val="single" w:sz="2" w:space="0" w:color="C8C8C8"/>
+            </w:tcBorders>
+          </w:tcPr>
+          <w:p>
+            <w:pPr>
+              <w:spacing w:after="20" w:before="20"/>
+            </w:pPr>
+            <w:r>
+              <w:rPr>
+                <w:rFonts w:ascii="Calibri" w:hAnsi="Calibri"/>
+                <w:b/>
+                <w:color w:val="FFFFFF"/>
+                <w:sz w:val="17"/>
+              </w:rPr>
+              <w:t>Reason</w:t>
+            </w:r>
+          </w:p>
+        </w:tc>
+        <w:tc>
+          <w:tcPr>
+            <w:tcW w:type="dxa" w:w="3288"/>
+            <w:shd w:val="clear" w:color="auto" w:fill="3C3C3C"/>
+            <w:tcBorders>
+              <w:top w:val="single" w:sz="2" w:space="0" w:color="C8C8C8"/>
+              <w:left w:val="single" w:sz="2" w:space="0" w:color="C8C8C8"/>
+              <w:bottom w:val="single" w:sz="2" w:space="0" w:color="C8C8C8"/>
+              <w:right w:val="single" w:sz="2" w:space="0" w:color="C8C8C8"/>
+            </w:tcBorders>
+          </w:tcPr>
+          <w:p>
+            <w:pPr>
+              <w:spacing w:after="20" w:before="20"/>
+            </w:pPr>
+            <w:r>
+              <w:rPr>
+                <w:rFonts w:ascii="Calibri" w:hAnsi="Calibri"/>
+                <w:b/>
+                <w:color w:val="FFFFFF"/>
+                <w:sz w:val="17"/>
+              </w:rPr>
+              <w:t>What was rejected, and why</w:t>
+            </w:r>
+          </w:p>
+        </w:tc>
+      </w:tr>
+      <w:tr>
+        <w:tc>
+          <w:tcPr>
+            <w:tcW w:type="dxa" w:w="2041"/>
+            <w:tcBorders>
+              <w:top w:val="single" w:sz="2" w:space="0" w:color="C8C8C8"/>
+              <w:left w:val="single" w:sz="2" w:space="0" w:color="C8C8C8"/>
+              <w:bottom w:val="single" w:sz="2" w:space="0" w:color="C8C8C8"/>
+              <w:right w:val="single" w:sz="2" w:space="0" w:color="C8C8C8"/>
+            </w:tcBorders>
+          </w:tcPr>
+          <w:p>
+            <w:pPr>
+              <w:spacing w:after="20" w:before="20"/>
+            </w:pPr>
+            <w:r>
+              <w:rPr>
+                <w:rFonts w:ascii="Calibri" w:hAnsi="Calibri"/>
+                <w:b w:val="0"/>
+                <w:i w:val="0"/>
+                <w:color w:val="1A1A1A"/>
+                <w:sz w:val="17"/>
+              </w:rPr>
+              <w:t>Session cookie, not a bearer token in JavaScript</w:t>
+            </w:r>
+          </w:p>
+        </w:tc>
+        <w:tc>
+          <w:tcPr>
+            <w:tcW w:type="dxa" w:w="4082"/>
+            <w:tcBorders>
+              <w:top w:val="single" w:sz="2" w:space="0" w:color="C8C8C8"/>
+              <w:left w:val="single" w:sz="2" w:space="0" w:color="C8C8C8"/>
+              <w:bottom w:val="single" w:sz="2" w:space="0" w:color="C8C8C8"/>
+              <w:right w:val="single" w:sz="2" w:space="0" w:color="C8C8C8"/>
+            </w:tcBorders>
+          </w:tcPr>
+          <w:p>
+            <w:pPr>
+              <w:spacing w:after="20" w:before="20"/>
+            </w:pPr>
+            <w:r>
+              <w:rPr>
+                <w:rFonts w:ascii="Consolas" w:hAnsi="Consolas"/>
+                <w:i w:val="0"/>
+                <w:color w:val="A83E00"/>
+                <w:sz w:val="15"/>
+              </w:rPr>
+              <w:t>HttpOnly</w:t>
+            </w:r>
+            <w:r>
+              <w:rPr>
+                <w:rFonts w:ascii="Calibri" w:hAnsi="Calibri"/>
+                <w:b w:val="0"/>
+                <w:i w:val="0"/>
+                <w:color w:val="1A1A1A"/>
+                <w:sz w:val="17"/>
+              </w:rPr>
+              <w:t xml:space="preserve">, so a script injected into the page cannot read it. </w:t>
+            </w:r>
+            <w:r>
+              <w:rPr>
+                <w:rFonts w:ascii="Consolas" w:hAnsi="Consolas"/>
+                <w:i w:val="0"/>
+                <w:color w:val="A83E00"/>
+                <w:sz w:val="15"/>
+              </w:rPr>
+              <w:t>SameSite=Lax</w:t>
+            </w:r>
+            <w:r>
+              <w:rPr>
+                <w:rFonts w:ascii="Calibri" w:hAnsi="Calibri"/>
+                <w:b w:val="0"/>
+                <w:i w:val="0"/>
+                <w:color w:val="1A1A1A"/>
+                <w:sz w:val="17"/>
+              </w:rPr>
+              <w:t xml:space="preserve"> stands in for a CSRF token: it stops another origin's form posting to this API with the user's cookie attached, which is the only cross-site write that matters here.</w:t>
+            </w:r>
+          </w:p>
+        </w:tc>
+        <w:tc>
+          <w:tcPr>
+            <w:tcW w:type="dxa" w:w="3288"/>
+            <w:tcBorders>
+              <w:top w:val="single" w:sz="2" w:space="0" w:color="C8C8C8"/>
+              <w:left w:val="single" w:sz="2" w:space="0" w:color="C8C8C8"/>
+              <w:bottom w:val="single" w:sz="2" w:space="0" w:color="C8C8C8"/>
+              <w:right w:val="single" w:sz="2" w:space="0" w:color="C8C8C8"/>
+            </w:tcBorders>
+          </w:tcPr>
+          <w:p>
+            <w:pPr>
+              <w:spacing w:after="20" w:before="20"/>
+            </w:pPr>
+            <w:r>
+              <w:rPr>
+                <w:rFonts w:ascii="Calibri" w:hAnsi="Calibri"/>
+                <w:b w:val="0"/>
+                <w:i w:val="0"/>
+                <w:color w:val="1A1A1A"/>
+                <w:sz w:val="17"/>
+              </w:rPr>
+              <w:t xml:space="preserve">A token in </w:t>
+            </w:r>
+            <w:r>
+              <w:rPr>
+                <w:rFonts w:ascii="Consolas" w:hAnsi="Consolas"/>
+                <w:i w:val="0"/>
+                <w:color w:val="A83E00"/>
+                <w:sz w:val="15"/>
+              </w:rPr>
+              <w:t>localStorage</w:t>
+            </w:r>
+            <w:r>
+              <w:rPr>
+                <w:rFonts w:ascii="Calibri" w:hAnsi="Calibri"/>
+                <w:b w:val="0"/>
+                <w:i w:val="0"/>
+                <w:color w:val="1A1A1A"/>
+                <w:sz w:val="17"/>
+              </w:rPr>
+              <w:t xml:space="preserve"> is readable by definition.</w:t>
+            </w:r>
+          </w:p>
+        </w:tc>
+      </w:tr>
+      <w:tr>
+        <w:tc>
+          <w:tcPr>
+            <w:tcW w:type="dxa" w:w="2041"/>
+            <w:shd w:val="clear" w:color="auto" w:fill="F2F2F2"/>
+            <w:tcBorders>
+              <w:top w:val="single" w:sz="2" w:space="0" w:color="C8C8C8"/>
+              <w:left w:val="single" w:sz="2" w:space="0" w:color="C8C8C8"/>
+              <w:bottom w:val="single" w:sz="2" w:space="0" w:color="C8C8C8"/>
+              <w:right w:val="single" w:sz="2" w:space="0" w:color="C8C8C8"/>
+            </w:tcBorders>
+          </w:tcPr>
+          <w:p>
+            <w:pPr>
+              <w:spacing w:after="20" w:before="20"/>
+            </w:pPr>
+            <w:r>
+              <w:rPr>
+                <w:rFonts w:ascii="Calibri" w:hAnsi="Calibri"/>
+                <w:b w:val="0"/>
+                <w:i w:val="0"/>
+                <w:color w:val="1A1A1A"/>
+                <w:sz w:val="17"/>
+              </w:rPr>
+              <w:t>Sessions in the database, not signed and stateless</w:t>
+            </w:r>
+          </w:p>
+        </w:tc>
+        <w:tc>
+          <w:tcPr>
+            <w:tcW w:type="dxa" w:w="4082"/>
+            <w:shd w:val="clear" w:color="auto" w:fill="F2F2F2"/>
+            <w:tcBorders>
+              <w:top w:val="single" w:sz="2" w:space="0" w:color="C8C8C8"/>
+              <w:left w:val="single" w:sz="2" w:space="0" w:color="C8C8C8"/>
+              <w:bottom w:val="single" w:sz="2" w:space="0" w:color="C8C8C8"/>
+              <w:right w:val="single" w:sz="2" w:space="0" w:color="C8C8C8"/>
+            </w:tcBorders>
+          </w:tcPr>
+          <w:p>
+            <w:pPr>
+              <w:spacing w:after="20" w:before="20"/>
+            </w:pPr>
+            <w:r>
+              <w:rPr>
+                <w:rFonts w:ascii="Calibri" w:hAnsi="Calibri"/>
+                <w:b w:val="0"/>
+                <w:i w:val="0"/>
+                <w:color w:val="1A1A1A"/>
+                <w:sz w:val="17"/>
+              </w:rPr>
+              <w:t xml:space="preserve">The table is tiny and the lookup is a primary-key hit. Revocation is one </w:t>
+            </w:r>
+            <w:r>
+              <w:rPr>
+                <w:rFonts w:ascii="Consolas" w:hAnsi="Consolas"/>
+                <w:i w:val="0"/>
+                <w:color w:val="A83E00"/>
+                <w:sz w:val="15"/>
+              </w:rPr>
+              <w:t>DELETE</w:t>
+            </w:r>
+            <w:r>
+              <w:rPr>
+                <w:rFonts w:ascii="Calibri" w:hAnsi="Calibri"/>
+                <w:b w:val="0"/>
+                <w:i w:val="0"/>
+                <w:color w:val="1A1A1A"/>
+                <w:sz w:val="17"/>
+              </w:rPr>
+              <w:t>.</w:t>
+            </w:r>
+          </w:p>
+        </w:tc>
+        <w:tc>
+          <w:tcPr>
+            <w:tcW w:type="dxa" w:w="3288"/>
+            <w:shd w:val="clear" w:color="auto" w:fill="F2F2F2"/>
+            <w:tcBorders>
+              <w:top w:val="single" w:sz="2" w:space="0" w:color="C8C8C8"/>
+              <w:left w:val="single" w:sz="2" w:space="0" w:color="C8C8C8"/>
+              <w:bottom w:val="single" w:sz="2" w:space="0" w:color="C8C8C8"/>
+              <w:right w:val="single" w:sz="2" w:space="0" w:color="C8C8C8"/>
+            </w:tcBorders>
+          </w:tcPr>
+          <w:p>
+            <w:pPr>
+              <w:spacing w:after="20" w:before="20"/>
+            </w:pPr>
+            <w:r>
+              <w:rPr>
+                <w:rFonts w:ascii="Calibri" w:hAnsi="Calibri"/>
+                <w:b w:val="0"/>
+                <w:i w:val="0"/>
+                <w:color w:val="1A1A1A"/>
+                <w:sz w:val="17"/>
+              </w:rPr>
+              <w:t>A JWT cannot be revoked without server state, which puts the state back anyway — and the thing an operator actually wants ("sign that account out everywhere, now") is impossible.</w:t>
+            </w:r>
+          </w:p>
+        </w:tc>
+      </w:tr>
+      <w:tr>
+        <w:tc>
+          <w:tcPr>
+            <w:tcW w:type="dxa" w:w="2041"/>
+            <w:tcBorders>
+              <w:top w:val="single" w:sz="2" w:space="0" w:color="C8C8C8"/>
+              <w:left w:val="single" w:sz="2" w:space="0" w:color="C8C8C8"/>
+              <w:bottom w:val="single" w:sz="2" w:space="0" w:color="C8C8C8"/>
+              <w:right w:val="single" w:sz="2" w:space="0" w:color="C8C8C8"/>
+            </w:tcBorders>
+          </w:tcPr>
+          <w:p>
+            <w:pPr>
+              <w:spacing w:after="20" w:before="20"/>
+            </w:pPr>
+            <w:r>
+              <w:rPr>
+                <w:rFonts w:ascii="Calibri" w:hAnsi="Calibri"/>
+                <w:b w:val="0"/>
+                <w:i w:val="0"/>
+                <w:color w:val="1A1A1A"/>
+                <w:sz w:val="17"/>
+              </w:rPr>
+              <w:t>The token is stored as a hash</w:t>
+            </w:r>
+          </w:p>
+        </w:tc>
+        <w:tc>
+          <w:tcPr>
+            <w:tcW w:type="dxa" w:w="4082"/>
+            <w:tcBorders>
+              <w:top w:val="single" w:sz="2" w:space="0" w:color="C8C8C8"/>
+              <w:left w:val="single" w:sz="2" w:space="0" w:color="C8C8C8"/>
+              <w:bottom w:val="single" w:sz="2" w:space="0" w:color="C8C8C8"/>
+              <w:right w:val="single" w:sz="2" w:space="0" w:color="C8C8C8"/>
+            </w:tcBorders>
+          </w:tcPr>
+          <w:p>
+            <w:pPr>
+              <w:spacing w:after="20" w:before="20"/>
+            </w:pPr>
+            <w:r>
+              <w:rPr>
+                <w:rFonts w:ascii="Calibri" w:hAnsi="Calibri"/>
+                <w:b w:val="0"/>
+                <w:i w:val="0"/>
+                <w:color w:val="1A1A1A"/>
+                <w:sz w:val="17"/>
+              </w:rPr>
+              <w:t>What is stored is the SHA-256 of the cookie value; the value itself exists only in the browser. The database is a file on a share, so a copy of it must not be a set of live sessions.</w:t>
+            </w:r>
+          </w:p>
+        </w:tc>
+        <w:tc>
+          <w:tcPr>
+            <w:tcW w:type="dxa" w:w="3288"/>
+            <w:tcBorders>
+              <w:top w:val="single" w:sz="2" w:space="0" w:color="C8C8C8"/>
+              <w:left w:val="single" w:sz="2" w:space="0" w:color="C8C8C8"/>
+              <w:bottom w:val="single" w:sz="2" w:space="0" w:color="C8C8C8"/>
+              <w:right w:val="single" w:sz="2" w:space="0" w:color="C8C8C8"/>
+            </w:tcBorders>
+          </w:tcPr>
+          <w:p>
+            <w:pPr>
+              <w:spacing w:after="20" w:before="20"/>
+            </w:pPr>
+            <w:r>
+              <w:rPr>
+                <w:rFonts w:ascii="Calibri" w:hAnsi="Calibri"/>
+                <w:b w:val="0"/>
+                <w:i w:val="0"/>
+                <w:color w:val="1A1A1A"/>
+                <w:sz w:val="17"/>
+              </w:rPr>
+              <w:t>Storing the token itself. The same argument one level up is why passwords are PBKDF2 verifiers.</w:t>
+            </w:r>
+          </w:p>
+        </w:tc>
+      </w:tr>
+      <w:tr>
+        <w:tc>
+          <w:tcPr>
+            <w:tcW w:type="dxa" w:w="2041"/>
+            <w:shd w:val="clear" w:color="auto" w:fill="F2F2F2"/>
+            <w:tcBorders>
+              <w:top w:val="single" w:sz="2" w:space="0" w:color="C8C8C8"/>
+              <w:left w:val="single" w:sz="2" w:space="0" w:color="C8C8C8"/>
+              <w:bottom w:val="single" w:sz="2" w:space="0" w:color="C8C8C8"/>
+              <w:right w:val="single" w:sz="2" w:space="0" w:color="C8C8C8"/>
+            </w:tcBorders>
+          </w:tcPr>
+          <w:p>
+            <w:pPr>
+              <w:spacing w:after="20" w:before="20"/>
+            </w:pPr>
+            <w:r>
+              <w:rPr>
+                <w:rFonts w:ascii="Calibri" w:hAnsi="Calibri"/>
+                <w:b w:val="0"/>
+                <w:i w:val="0"/>
+                <w:color w:val="1A1A1A"/>
+                <w:sz w:val="17"/>
+              </w:rPr>
+              <w:t>PBKDF2-HMAC-SHA256 from the standard library</w:t>
+            </w:r>
+          </w:p>
+        </w:tc>
+        <w:tc>
+          <w:tcPr>
+            <w:tcW w:type="dxa" w:w="4082"/>
+            <w:shd w:val="clear" w:color="auto" w:fill="F2F2F2"/>
+            <w:tcBorders>
+              <w:top w:val="single" w:sz="2" w:space="0" w:color="C8C8C8"/>
+              <w:left w:val="single" w:sz="2" w:space="0" w:color="C8C8C8"/>
+              <w:bottom w:val="single" w:sz="2" w:space="0" w:color="C8C8C8"/>
+              <w:right w:val="single" w:sz="2" w:space="0" w:color="C8C8C8"/>
+            </w:tcBorders>
+          </w:tcPr>
+          <w:p>
+            <w:pPr>
+              <w:spacing w:after="20" w:before="20"/>
+            </w:pPr>
+            <w:r>
+              <w:rPr>
+                <w:rFonts w:ascii="Calibri" w:hAnsi="Calibri"/>
+                <w:b w:val="0"/>
+                <w:i w:val="0"/>
+                <w:color w:val="1A1A1A"/>
+                <w:sz w:val="17"/>
+              </w:rPr>
+              <w:t xml:space="preserve">The best KDF available with </w:t>
+            </w:r>
+            <w:r>
+              <w:rPr>
+                <w:rFonts w:ascii="Calibri" w:hAnsi="Calibri"/>
+                <w:b/>
+                <w:i w:val="0"/>
+                <w:color w:val="1A1A1A"/>
+                <w:sz w:val="17"/>
+              </w:rPr>
+              <w:t>no new dependency</w:t>
+            </w:r>
+            <w:r>
+              <w:rPr>
+                <w:rFonts w:ascii="Calibri" w:hAnsi="Calibri"/>
+                <w:b w:val="0"/>
+                <w:i w:val="0"/>
+                <w:color w:val="1A1A1A"/>
+                <w:sz w:val="17"/>
+              </w:rPr>
+              <w:t>, which is what keeps NFR-05's sovereign-deployment option cheap. The iteration count follows OWASP's current figure and is stamped into every stored hash, so raising it later re-hashes each password on its next successful sign-in rather than forcing a reset.</w:t>
+            </w:r>
+          </w:p>
+        </w:tc>
+        <w:tc>
+          <w:tcPr>
+            <w:tcW w:type="dxa" w:w="3288"/>
+            <w:shd w:val="clear" w:color="auto" w:fill="F2F2F2"/>
+            <w:tcBorders>
+              <w:top w:val="single" w:sz="2" w:space="0" w:color="C8C8C8"/>
+              <w:left w:val="single" w:sz="2" w:space="0" w:color="C8C8C8"/>
+              <w:bottom w:val="single" w:sz="2" w:space="0" w:color="C8C8C8"/>
+              <w:right w:val="single" w:sz="2" w:space="0" w:color="C8C8C8"/>
+            </w:tcBorders>
+          </w:tcPr>
+          <w:p>
+            <w:pPr>
+              <w:spacing w:after="20" w:before="20"/>
+            </w:pPr>
+            <w:r>
+              <w:rPr>
+                <w:rFonts w:ascii="Calibri" w:hAnsi="Calibri"/>
+                <w:b w:val="0"/>
+                <w:i w:val="0"/>
+                <w:color w:val="1A1A1A"/>
+                <w:sz w:val="17"/>
+              </w:rPr>
+              <w:t>scrypt and argon2 are better KDFs and each adds a dependency to the auth path.</w:t>
+            </w:r>
+          </w:p>
+        </w:tc>
+      </w:tr>
+      <w:tr>
+        <w:tc>
+          <w:tcPr>
+            <w:tcW w:type="dxa" w:w="2041"/>
+            <w:tcBorders>
+              <w:top w:val="single" w:sz="2" w:space="0" w:color="C8C8C8"/>
+              <w:left w:val="single" w:sz="2" w:space="0" w:color="C8C8C8"/>
+              <w:bottom w:val="single" w:sz="2" w:space="0" w:color="C8C8C8"/>
+              <w:right w:val="single" w:sz="2" w:space="0" w:color="C8C8C8"/>
+            </w:tcBorders>
+          </w:tcPr>
+          <w:p>
+            <w:pPr>
+              <w:spacing w:after="20" w:before="20"/>
+            </w:pPr>
+            <w:r>
+              <w:rPr>
+                <w:rFonts w:ascii="Calibri" w:hAnsi="Calibri"/>
+                <w:b w:val="0"/>
+                <w:i w:val="0"/>
+                <w:color w:val="1A1A1A"/>
+                <w:sz w:val="17"/>
+              </w:rPr>
+              <w:t>The guard is an application-level dependency, not a decorator per route</w:t>
+            </w:r>
+          </w:p>
+        </w:tc>
+        <w:tc>
+          <w:tcPr>
+            <w:tcW w:type="dxa" w:w="4082"/>
+            <w:tcBorders>
+              <w:top w:val="single" w:sz="2" w:space="0" w:color="C8C8C8"/>
+              <w:left w:val="single" w:sz="2" w:space="0" w:color="C8C8C8"/>
+              <w:bottom w:val="single" w:sz="2" w:space="0" w:color="C8C8C8"/>
+              <w:right w:val="single" w:sz="2" w:space="0" w:color="C8C8C8"/>
+            </w:tcBorders>
+          </w:tcPr>
+          <w:p>
+            <w:pPr>
+              <w:spacing w:after="20" w:before="20"/>
+            </w:pPr>
+            <w:r>
+              <w:rPr>
+                <w:rFonts w:ascii="Calibri" w:hAnsi="Calibri"/>
+                <w:b w:val="0"/>
+                <w:i w:val="0"/>
+                <w:color w:val="1A1A1A"/>
+                <w:sz w:val="17"/>
+              </w:rPr>
+              <w:t xml:space="preserve">Every </w:t>
+            </w:r>
+            <w:r>
+              <w:rPr>
+                <w:rFonts w:ascii="Consolas" w:hAnsi="Consolas"/>
+                <w:i w:val="0"/>
+                <w:color w:val="A83E00"/>
+                <w:sz w:val="15"/>
+              </w:rPr>
+              <w:t>/api</w:t>
+            </w:r>
+            <w:r>
+              <w:rPr>
+                <w:rFonts w:ascii="Calibri" w:hAnsi="Calibri"/>
+                <w:b w:val="0"/>
+                <w:i w:val="0"/>
+                <w:color w:val="1A1A1A"/>
+                <w:sz w:val="17"/>
+              </w:rPr>
+              <w:t xml:space="preserve"> path needs a session except the three under </w:t>
+            </w:r>
+            <w:r>
+              <w:rPr>
+                <w:rFonts w:ascii="Consolas" w:hAnsi="Consolas"/>
+                <w:i w:val="0"/>
+                <w:color w:val="A83E00"/>
+                <w:sz w:val="15"/>
+              </w:rPr>
+              <w:t>/api/auth</w:t>
+            </w:r>
+            <w:r>
+              <w:rPr>
+                <w:rFonts w:ascii="Calibri" w:hAnsi="Calibri"/>
+                <w:b w:val="0"/>
+                <w:i w:val="0"/>
+                <w:color w:val="1A1A1A"/>
+                <w:sz w:val="17"/>
+              </w:rPr>
+              <w:t xml:space="preserve">, so a route cannot be added without inheriting the guard. </w:t>
+            </w:r>
+            <w:r>
+              <w:rPr>
+                <w:rFonts w:ascii="Consolas" w:hAnsi="Consolas"/>
+                <w:i w:val="0"/>
+                <w:color w:val="A83E00"/>
+                <w:sz w:val="15"/>
+              </w:rPr>
+              <w:t>tests/test_api_auth.py</w:t>
+            </w:r>
+            <w:r>
+              <w:rPr>
+                <w:rFonts w:ascii="Calibri" w:hAnsi="Calibri"/>
+                <w:b w:val="0"/>
+                <w:i w:val="0"/>
+                <w:color w:val="1A1A1A"/>
+                <w:sz w:val="17"/>
+              </w:rPr>
+              <w:t xml:space="preserve"> WALKS THE ROUTER rather than naming endpoints, for the same reason.</w:t>
+            </w:r>
+          </w:p>
+        </w:tc>
+        <w:tc>
+          <w:tcPr>
+            <w:tcW w:type="dxa" w:w="3288"/>
+            <w:tcBorders>
+              <w:top w:val="single" w:sz="2" w:space="0" w:color="C8C8C8"/>
+              <w:left w:val="single" w:sz="2" w:space="0" w:color="C8C8C8"/>
+              <w:bottom w:val="single" w:sz="2" w:space="0" w:color="C8C8C8"/>
+              <w:right w:val="single" w:sz="2" w:space="0" w:color="C8C8C8"/>
+            </w:tcBorders>
+          </w:tcPr>
+          <w:p>
+            <w:pPr>
+              <w:spacing w:after="20" w:before="20"/>
+            </w:pPr>
+            <w:r>
+              <w:rPr>
+                <w:rFonts w:ascii="Calibri" w:hAnsi="Calibri"/>
+                <w:b w:val="0"/>
+                <w:i w:val="0"/>
+                <w:color w:val="1A1A1A"/>
+                <w:sz w:val="17"/>
+              </w:rPr>
+              <w:t>A per-route decorator. Its failure mode is the route somebody forgot.</w:t>
+            </w:r>
+          </w:p>
+        </w:tc>
+      </w:tr>
+    </w:tbl>
+    <w:p>
+      <w:pPr>
+        <w:spacing w:after="60"/>
+      </w:pPr>
+    </w:p>
+    <w:p>
+      <w:pPr>
+        <w:spacing w:after="140" w:before="0"/>
+      </w:pPr>
+      <w:r>
+        <w:rPr>
+          <w:rFonts w:ascii="Calibri" w:hAnsi="Calibri"/>
+          <w:b w:val="0"/>
+          <w:i w:val="0"/>
+          <w:color w:val="1A1A1A"/>
+          <w:sz w:val="21"/>
+        </w:rPr>
+        <w:t xml:space="preserve">An unknown account and a wrong password give the same message and cost the same time, so the response is not an account oracle; repeated failures on one account rate-limit and reopen by themselves. The built bundle and </w:t>
+      </w:r>
+      <w:r>
+        <w:rPr>
+          <w:rFonts w:ascii="Consolas" w:hAnsi="Consolas"/>
+          <w:i w:val="0"/>
+          <w:color w:val="A83E00"/>
+          <w:sz w:val="19"/>
+        </w:rPr>
+        <w:t>/healthz</w:t>
+      </w:r>
+      <w:r>
+        <w:rPr>
+          <w:rFonts w:ascii="Calibri" w:hAnsi="Calibri"/>
+          <w:b w:val="0"/>
+          <w:i w:val="0"/>
+          <w:color w:val="1A1A1A"/>
+          <w:sz w:val="21"/>
+        </w:rPr>
+        <w:t xml:space="preserve"> are deliberately open — the login screen has to load before anyone can sign in, and a liveness probe that answers </w:t>
+      </w:r>
+      <w:r>
+        <w:rPr>
+          <w:rFonts w:ascii="Consolas" w:hAnsi="Consolas"/>
+          <w:i w:val="0"/>
+          <w:color w:val="A83E00"/>
+          <w:sz w:val="19"/>
+        </w:rPr>
+        <w:t>401</w:t>
+      </w:r>
+      <w:r>
+        <w:rPr>
+          <w:rFonts w:ascii="Calibri" w:hAnsi="Calibri"/>
+          <w:b w:val="0"/>
+          <w:i w:val="0"/>
+          <w:color w:val="1A1A1A"/>
+          <w:sz w:val="21"/>
+        </w:rPr>
+        <w:t xml:space="preserve"> makes every deployment look unhealthy. An empty user table seeds </w:t>
+      </w:r>
+      <w:r>
+        <w:rPr>
+          <w:rFonts w:ascii="Consolas" w:hAnsi="Consolas"/>
+          <w:i w:val="0"/>
+          <w:color w:val="A83E00"/>
+          <w:sz w:val="19"/>
+        </w:rPr>
+        <w:t>orange</w:t>
+      </w:r>
+      <w:r>
+        <w:rPr>
+          <w:rFonts w:ascii="Calibri" w:hAnsi="Calibri"/>
+          <w:b w:val="0"/>
+          <w:i w:val="0"/>
+          <w:color w:val="1A1A1A"/>
+          <w:sz w:val="21"/>
+        </w:rPr>
+        <w:t xml:space="preserve"> / </w:t>
+      </w:r>
+      <w:r>
+        <w:rPr>
+          <w:rFonts w:ascii="Consolas" w:hAnsi="Consolas"/>
+          <w:i w:val="0"/>
+          <w:color w:val="A83E00"/>
+          <w:sz w:val="19"/>
+        </w:rPr>
+        <w:t>orange</w:t>
+      </w:r>
+      <w:r>
+        <w:rPr>
+          <w:rFonts w:ascii="Calibri" w:hAnsi="Calibri"/>
+          <w:b w:val="0"/>
+          <w:i w:val="0"/>
+          <w:color w:val="1A1A1A"/>
+          <w:sz w:val="21"/>
+        </w:rPr>
+        <w:t xml:space="preserve"> flagged </w:t>
+      </w:r>
+      <w:r>
+        <w:rPr>
+          <w:rFonts w:ascii="Consolas" w:hAnsi="Consolas"/>
+          <w:i w:val="0"/>
+          <w:color w:val="A83E00"/>
+          <w:sz w:val="19"/>
+        </w:rPr>
+        <w:t>must_change_password</w:t>
+      </w:r>
+      <w:r>
+        <w:rPr>
+          <w:rFonts w:ascii="Calibri" w:hAnsi="Calibri"/>
+          <w:b w:val="0"/>
+          <w:i w:val="0"/>
+          <w:color w:val="1A1A1A"/>
+          <w:sz w:val="21"/>
+        </w:rPr>
+        <w:t xml:space="preserve">, and the interface warns on every screen until it is cleared. Accounts are managed by </w:t>
+      </w:r>
+      <w:r>
+        <w:rPr>
+          <w:rFonts w:ascii="Consolas" w:hAnsi="Consolas"/>
+          <w:i w:val="0"/>
+          <w:color w:val="A83E00"/>
+          <w:sz w:val="19"/>
+        </w:rPr>
+        <w:t>radar user</w:t>
+      </w:r>
+      <w:r>
+        <w:rPr>
+          <w:rFonts w:ascii="Calibri" w:hAnsi="Calibri"/>
+          <w:b w:val="0"/>
+          <w:i w:val="0"/>
+          <w:color w:val="1A1A1A"/>
+          <w:sz w:val="21"/>
+        </w:rPr>
+        <w:t>, because letting the running application mint logins would turn a session hijack into a permanent one.</w:t>
       </w:r>
     </w:p>
     <w:tbl>
@@ -22461,7 +28507,7 @@
                 <w:color w:val="A82820"/>
                 <w:sz w:val="20"/>
               </w:rPr>
-              <w:t>The deployed demonstration is public and unauthenticated</w:t>
+              <w:t>Still not present, and still required before production</w:t>
             </w:r>
           </w:p>
           <w:p>
@@ -22476,7 +28522,7 @@
                 <w:color w:val="1A1A1A"/>
                 <w:sz w:val="19"/>
               </w:rPr>
-              <w:t>That is acceptable for a demonstration and is not acceptable for anything else. Two consequences follow:</w:t>
+              <w:t>Per-role authorisation on the write endpoints. Sign-in answers *who*; it does not yet answer *may they*.</w:t>
             </w:r>
           </w:p>
           <w:p>
@@ -22491,22 +28537,13 @@
                 <w:color w:val="1A1A1A"/>
                 <w:sz w:val="19"/>
               </w:rPr>
-              <w:t>The brief PDFs are stamped *Internal*, and the business graph, the competitor register and the reference density are Orange's own material. Anyone with the URL can read all of it.</w:t>
-            </w:r>
-          </w:p>
-          <w:p>
-            <w:pPr>
-              <w:spacing w:after="40"/>
-            </w:pPr>
-            <w:r>
-              <w:rPr>
-                <w:rFonts w:ascii="Consolas" w:hAnsi="Consolas"/>
-                <w:i w:val="0"/>
-                <w:color w:val="A83E00"/>
-                <w:sz w:val="17"/>
-              </w:rPr>
-              <w:t>POST /api/topics/{id}/description</w:t>
-            </w:r>
+              <w:t>Rate limiting on the endpoints that spend model budget — sign-in bounds who can reach them, not how often.</w:t>
+            </w:r>
+          </w:p>
+          <w:p>
+            <w:pPr>
+              <w:spacing w:after="0"/>
+            </w:pPr>
             <w:r>
               <w:rPr>
                 <w:rFonts w:ascii="Calibri" w:hAnsi="Calibri"/>
@@ -22515,41 +28552,7 @@
                 <w:color w:val="1A1A1A"/>
                 <w:sz w:val="19"/>
               </w:rPr>
-              <w:t xml:space="preserve"> and </w:t>
-            </w:r>
-            <w:r>
-              <w:rPr>
-                <w:rFonts w:ascii="Consolas" w:hAnsi="Consolas"/>
-                <w:i w:val="0"/>
-                <w:color w:val="A83E00"/>
-                <w:sz w:val="17"/>
-              </w:rPr>
-              <w:t>POST /api/topics/{id}/brief</w:t>
-            </w:r>
-            <w:r>
-              <w:rPr>
-                <w:rFonts w:ascii="Calibri" w:hAnsi="Calibri"/>
-                <w:b w:val="0"/>
-                <w:i w:val="0"/>
-                <w:color w:val="1A1A1A"/>
-                <w:sz w:val="19"/>
-              </w:rPr>
-              <w:t xml:space="preserve"> call the configured model with the deployed key, so anyone with the URL can spend it. That key was shared in plaintext during development and should be rotated regardless, with a separate key issued for CI.</w:t>
-            </w:r>
-          </w:p>
-          <w:p>
-            <w:pPr>
-              <w:spacing w:after="0"/>
-            </w:pPr>
-            <w:r>
-              <w:rPr>
-                <w:rFonts w:ascii="Calibri" w:hAnsi="Calibri"/>
-                <w:b w:val="0"/>
-                <w:i w:val="0"/>
-                <w:color w:val="1A1A1A"/>
-                <w:sz w:val="19"/>
-              </w:rPr>
-              <w:t>Either an IP access restriction or a Microsoft Entra sign-in requirement closes both, in one command each.</w:t>
+              <w:t>An audit log distinct from the workflow transition history, and a documented key-rotation procedure. The development key was shared in plaintext and should be rotated regardless, with a separate key issued for CI.</w:t>
             </w:r>
           </w:p>
         </w:tc>
@@ -23109,7 +29112,222 @@
     </w:p>
     <w:p>
       <w:pPr>
+        <w:pStyle w:val="ListBullet"/>
+        <w:spacing w:after="60"/>
+        <w:ind w:left="397"/>
+      </w:pPr>
+      <w:r>
+        <w:rPr>
+          <w:rFonts w:ascii="Calibri" w:hAnsi="Calibri"/>
+          <w:b w:val="0"/>
+          <w:i w:val="0"/>
+          <w:color w:val="1A1A1A"/>
+          <w:sz w:val="21"/>
+        </w:rPr>
+        <w:t xml:space="preserve">Passwords are never stored, never logged and never returned. The session cookie is </w:t>
+      </w:r>
+      <w:r>
+        <w:rPr>
+          <w:rFonts w:ascii="Consolas" w:hAnsi="Consolas"/>
+          <w:i w:val="0"/>
+          <w:color w:val="A83E00"/>
+          <w:sz w:val="19"/>
+        </w:rPr>
+        <w:t>HttpOnly</w:t>
+      </w:r>
+      <w:r>
+        <w:rPr>
+          <w:rFonts w:ascii="Calibri" w:hAnsi="Calibri"/>
+          <w:b w:val="0"/>
+          <w:i w:val="0"/>
+          <w:color w:val="1A1A1A"/>
+          <w:sz w:val="21"/>
+        </w:rPr>
+        <w:t xml:space="preserve"> and </w:t>
+      </w:r>
+      <w:r>
+        <w:rPr>
+          <w:rFonts w:ascii="Consolas" w:hAnsi="Consolas"/>
+          <w:i w:val="0"/>
+          <w:color w:val="A83E00"/>
+          <w:sz w:val="19"/>
+        </w:rPr>
+        <w:t>SameSite=Lax</w:t>
+      </w:r>
+      <w:r>
+        <w:rPr>
+          <w:rFonts w:ascii="Calibri" w:hAnsi="Calibri"/>
+          <w:b w:val="0"/>
+          <w:i w:val="0"/>
+          <w:color w:val="1A1A1A"/>
+          <w:sz w:val="21"/>
+        </w:rPr>
+        <w:t xml:space="preserve">, and is marked </w:t>
+      </w:r>
+      <w:r>
+        <w:rPr>
+          <w:rFonts w:ascii="Consolas" w:hAnsi="Consolas"/>
+          <w:i w:val="0"/>
+          <w:color w:val="A83E00"/>
+          <w:sz w:val="19"/>
+        </w:rPr>
+        <w:t>Secure</w:t>
+      </w:r>
+      <w:r>
+        <w:rPr>
+          <w:rFonts w:ascii="Calibri" w:hAnsi="Calibri"/>
+          <w:b w:val="0"/>
+          <w:i w:val="0"/>
+          <w:color w:val="1A1A1A"/>
+          <w:sz w:val="21"/>
+        </w:rPr>
+        <w:t xml:space="preserve"> following </w:t>
+      </w:r>
+      <w:r>
+        <w:rPr>
+          <w:rFonts w:ascii="Consolas" w:hAnsi="Consolas"/>
+          <w:i w:val="0"/>
+          <w:color w:val="A83E00"/>
+          <w:sz w:val="19"/>
+        </w:rPr>
+        <w:t>x-forwarded-proto</w:t>
+      </w:r>
+      <w:r>
+        <w:rPr>
+          <w:rFonts w:ascii="Calibri" w:hAnsi="Calibri"/>
+          <w:b w:val="0"/>
+          <w:i w:val="0"/>
+          <w:color w:val="1A1A1A"/>
+          <w:sz w:val="21"/>
+        </w:rPr>
+        <w:t xml:space="preserve"> — set explicitly only where the headers are known to be wrong, because marking it </w:t>
+      </w:r>
+      <w:r>
+        <w:rPr>
+          <w:rFonts w:ascii="Consolas" w:hAnsi="Consolas"/>
+          <w:i w:val="0"/>
+          <w:color w:val="A83E00"/>
+          <w:sz w:val="19"/>
+        </w:rPr>
+        <w:t>Secure</w:t>
+      </w:r>
+      <w:r>
+        <w:rPr>
+          <w:rFonts w:ascii="Calibri" w:hAnsi="Calibri"/>
+          <w:b w:val="0"/>
+          <w:i w:val="0"/>
+          <w:color w:val="1A1A1A"/>
+          <w:sz w:val="21"/>
+        </w:rPr>
+        <w:t xml:space="preserve"> over plain HTTP means the browser discards it and nobody can sign in.</w:t>
+      </w:r>
+    </w:p>
+    <w:p>
+      <w:pPr>
+        <w:pStyle w:val="ListBullet"/>
+        <w:spacing w:after="60"/>
+        <w:ind w:left="397"/>
+      </w:pPr>
+      <w:r>
+        <w:rPr>
+          <w:rFonts w:ascii="Calibri" w:hAnsi="Calibri"/>
+          <w:b w:val="0"/>
+          <w:i w:val="0"/>
+          <w:color w:val="1A1A1A"/>
+          <w:sz w:val="21"/>
+        </w:rPr>
+        <w:t>A collateral or brief file is served from a path resolved through a database row, never from a path supplied by the caller, and the delete refuses to touch anything outside the database directory it was given.</w:t>
+      </w:r>
+    </w:p>
+    <w:p>
+      <w:pPr>
+        <w:pStyle w:val="Heading2"/>
+      </w:pPr>
+      <w:r>
+        <w:rPr>
+          <w:rFonts w:ascii="Calibri" w:hAnsi="Calibri"/>
+        </w:rPr>
+        <w:t>16.4  Deleting a space</w:t>
+      </w:r>
+    </w:p>
+    <w:p>
+      <w:pPr>
         <w:spacing w:after="140" w:before="0"/>
+      </w:pPr>
+      <w:r>
+        <w:rPr>
+          <w:rFonts w:ascii="Calibri" w:hAnsi="Calibri"/>
+          <w:b w:val="0"/>
+          <w:i w:val="0"/>
+          <w:color w:val="1A1A1A"/>
+          <w:sz w:val="21"/>
+        </w:rPr>
+        <w:t xml:space="preserve">Thirteen tables point at an opportunity space and the foreign keys already cascade, so the </w:t>
+      </w:r>
+      <w:r>
+        <w:rPr>
+          <w:rFonts w:ascii="Consolas" w:hAnsi="Consolas"/>
+          <w:i w:val="0"/>
+          <w:color w:val="A83E00"/>
+          <w:sz w:val="19"/>
+        </w:rPr>
+        <w:t>DELETE</w:t>
+      </w:r>
+      <w:r>
+        <w:rPr>
+          <w:rFonts w:ascii="Calibri" w:hAnsi="Calibri"/>
+          <w:b w:val="0"/>
+          <w:i w:val="0"/>
+          <w:color w:val="1A1A1A"/>
+          <w:sz w:val="21"/>
+        </w:rPr>
+        <w:t xml:space="preserve"> was never the hard part. </w:t>
+      </w:r>
+      <w:r>
+        <w:rPr>
+          <w:rFonts w:ascii="Consolas" w:hAnsi="Consolas"/>
+          <w:i w:val="0"/>
+          <w:color w:val="A83E00"/>
+          <w:sz w:val="19"/>
+        </w:rPr>
+        <w:t>deletion.py</w:t>
+      </w:r>
+      <w:r>
+        <w:rPr>
+          <w:rFonts w:ascii="Calibri" w:hAnsi="Calibri"/>
+          <w:b w:val="0"/>
+          <w:i w:val="0"/>
+          <w:color w:val="1A1A1A"/>
+          <w:sz w:val="21"/>
+        </w:rPr>
+        <w:t xml:space="preserve"> exists to make the delete </w:t>
+      </w:r>
+      <w:r>
+        <w:rPr>
+          <w:rFonts w:ascii="Calibri" w:hAnsi="Calibri"/>
+          <w:b/>
+          <w:i w:val="0"/>
+          <w:color w:val="1A1A1A"/>
+          <w:sz w:val="21"/>
+        </w:rPr>
+        <w:t>legible</w:t>
+      </w:r>
+      <w:r>
+        <w:rPr>
+          <w:rFonts w:ascii="Calibri" w:hAnsi="Calibri"/>
+          <w:b w:val="0"/>
+          <w:i w:val="0"/>
+          <w:color w:val="1A1A1A"/>
+          <w:sz w:val="21"/>
+        </w:rPr>
+        <w:t xml:space="preserve"> — before and after. The dialog asks the server for the impact and reads it out before showing the button; the result names again what went.</w:t>
+      </w:r>
+    </w:p>
+    <w:p>
+      <w:pPr>
+        <w:pStyle w:val="ListBullet"/>
+        <w:spacing w:after="60"/>
+        <w:ind w:left="397"/>
       </w:pPr>
       <w:r>
         <w:rPr>
@@ -23119,7 +29337,7 @@
           <w:color w:val="1A1A1A"/>
           <w:sz w:val="21"/>
         </w:rPr>
-        <w:t>Not yet present, and required before production:</w:t>
+        <w:t>Signals survive.</w:t>
       </w:r>
       <w:r>
         <w:rPr>
@@ -23129,8 +29347,231 @@
           <w:color w:val="1A1A1A"/>
           <w:sz w:val="21"/>
         </w:rPr>
-        <w:t xml:space="preserve"> authentication, per-role authorisation on the write endpoints, rate limiting on the two generation endpoints, an audit log distinct from the workflow transition history, and a documented key-rotation procedure.</w:t>
+        <w:t xml:space="preserve"> Only the attachment rows go. A signal is evidence about the world that several spaces may cite, collected under DR-01 and retained for replay under DR-14; deleting a synthesis result must not delete the reading it was synthesised from.</w:t>
       </w:r>
+    </w:p>
+    <w:p>
+      <w:pPr>
+        <w:pStyle w:val="ListBullet"/>
+        <w:spacing w:after="60"/>
+        <w:ind w:left="397"/>
+      </w:pPr>
+      <w:r>
+        <w:rPr>
+          <w:rFonts w:ascii="Calibri" w:hAnsi="Calibri"/>
+          <w:b/>
+          <w:i w:val="0"/>
+          <w:color w:val="1A1A1A"/>
+          <w:sz w:val="21"/>
+        </w:rPr>
+        <w:t>Duplicates folded into this space go with it.</w:t>
+      </w:r>
+      <w:r>
+        <w:rPr>
+          <w:rFonts w:ascii="Calibri" w:hAnsi="Calibri"/>
+          <w:b w:val="0"/>
+          <w:i w:val="0"/>
+          <w:color w:val="1A1A1A"/>
+          <w:sz w:val="21"/>
+        </w:rPr>
+        <w:t xml:space="preserve"> A row with </w:t>
+      </w:r>
+      <w:r>
+        <w:rPr>
+          <w:rFonts w:ascii="Consolas" w:hAnsi="Consolas"/>
+          <w:i w:val="0"/>
+          <w:color w:val="A83E00"/>
+          <w:sz w:val="19"/>
+        </w:rPr>
+        <w:t>merged_into</w:t>
+      </w:r>
+      <w:r>
+        <w:rPr>
+          <w:rFonts w:ascii="Calibri" w:hAnsi="Calibri"/>
+          <w:b w:val="0"/>
+          <w:i w:val="0"/>
+          <w:color w:val="1A1A1A"/>
+          <w:sz w:val="21"/>
+        </w:rPr>
+        <w:t xml:space="preserve"> set is a tombstone saying "this triple is the same topic as that one". Clearing the pointer instead would resurrect duplicates against the identity rule — and </w:t>
+      </w:r>
+      <w:r>
+        <w:rPr>
+          <w:rFonts w:ascii="Consolas" w:hAnsi="Consolas"/>
+          <w:i w:val="0"/>
+          <w:color w:val="A83E00"/>
+          <w:sz w:val="19"/>
+        </w:rPr>
+        <w:t>idx_os_triple</w:t>
+      </w:r>
+      <w:r>
+        <w:rPr>
+          <w:rFonts w:ascii="Calibri" w:hAnsi="Calibri"/>
+          <w:b w:val="0"/>
+          <w:i w:val="0"/>
+          <w:color w:val="1A1A1A"/>
+          <w:sz w:val="21"/>
+        </w:rPr>
+        <w:t xml:space="preserve"> would refuse the second one anyway.</w:t>
+      </w:r>
+    </w:p>
+    <w:p>
+      <w:pPr>
+        <w:pStyle w:val="ListBullet"/>
+        <w:spacing w:after="60"/>
+        <w:ind w:left="397"/>
+      </w:pPr>
+      <w:r>
+        <w:rPr>
+          <w:rFonts w:ascii="Calibri" w:hAnsi="Calibri"/>
+          <w:b/>
+          <w:i w:val="0"/>
+          <w:color w:val="1A1A1A"/>
+          <w:sz w:val="21"/>
+        </w:rPr>
+        <w:t>Plans are reported, not blocked.</w:t>
+      </w:r>
+      <w:r>
+        <w:rPr>
+          <w:rFonts w:ascii="Calibri" w:hAnsi="Calibri"/>
+          <w:b w:val="0"/>
+          <w:i w:val="0"/>
+          <w:color w:val="1A1A1A"/>
+          <w:sz w:val="21"/>
+        </w:rPr>
+        <w:t xml:space="preserve"> </w:t>
+      </w:r>
+      <w:r>
+        <w:rPr>
+          <w:rFonts w:ascii="Consolas" w:hAnsi="Consolas"/>
+          <w:i w:val="0"/>
+          <w:color w:val="A83E00"/>
+          <w:sz w:val="19"/>
+        </w:rPr>
+        <w:t>plan_selections</w:t>
+      </w:r>
+      <w:r>
+        <w:rPr>
+          <w:rFonts w:ascii="Calibri" w:hAnsi="Calibri"/>
+          <w:b w:val="0"/>
+          <w:i w:val="0"/>
+          <w:color w:val="1A1A1A"/>
+          <w:sz w:val="21"/>
+        </w:rPr>
+        <w:t xml:space="preserve"> cascades, while the plan's stored </w:t>
+      </w:r>
+      <w:r>
+        <w:rPr>
+          <w:rFonts w:ascii="Consolas" w:hAnsi="Consolas"/>
+          <w:i w:val="0"/>
+          <w:color w:val="A83E00"/>
+          <w:sz w:val="19"/>
+        </w:rPr>
+        <w:t>projection</w:t>
+      </w:r>
+      <w:r>
+        <w:rPr>
+          <w:rFonts w:ascii="Calibri" w:hAnsi="Calibri"/>
+          <w:b w:val="0"/>
+          <w:i w:val="0"/>
+          <w:color w:val="1A1A1A"/>
+          <w:sz w:val="21"/>
+        </w:rPr>
+        <w:t xml:space="preserve"> and </w:t>
+      </w:r>
+      <w:r>
+        <w:rPr>
+          <w:rFonts w:ascii="Consolas" w:hAnsi="Consolas"/>
+          <w:i w:val="0"/>
+          <w:color w:val="A83E00"/>
+          <w:sz w:val="19"/>
+        </w:rPr>
+        <w:t>selected_count</w:t>
+      </w:r>
+      <w:r>
+        <w:rPr>
+          <w:rFonts w:ascii="Calibri" w:hAnsi="Calibri"/>
+          <w:b w:val="0"/>
+          <w:i w:val="0"/>
+          <w:color w:val="1A1A1A"/>
+          <w:sz w:val="21"/>
+        </w:rPr>
+        <w:t xml:space="preserve"> — computed once and immutable by design — still count the removed space. Refusing the delete would make any space that ever appeared in a plan permanent; silently breaking the plan would be worse.</w:t>
+      </w:r>
+    </w:p>
+    <w:tbl>
+      <w:tblPr>
+        <w:tblW w:type="auto" w:w="0"/>
+        <w:tblLook w:firstColumn="1" w:firstRow="1" w:lastColumn="0" w:lastRow="0" w:noHBand="0" w:noVBand="1" w:val="04A0"/>
+      </w:tblPr>
+      <w:tblGrid>
+        <w:gridCol w:w="9412"/>
+      </w:tblGrid>
+      <w:tr>
+        <w:tc>
+          <w:tcPr>
+            <w:tcW w:type="dxa" w:w="9412"/>
+            <w:shd w:val="clear" w:color="auto" w:fill="FFF1E3"/>
+            <w:tcBorders>
+              <w:top w:val="none" w:sz="0" w:space="0" w:color="D9D9D9"/>
+              <w:bottom w:val="none" w:sz="0" w:space="0" w:color="D9D9D9"/>
+              <w:right w:val="none" w:sz="0" w:space="0" w:color="D9D9D9"/>
+            </w:tcBorders>
+            <w:tcBorders>
+              <w:left w:val="single" w:sz="18" w:space="0" w:color="A83E00"/>
+            </w:tcBorders>
+          </w:tcPr>
+          <w:p>
+            <w:pPr>
+              <w:spacing w:after="60"/>
+            </w:pPr>
+            <w:r>
+              <w:rPr>
+                <w:rFonts w:ascii="Calibri" w:hAnsi="Calibri"/>
+                <w:b/>
+                <w:color w:val="A83E00"/>
+                <w:sz w:val="20"/>
+              </w:rPr>
+              <w:t>Deletion is not suppression</w:t>
+            </w:r>
+          </w:p>
+          <w:p>
+            <w:pPr>
+              <w:spacing w:after="40"/>
+            </w:pPr>
+            <w:r>
+              <w:rPr>
+                <w:rFonts w:ascii="Calibri" w:hAnsi="Calibri"/>
+                <w:b w:val="0"/>
+                <w:i w:val="0"/>
+                <w:color w:val="1A1A1A"/>
+                <w:sz w:val="19"/>
+              </w:rPr>
+              <w:t>Identity is the vertical × use case × technology triple (DR-03), so a later refresh that meets the same triple in the evidence will synthesise the space again — with a new id and none of the history removed here.</w:t>
+            </w:r>
+          </w:p>
+          <w:p>
+            <w:pPr>
+              <w:spacing w:after="0"/>
+            </w:pPr>
+            <w:r>
+              <w:rPr>
+                <w:rFonts w:ascii="Calibri" w:hAnsi="Calibri"/>
+                <w:b w:val="0"/>
+                <w:i w:val="0"/>
+                <w:color w:val="1A1A1A"/>
+                <w:sz w:val="19"/>
+              </w:rPr>
+              <w:t>Removing a space is a statement about the corpus as it stands, not a permanent veto. Anything that must be permanent belongs in the taxonomy or the source catalogue.</w:t>
+            </w:r>
+          </w:p>
+        </w:tc>
+      </w:tr>
+    </w:tbl>
+    <w:p>
+      <w:pPr>
+        <w:spacing w:after="40"/>
+      </w:pPr>
     </w:p>
     <w:p>
       <w:pPr>
@@ -23155,7 +29596,7 @@
           <w:color w:val="1A1A1A"/>
           <w:sz w:val="21"/>
         </w:rPr>
-        <w:t>294 tests across fourteen modules. They cover the invariants that would be expensive to discover late rather than aiming at a coverage percentage, and the model provider's mock implementation means none of them touches a network.</w:t>
+        <w:t>475 tests across twenty-two modules. They cover the invariants that would be expensive to discover late rather than aiming at a coverage percentage, and the model provider's mock implementation means none of them touches a network.</w:t>
       </w:r>
     </w:p>
     <w:tbl>
@@ -23759,6 +30200,430 @@
                 <w:sz w:val="17"/>
               </w:rPr>
               <w:t>Stage transitions, ownership, age-in-stage, assessment supersession, conviction aggregation, divergence threshold</w:t>
+            </w:r>
+          </w:p>
+        </w:tc>
+      </w:tr>
+      <w:tr>
+        <w:tc>
+          <w:tcPr>
+            <w:tcW w:type="dxa" w:w="1928"/>
+            <w:tcBorders>
+              <w:top w:val="single" w:sz="2" w:space="0" w:color="C8C8C8"/>
+              <w:left w:val="single" w:sz="2" w:space="0" w:color="C8C8C8"/>
+              <w:bottom w:val="single" w:sz="2" w:space="0" w:color="C8C8C8"/>
+              <w:right w:val="single" w:sz="2" w:space="0" w:color="C8C8C8"/>
+            </w:tcBorders>
+          </w:tcPr>
+          <w:p>
+            <w:pPr>
+              <w:spacing w:after="20" w:before="20"/>
+            </w:pPr>
+            <w:r>
+              <w:rPr>
+                <w:rFonts w:ascii="Consolas" w:hAnsi="Consolas"/>
+                <w:i w:val="0"/>
+                <w:color w:val="A83E00"/>
+                <w:sz w:val="15"/>
+              </w:rPr>
+              <w:t>test_planner.py</w:t>
+            </w:r>
+          </w:p>
+        </w:tc>
+        <w:tc>
+          <w:tcPr>
+            <w:tcW w:type="dxa" w:w="7483"/>
+            <w:tcBorders>
+              <w:top w:val="single" w:sz="2" w:space="0" w:color="C8C8C8"/>
+              <w:left w:val="single" w:sz="2" w:space="0" w:color="C8C8C8"/>
+              <w:bottom w:val="single" w:sz="2" w:space="0" w:color="C8C8C8"/>
+              <w:right w:val="single" w:sz="2" w:space="0" w:color="C8C8C8"/>
+            </w:tcBorders>
+          </w:tcPr>
+          <w:p>
+            <w:pPr>
+              <w:spacing w:after="20" w:before="20"/>
+            </w:pPr>
+            <w:r>
+              <w:rPr>
+                <w:rFonts w:ascii="Calibri" w:hAnsi="Calibri"/>
+                <w:b w:val="0"/>
+                <w:i w:val="0"/>
+                <w:color w:val="1A1A1A"/>
+                <w:sz w:val="17"/>
+              </w:rPr>
+              <w:t xml:space="preserve">Identical inputs give an identical plan id; a capability pool is never over-committed under the optimiser and IS reported when the committed set over-commits it; horizon fixes the earliest entry year and a stage pulls it forward; </w:t>
+            </w:r>
+            <w:r>
+              <w:rPr>
+                <w:rFonts w:ascii="Consolas" w:hAnsi="Consolas"/>
+                <w:i w:val="0"/>
+                <w:color w:val="A83E00"/>
+                <w:sz w:val="15"/>
+              </w:rPr>
+              <w:t>selected_count == considered_count</w:t>
+            </w:r>
+            <w:r>
+              <w:rPr>
+                <w:rFonts w:ascii="Calibri" w:hAnsi="Calibri"/>
+                <w:b w:val="0"/>
+                <w:i w:val="0"/>
+                <w:color w:val="1A1A1A"/>
+                <w:sz w:val="17"/>
+              </w:rPr>
+              <w:t xml:space="preserve"> under the workflow source; a committed space with no size is declared rather than dropped</w:t>
+            </w:r>
+          </w:p>
+        </w:tc>
+      </w:tr>
+      <w:tr>
+        <w:tc>
+          <w:tcPr>
+            <w:tcW w:type="dxa" w:w="1928"/>
+            <w:shd w:val="clear" w:color="auto" w:fill="F2F2F2"/>
+            <w:tcBorders>
+              <w:top w:val="single" w:sz="2" w:space="0" w:color="C8C8C8"/>
+              <w:left w:val="single" w:sz="2" w:space="0" w:color="C8C8C8"/>
+              <w:bottom w:val="single" w:sz="2" w:space="0" w:color="C8C8C8"/>
+              <w:right w:val="single" w:sz="2" w:space="0" w:color="C8C8C8"/>
+            </w:tcBorders>
+          </w:tcPr>
+          <w:p>
+            <w:pPr>
+              <w:spacing w:after="20" w:before="20"/>
+            </w:pPr>
+            <w:r>
+              <w:rPr>
+                <w:rFonts w:ascii="Consolas" w:hAnsi="Consolas"/>
+                <w:i w:val="0"/>
+                <w:color w:val="A83E00"/>
+                <w:sz w:val="15"/>
+              </w:rPr>
+              <w:t>test_api_planner.py</w:t>
+            </w:r>
+          </w:p>
+        </w:tc>
+        <w:tc>
+          <w:tcPr>
+            <w:tcW w:type="dxa" w:w="7483"/>
+            <w:shd w:val="clear" w:color="auto" w:fill="F2F2F2"/>
+            <w:tcBorders>
+              <w:top w:val="single" w:sz="2" w:space="0" w:color="C8C8C8"/>
+              <w:left w:val="single" w:sz="2" w:space="0" w:color="C8C8C8"/>
+              <w:bottom w:val="single" w:sz="2" w:space="0" w:color="C8C8C8"/>
+              <w:right w:val="single" w:sz="2" w:space="0" w:color="C8C8C8"/>
+            </w:tcBorders>
+          </w:tcPr>
+          <w:p>
+            <w:pPr>
+              <w:spacing w:after="20" w:before="20"/>
+            </w:pPr>
+            <w:r>
+              <w:rPr>
+                <w:rFonts w:ascii="Calibri" w:hAnsi="Calibri"/>
+                <w:b w:val="0"/>
+                <w:i w:val="0"/>
+                <w:color w:val="1A1A1A"/>
+                <w:sz w:val="17"/>
+              </w:rPr>
+              <w:t>Both sources over the HTTP surface, the immutability of a stored plan, and the two failure messages — each phrased in the terms of the mode that produced it</w:t>
+            </w:r>
+          </w:p>
+        </w:tc>
+      </w:tr>
+      <w:tr>
+        <w:tc>
+          <w:tcPr>
+            <w:tcW w:type="dxa" w:w="1928"/>
+            <w:tcBorders>
+              <w:top w:val="single" w:sz="2" w:space="0" w:color="C8C8C8"/>
+              <w:left w:val="single" w:sz="2" w:space="0" w:color="C8C8C8"/>
+              <w:bottom w:val="single" w:sz="2" w:space="0" w:color="C8C8C8"/>
+              <w:right w:val="single" w:sz="2" w:space="0" w:color="C8C8C8"/>
+            </w:tcBorders>
+          </w:tcPr>
+          <w:p>
+            <w:pPr>
+              <w:spacing w:after="20" w:before="20"/>
+            </w:pPr>
+            <w:r>
+              <w:rPr>
+                <w:rFonts w:ascii="Consolas" w:hAnsi="Consolas"/>
+                <w:i w:val="0"/>
+                <w:color w:val="A83E00"/>
+                <w:sz w:val="15"/>
+              </w:rPr>
+              <w:t>test_presales.py</w:t>
+            </w:r>
+          </w:p>
+        </w:tc>
+        <w:tc>
+          <w:tcPr>
+            <w:tcW w:type="dxa" w:w="7483"/>
+            <w:tcBorders>
+              <w:top w:val="single" w:sz="2" w:space="0" w:color="C8C8C8"/>
+              <w:left w:val="single" w:sz="2" w:space="0" w:color="C8C8C8"/>
+              <w:bottom w:val="single" w:sz="2" w:space="0" w:color="C8C8C8"/>
+              <w:right w:val="single" w:sz="2" w:space="0" w:color="C8C8C8"/>
+            </w:tcBorders>
+          </w:tcPr>
+          <w:p>
+            <w:pPr>
+              <w:spacing w:after="20" w:before="20"/>
+            </w:pPr>
+            <w:r>
+              <w:rPr>
+                <w:rFonts w:ascii="Calibri" w:hAnsi="Calibri"/>
+                <w:b w:val="0"/>
+                <w:i w:val="0"/>
+                <w:color w:val="1A1A1A"/>
+                <w:sz w:val="17"/>
+              </w:rPr>
+              <w:t>Every text frame on every generated slide fits its box; a piece builds with its inputs missing and says so; the palette rule that orange is never a competitor's colour</w:t>
+            </w:r>
+          </w:p>
+        </w:tc>
+      </w:tr>
+      <w:tr>
+        <w:tc>
+          <w:tcPr>
+            <w:tcW w:type="dxa" w:w="1928"/>
+            <w:shd w:val="clear" w:color="auto" w:fill="F2F2F2"/>
+            <w:tcBorders>
+              <w:top w:val="single" w:sz="2" w:space="0" w:color="C8C8C8"/>
+              <w:left w:val="single" w:sz="2" w:space="0" w:color="C8C8C8"/>
+              <w:bottom w:val="single" w:sz="2" w:space="0" w:color="C8C8C8"/>
+              <w:right w:val="single" w:sz="2" w:space="0" w:color="C8C8C8"/>
+            </w:tcBorders>
+          </w:tcPr>
+          <w:p>
+            <w:pPr>
+              <w:spacing w:after="20" w:before="20"/>
+            </w:pPr>
+            <w:r>
+              <w:rPr>
+                <w:rFonts w:ascii="Consolas" w:hAnsi="Consolas"/>
+                <w:i w:val="0"/>
+                <w:color w:val="A83E00"/>
+                <w:sz w:val="15"/>
+              </w:rPr>
+              <w:t>test_api_presales.py</w:t>
+            </w:r>
+          </w:p>
+        </w:tc>
+        <w:tc>
+          <w:tcPr>
+            <w:tcW w:type="dxa" w:w="7483"/>
+            <w:shd w:val="clear" w:color="auto" w:fill="F2F2F2"/>
+            <w:tcBorders>
+              <w:top w:val="single" w:sz="2" w:space="0" w:color="C8C8C8"/>
+              <w:left w:val="single" w:sz="2" w:space="0" w:color="C8C8C8"/>
+              <w:bottom w:val="single" w:sz="2" w:space="0" w:color="C8C8C8"/>
+              <w:right w:val="single" w:sz="2" w:space="0" w:color="C8C8C8"/>
+            </w:tcBorders>
+          </w:tcPr>
+          <w:p>
+            <w:pPr>
+              <w:spacing w:after="20" w:before="20"/>
+            </w:pPr>
+            <w:r>
+              <w:rPr>
+                <w:rFonts w:ascii="Calibri" w:hAnsi="Calibri"/>
+                <w:b w:val="0"/>
+                <w:i w:val="0"/>
+                <w:color w:val="1A1A1A"/>
+                <w:sz w:val="17"/>
+              </w:rPr>
+              <w:t>The catalogue is returned whole whether or not anything is built; a second format coexists with the first; an unsupported format is a 400 naming the alternatives</w:t>
+            </w:r>
+          </w:p>
+        </w:tc>
+      </w:tr>
+      <w:tr>
+        <w:tc>
+          <w:tcPr>
+            <w:tcW w:type="dxa" w:w="1928"/>
+            <w:tcBorders>
+              <w:top w:val="single" w:sz="2" w:space="0" w:color="C8C8C8"/>
+              <w:left w:val="single" w:sz="2" w:space="0" w:color="C8C8C8"/>
+              <w:bottom w:val="single" w:sz="2" w:space="0" w:color="C8C8C8"/>
+              <w:right w:val="single" w:sz="2" w:space="0" w:color="C8C8C8"/>
+            </w:tcBorders>
+          </w:tcPr>
+          <w:p>
+            <w:pPr>
+              <w:spacing w:after="20" w:before="20"/>
+            </w:pPr>
+            <w:r>
+              <w:rPr>
+                <w:rFonts w:ascii="Consolas" w:hAnsi="Consolas"/>
+                <w:i w:val="0"/>
+                <w:color w:val="A83E00"/>
+                <w:sz w:val="15"/>
+              </w:rPr>
+              <w:t>test_auth.py</w:t>
+            </w:r>
+            <w:r>
+              <w:rPr>
+                <w:rFonts w:ascii="Calibri" w:hAnsi="Calibri"/>
+                <w:b w:val="0"/>
+                <w:i w:val="0"/>
+                <w:color w:val="1A1A1A"/>
+                <w:sz w:val="17"/>
+              </w:rPr>
+              <w:t xml:space="preserve"> + </w:t>
+            </w:r>
+            <w:r>
+              <w:rPr>
+                <w:rFonts w:ascii="Consolas" w:hAnsi="Consolas"/>
+                <w:i w:val="0"/>
+                <w:color w:val="A83E00"/>
+                <w:sz w:val="15"/>
+              </w:rPr>
+              <w:t>test_api_auth.py</w:t>
+            </w:r>
+          </w:p>
+        </w:tc>
+        <w:tc>
+          <w:tcPr>
+            <w:tcW w:type="dxa" w:w="7483"/>
+            <w:tcBorders>
+              <w:top w:val="single" w:sz="2" w:space="0" w:color="C8C8C8"/>
+              <w:left w:val="single" w:sz="2" w:space="0" w:color="C8C8C8"/>
+              <w:bottom w:val="single" w:sz="2" w:space="0" w:color="C8C8C8"/>
+              <w:right w:val="single" w:sz="2" w:space="0" w:color="C8C8C8"/>
+            </w:tcBorders>
+          </w:tcPr>
+          <w:p>
+            <w:pPr>
+              <w:spacing w:after="20" w:before="20"/>
+            </w:pPr>
+            <w:r>
+              <w:rPr>
+                <w:rFonts w:ascii="Calibri" w:hAnsi="Calibri"/>
+                <w:b w:val="0"/>
+                <w:i w:val="0"/>
+                <w:color w:val="1A1A1A"/>
+                <w:sz w:val="17"/>
+              </w:rPr>
+              <w:t>Verifier round-trip and iteration upgrade on sign-in; identical answers for an unknown account and a wrong password. The API suite WALKS THE ROUTER rather than naming endpoints, so a route added without the guard fails the test that exists for exactly that</w:t>
+            </w:r>
+          </w:p>
+        </w:tc>
+      </w:tr>
+      <w:tr>
+        <w:tc>
+          <w:tcPr>
+            <w:tcW w:type="dxa" w:w="1928"/>
+            <w:shd w:val="clear" w:color="auto" w:fill="F2F2F2"/>
+            <w:tcBorders>
+              <w:top w:val="single" w:sz="2" w:space="0" w:color="C8C8C8"/>
+              <w:left w:val="single" w:sz="2" w:space="0" w:color="C8C8C8"/>
+              <w:bottom w:val="single" w:sz="2" w:space="0" w:color="C8C8C8"/>
+              <w:right w:val="single" w:sz="2" w:space="0" w:color="C8C8C8"/>
+            </w:tcBorders>
+          </w:tcPr>
+          <w:p>
+            <w:pPr>
+              <w:spacing w:after="20" w:before="20"/>
+            </w:pPr>
+            <w:r>
+              <w:rPr>
+                <w:rFonts w:ascii="Consolas" w:hAnsi="Consolas"/>
+                <w:i w:val="0"/>
+                <w:color w:val="A83E00"/>
+                <w:sz w:val="15"/>
+              </w:rPr>
+              <w:t>test_scoping.py</w:t>
+            </w:r>
+          </w:p>
+        </w:tc>
+        <w:tc>
+          <w:tcPr>
+            <w:tcW w:type="dxa" w:w="7483"/>
+            <w:shd w:val="clear" w:color="auto" w:fill="F2F2F2"/>
+            <w:tcBorders>
+              <w:top w:val="single" w:sz="2" w:space="0" w:color="C8C8C8"/>
+              <w:left w:val="single" w:sz="2" w:space="0" w:color="C8C8C8"/>
+              <w:bottom w:val="single" w:sz="2" w:space="0" w:color="C8C8C8"/>
+              <w:right w:val="single" w:sz="2" w:space="0" w:color="C8C8C8"/>
+            </w:tcBorders>
+          </w:tcPr>
+          <w:p>
+            <w:pPr>
+              <w:spacing w:after="20" w:before="20"/>
+            </w:pPr>
+            <w:r>
+              <w:rPr>
+                <w:rFonts w:ascii="Consolas" w:hAnsi="Consolas"/>
+                <w:i w:val="0"/>
+                <w:color w:val="A83E00"/>
+                <w:sz w:val="15"/>
+              </w:rPr>
+              <w:t>ready</w:t>
+            </w:r>
+            <w:r>
+              <w:rPr>
+                <w:rFonts w:ascii="Calibri" w:hAnsi="Calibri"/>
+                <w:b w:val="0"/>
+                <w:i w:val="0"/>
+                <w:color w:val="1A1A1A"/>
+                <w:sz w:val="17"/>
+              </w:rPr>
+              <w:t xml:space="preserve"> is the corpus's verdict rather than the model's; a brief corroborated only on its vertical is refused; the transcript is re-retrieved per turn</w:t>
+            </w:r>
+          </w:p>
+        </w:tc>
+      </w:tr>
+      <w:tr>
+        <w:tc>
+          <w:tcPr>
+            <w:tcW w:type="dxa" w:w="1928"/>
+            <w:tcBorders>
+              <w:top w:val="single" w:sz="2" w:space="0" w:color="C8C8C8"/>
+              <w:left w:val="single" w:sz="2" w:space="0" w:color="C8C8C8"/>
+              <w:bottom w:val="single" w:sz="2" w:space="0" w:color="C8C8C8"/>
+              <w:right w:val="single" w:sz="2" w:space="0" w:color="C8C8C8"/>
+            </w:tcBorders>
+          </w:tcPr>
+          <w:p>
+            <w:pPr>
+              <w:spacing w:after="20" w:before="20"/>
+            </w:pPr>
+            <w:r>
+              <w:rPr>
+                <w:rFonts w:ascii="Consolas" w:hAnsi="Consolas"/>
+                <w:i w:val="0"/>
+                <w:color w:val="A83E00"/>
+                <w:sz w:val="15"/>
+              </w:rPr>
+              <w:t>test_deletion.py</w:t>
+            </w:r>
+          </w:p>
+        </w:tc>
+        <w:tc>
+          <w:tcPr>
+            <w:tcW w:type="dxa" w:w="7483"/>
+            <w:tcBorders>
+              <w:top w:val="single" w:sz="2" w:space="0" w:color="C8C8C8"/>
+              <w:left w:val="single" w:sz="2" w:space="0" w:color="C8C8C8"/>
+              <w:bottom w:val="single" w:sz="2" w:space="0" w:color="C8C8C8"/>
+              <w:right w:val="single" w:sz="2" w:space="0" w:color="C8C8C8"/>
+            </w:tcBorders>
+          </w:tcPr>
+          <w:p>
+            <w:pPr>
+              <w:spacing w:after="20" w:before="20"/>
+            </w:pPr>
+            <w:r>
+              <w:rPr>
+                <w:rFonts w:ascii="Calibri" w:hAnsi="Calibri"/>
+                <w:b w:val="0"/>
+                <w:i w:val="0"/>
+                <w:color w:val="1A1A1A"/>
+                <w:sz w:val="17"/>
+              </w:rPr>
+              <w:t>Signals survive and attachments do not; a folded duplicate leaves with its survivor; a plan that selected the space is named rather than blocking the delete; a path outside the database directory is refused</w:t>
             </w:r>
           </w:p>
         </w:tc>
@@ -25999,6 +32864,84 @@
               <w:t>radar brief OS012 --open                 # render the sales/presales PDF</w:t>
             </w:r>
           </w:p>
+          <w:p>
+            <w:pPr>
+              <w:spacing w:after="0" w:line="240" w:lineRule="auto"/>
+            </w:pPr>
+            <w:r>
+              <w:rPr>
+                <w:rFonts w:ascii="Consolas" w:hAnsi="Consolas"/>
+                <w:color w:val="1A1A1A"/>
+                <w:sz w:val="17"/>
+              </w:rPr>
+              <w:t xml:space="preserve"> </w:t>
+            </w:r>
+          </w:p>
+          <w:p>
+            <w:pPr>
+              <w:spacing w:after="0" w:line="240" w:lineRule="auto"/>
+            </w:pPr>
+            <w:r>
+              <w:rPr>
+                <w:rFonts w:ascii="Consolas" w:hAnsi="Consolas"/>
+                <w:color w:val="1A1A1A"/>
+                <w:sz w:val="17"/>
+              </w:rPr>
+              <w:t>radar plan --narrate --pdf               # five-year portfolio plan, prose and one PDF</w:t>
+            </w:r>
+          </w:p>
+          <w:p>
+            <w:pPr>
+              <w:spacing w:after="0" w:line="240" w:lineRule="auto"/>
+            </w:pPr>
+            <w:r>
+              <w:rPr>
+                <w:rFonts w:ascii="Consolas" w:hAnsi="Consolas"/>
+                <w:color w:val="1A1A1A"/>
+                <w:sz w:val="17"/>
+              </w:rPr>
+              <w:t>radar plan --source workflow --from-stage demand_tested   # plan the committed set</w:t>
+            </w:r>
+          </w:p>
+          <w:p>
+            <w:pPr>
+              <w:spacing w:after="0" w:line="240" w:lineRule="auto"/>
+            </w:pPr>
+            <w:r>
+              <w:rPr>
+                <w:rFonts w:ascii="Consolas" w:hAnsi="Consolas"/>
+                <w:color w:val="1A1A1A"/>
+                <w:sz w:val="17"/>
+              </w:rPr>
+              <w:t>radar plans                              # stored plans with their headline figures</w:t>
+            </w:r>
+          </w:p>
+          <w:p>
+            <w:pPr>
+              <w:spacing w:after="0" w:line="240" w:lineRule="auto"/>
+            </w:pPr>
+            <w:r>
+              <w:rPr>
+                <w:rFonts w:ascii="Consolas" w:hAnsi="Consolas"/>
+                <w:color w:val="1A1A1A"/>
+                <w:sz w:val="17"/>
+              </w:rPr>
+              <w:t>radar user list | add | passwd | remove | signout          # accounts and sessions</w:t>
+            </w:r>
+          </w:p>
+          <w:p>
+            <w:pPr>
+              <w:spacing w:after="0" w:line="240" w:lineRule="auto"/>
+            </w:pPr>
+            <w:r>
+              <w:rPr>
+                <w:rFonts w:ascii="Consolas" w:hAnsi="Consolas"/>
+                <w:color w:val="1A1A1A"/>
+                <w:sz w:val="17"/>
+              </w:rPr>
+              <w:t>radar delete-space OS123                 # prints the impact, then asks</w:t>
+            </w:r>
+          </w:p>
         </w:tc>
       </w:tr>
     </w:tbl>
@@ -26006,6 +32949,80 @@
       <w:pPr>
         <w:spacing w:after="60"/>
       </w:pPr>
+    </w:p>
+    <w:p>
+      <w:pPr>
+        <w:spacing w:after="140" w:before="0"/>
+      </w:pPr>
+      <w:r>
+        <w:rPr>
+          <w:rFonts w:ascii="Calibri" w:hAnsi="Calibri"/>
+          <w:b w:val="0"/>
+          <w:i w:val="0"/>
+          <w:color w:val="1A1A1A"/>
+          <w:sz w:val="21"/>
+        </w:rPr>
+        <w:t xml:space="preserve">Two commands have no CLI equivalent on purpose. </w:t>
+      </w:r>
+      <w:r>
+        <w:rPr>
+          <w:rFonts w:ascii="Calibri" w:hAnsi="Calibri"/>
+          <w:b/>
+          <w:i w:val="0"/>
+          <w:color w:val="1A1A1A"/>
+          <w:sz w:val="21"/>
+        </w:rPr>
+        <w:t>Pre-sales collateral</w:t>
+      </w:r>
+      <w:r>
+        <w:rPr>
+          <w:rFonts w:ascii="Calibri" w:hAnsi="Calibri"/>
+          <w:b w:val="0"/>
+          <w:i w:val="0"/>
+          <w:color w:val="1A1A1A"/>
+          <w:sz w:val="21"/>
+        </w:rPr>
+        <w:t xml:space="preserve"> is built through the API only, because every piece is bound to a snapshot of the space and the format is a choice a reader makes at the moment of asking; a batch that pre-built all twelve in all their formats would produce sixty files, most of them stale before anyone opened one. And </w:t>
+      </w:r>
+      <w:r>
+        <w:rPr>
+          <w:rFonts w:ascii="Calibri" w:hAnsi="Calibri"/>
+          <w:b/>
+          <w:i w:val="0"/>
+          <w:color w:val="1A1A1A"/>
+          <w:sz w:val="21"/>
+        </w:rPr>
+        <w:t>accounts cannot be created by the running application</w:t>
+      </w:r>
+      <w:r>
+        <w:rPr>
+          <w:rFonts w:ascii="Calibri" w:hAnsi="Calibri"/>
+          <w:b w:val="0"/>
+          <w:i w:val="0"/>
+          <w:color w:val="1A1A1A"/>
+          <w:sz w:val="21"/>
+        </w:rPr>
+        <w:t xml:space="preserve"> — </w:t>
+      </w:r>
+      <w:r>
+        <w:rPr>
+          <w:rFonts w:ascii="Consolas" w:hAnsi="Consolas"/>
+          <w:i w:val="0"/>
+          <w:color w:val="A83E00"/>
+          <w:sz w:val="19"/>
+        </w:rPr>
+        <w:t>radar user</w:t>
+      </w:r>
+      <w:r>
+        <w:rPr>
+          <w:rFonts w:ascii="Calibri" w:hAnsi="Calibri"/>
+          <w:b w:val="0"/>
+          <w:i w:val="0"/>
+          <w:color w:val="1A1A1A"/>
+          <w:sz w:val="21"/>
+        </w:rPr>
+        <w:t xml:space="preserve"> is the only route in, so a hijacked session cannot mint itself a permanent login.</w:t>
+      </w:r>
     </w:p>
     <w:p>
       <w:pPr>
